--- a/downloads/student/ai-7-week-20.docx
+++ b/downloads/student/ai-7-week-20.docx
@@ -777,6 +777,16 @@
     <w:p>
       <w:r>
         <w:t>Small groups or unusual records may still be identifiable without names; evaluate re-identification risk.</w:t>
+      </w:r>
+    </w:p>
+    <w:p>
+      <w:r>
+        <w:t>Read the labelled picture: Point to the analysis table and the restricted identity key. Why are the codes pseudonymous rather than guaranteed anonymous, and what changes if the key is published?</w:t>
+      </w:r>
+    </w:p>
+    <w:p>
+      <w:r>
+        <w:t>Change one thing: Publish the identity key with the analysis table. Predict the result before checking the explanation. What remains the same?</w:t>
       </w:r>
     </w:p>
     <w:p>
@@ -1875,6 +1885,187 @@
         <w:t>Attempt the independent case before hints. Record whether you worked alone, used a hint or followed a model. After feedback, fix the first unsupported step and explain why it changed. A later check uses a changed case, not a copied answer.</w:t>
       </w:r>
     </w:p>
+    <w:p>
+      <w:pPr>
+        <w:pStyle w:val="Heading1"/>
+      </w:pPr>
+      <w:r>
+        <w:t>15. Your lesson route</w:t>
+      </w:r>
+    </w:p>
+    <w:p>
+      <w:r>
+        <w:t>Start with this question: Govern data by purpose and access. A fictional project needs task scores and random participant codes, but not names.</w:t>
+      </w:r>
+    </w:p>
+    <w:tbl>
+      <w:tblPr>
+        <w:tblStyle w:val="LightShading-Accent1"/>
+        <w:tblW w:type="auto" w:w="0"/>
+        <w:tblLook w:firstColumn="1" w:firstRow="1" w:lastColumn="0" w:lastRow="0" w:noHBand="0" w:noVBand="1" w:val="04A0"/>
+      </w:tblPr>
+      <w:tblGrid>
+        <w:gridCol w:w="5112"/>
+        <w:gridCol w:w="5112"/>
+      </w:tblGrid>
+      <w:tr>
+        <w:trPr>
+          <w:tblHeader/>
+        </w:trPr>
+        <w:tc>
+          <w:tcPr>
+            <w:tcW w:type="dxa" w:w="5112"/>
+          </w:tcPr>
+          <w:p>
+            <w:r>
+              <w:t>By the end, I can</w:t>
+            </w:r>
+          </w:p>
+        </w:tc>
+        <w:tc>
+          <w:tcPr>
+            <w:tcW w:type="dxa" w:w="5112"/>
+          </w:tcPr>
+          <w:p>
+            <w:r>
+              <w:t>How I will show it</w:t>
+            </w:r>
+          </w:p>
+        </w:tc>
+      </w:tr>
+      <w:tr>
+        <w:tc>
+          <w:tcPr>
+            <w:tcW w:type="dxa" w:w="5112"/>
+          </w:tcPr>
+          <w:p>
+            <w:r>
+              <w:t>Explain the mechanism and terminology of privacy and data governance</w:t>
+            </w:r>
+          </w:p>
+        </w:tc>
+        <w:tc>
+          <w:tcPr>
+            <w:tcW w:type="dxa" w:w="5112"/>
+          </w:tcPr>
+          <w:p>
+            <w:r>
+              <w:t>Explain the deciding step, show a trace or test, and state one limit.</w:t>
+            </w:r>
+          </w:p>
+        </w:tc>
+      </w:tr>
+      <w:tr>
+        <w:tc>
+          <w:tcPr>
+            <w:tcW w:type="dxa" w:w="5112"/>
+          </w:tcPr>
+          <w:p>
+            <w:r>
+              <w:t>Apply the stated procedure to a new case with a traceable result</w:t>
+            </w:r>
+          </w:p>
+        </w:tc>
+        <w:tc>
+          <w:tcPr>
+            <w:tcW w:type="dxa" w:w="5112"/>
+          </w:tcPr>
+          <w:p>
+            <w:r>
+              <w:t>Explain the deciding step, show a trace or test, and state one limit.</w:t>
+            </w:r>
+          </w:p>
+        </w:tc>
+      </w:tr>
+      <w:tr>
+        <w:tc>
+          <w:tcPr>
+            <w:tcW w:type="dxa" w:w="5112"/>
+          </w:tcPr>
+          <w:p>
+            <w:r>
+              <w:t>Identify an assumption or limitation and design a revealing follow-up</w:t>
+            </w:r>
+          </w:p>
+        </w:tc>
+        <w:tc>
+          <w:tcPr>
+            <w:tcW w:type="dxa" w:w="5112"/>
+          </w:tcPr>
+          <w:p>
+            <w:r>
+              <w:t>Explain the deciding step, show a trace or test, and state one limit.</w:t>
+            </w:r>
+          </w:p>
+        </w:tc>
+      </w:tr>
+    </w:tbl>
+    <w:p>
+      <w:r>
+        <w:t>Remember → watch and explain → try with help → investigate → try independently → keep project evidence. Your teacher may spread this lesson across several classes.</w:t>
+      </w:r>
+    </w:p>
+    <w:p>
+      <w:r>
+        <w:t>Keep your first prediction. Compare it with what the evidence shows and explain any change.</w:t>
+      </w:r>
+    </w:p>
+    <w:p>
+      <w:pPr>
+        <w:pStyle w:val="Heading1"/>
+      </w:pPr>
+      <w:r>
+        <w:t>16. Finish and return</w:t>
+      </w:r>
+    </w:p>
+    <w:p>
+      <w:r>
+        <w:t>Close your notes. Explain this goal in your own words: Explain the mechanism and terminology of privacy and data governance</w:t>
+      </w:r>
+    </w:p>
+    <w:p>
+      <w:pPr>
+        <w:pStyle w:val="Heading3"/>
+      </w:pPr>
+      <w:r>
+        <w:t>My deciding step, evidence and one remaining question</w:t>
+      </w:r>
+    </w:p>
+    <w:p>
+      <w:r>
+        <w:t>________________________________________________________________</w:t>
+      </w:r>
+    </w:p>
+    <w:p>
+      <w:r>
+        <w:t>________________________________________________________________</w:t>
+      </w:r>
+    </w:p>
+    <w:p>
+      <w:r>
+        <w:t>________________________________________________________________</w:t>
+      </w:r>
+    </w:p>
+    <w:p>
+      <w:r>
+        <w:t>________________________________________________________________</w:t>
+      </w:r>
+    </w:p>
+    <w:p>
+      <w:r>
+        <w:t>________________________________________________________________</w:t>
+      </w:r>
+    </w:p>
+    <w:p>
+      <w:r>
+        <w:t>If you are unsure, return to the worked picture and explain one arrow. If you are ready, change an input or assumption and justify your prediction.</w:t>
+      </w:r>
+    </w:p>
+    <w:p>
+      <w:r>
+        <w:t>Save your workbook evidence. At the next review, try a different case before opening your old answer.</w:t>
+      </w:r>
+    </w:p>
     <w:sectPr>
       <w:pgSz w:w="12240" w:h="15840"/>
       <w:pgMar w:top="936" w:right="1008" w:bottom="936" w:left="1008" w:header="720" w:footer="720" w:gutter="0"/>

--- a/downloads/student/ai-7-week-20.docx
+++ b/downloads/student/ai-7-week-20.docx
@@ -2066,6 +2066,202 @@
         <w:t>Save your workbook evidence. At the next review, try a different case before opening your old answer.</w:t>
       </w:r>
     </w:p>
+    <w:p>
+      <w:pPr>
+        <w:pStyle w:val="Heading1"/>
+      </w:pPr>
+      <w:r>
+        <w:t>17. Supported practice, repair and portfolio</w:t>
+      </w:r>
+    </w:p>
+    <w:p>
+      <w:r>
+        <w:t>Use this supported practice once, in the browser or on paper. Keep the reserved independent assessment for a separate first attempt before teacher feedback.</w:t>
+      </w:r>
+    </w:p>
+    <w:p>
+      <w:r>
+        <w:t>Govern data by purpose and access. A fictional project needs task scores and random participant codes, but not names.</w:t>
+      </w:r>
+    </w:p>
+    <w:p>
+      <w:pPr>
+        <w:pStyle w:val="Heading3"/>
+      </w:pPr>
+      <w:r>
+        <w:t>Practice 1: explain the deciding evidence</w:t>
+      </w:r>
+    </w:p>
+    <w:p>
+      <w:r>
+        <w:t>Which labelled step matches this detail? Apply the approved deletion schedule to both stores and listed copies.</w:t>
+      </w:r>
+    </w:p>
+    <w:p>
+      <w:r>
+        <w:t>1. Define retention</w:t>
+      </w:r>
+    </w:p>
+    <w:p>
+      <w:r>
+        <w:t>2. Separate tables</w:t>
+      </w:r>
+    </w:p>
+    <w:p>
+      <w:r>
+        <w:t>3. Limit access</w:t>
+      </w:r>
+    </w:p>
+    <w:p>
+      <w:pPr>
+        <w:pStyle w:val="Heading3"/>
+      </w:pPr>
+      <w:r>
+        <w:t>My selected conclusion, deciding fact and explanation</w:t>
+      </w:r>
+    </w:p>
+    <w:p>
+      <w:r>
+        <w:t>________________________________________________________________</w:t>
+      </w:r>
+    </w:p>
+    <w:p>
+      <w:r>
+        <w:t>________________________________________________________________</w:t>
+      </w:r>
+    </w:p>
+    <w:p>
+      <w:r>
+        <w:t>________________________________________________________________</w:t>
+      </w:r>
+    </w:p>
+    <w:p>
+      <w:r>
+        <w:t>________________________________________________________________</w:t>
+      </w:r>
+    </w:p>
+    <w:p>
+      <w:r>
+        <w:t>________________________________________________________________</w:t>
+      </w:r>
+    </w:p>
+    <w:p>
+      <w:r>
+        <w:t>Hint if needed: Read the steps in the pictorial case. Match the supplied detail to the stage that performs or records it.</w:t>
+      </w:r>
+    </w:p>
+    <w:p>
+      <w:r>
+        <w:t>After your attempt, compare with the supported explanation: Define retention Apply the approved deletion schedule to both stores and listed copies. Pseudonymous codes reduce routine exposure but are not the same as irreversible anonymity. Governance specifies purpose, readers, locations and retention.</w:t>
+      </w:r>
+    </w:p>
+    <w:p>
+      <w:pPr>
+        <w:pStyle w:val="Heading3"/>
+      </w:pPr>
+      <w:r>
+        <w:t>Practice 2: explain the deciding evidence</w:t>
+      </w:r>
+    </w:p>
+    <w:p>
+      <w:r>
+        <w:t>Changed-case practice: Publish the identity key with the analysis table. Which conclusion is supported by the supplied facts?</w:t>
+      </w:r>
+    </w:p>
+    <w:p>
+      <w:r>
+        <w:t>1. The records become directly linkable to names and breach this access design.</w:t>
+      </w:r>
+    </w:p>
+    <w:p>
+      <w:r>
+        <w:t>2. We can decide the result without examining the changed input or the procedure.</w:t>
+      </w:r>
+    </w:p>
+    <w:p>
+      <w:r>
+        <w:t>3. This one example guarantees correct results for every future input.</w:t>
+      </w:r>
+    </w:p>
+    <w:p>
+      <w:pPr>
+        <w:pStyle w:val="Heading3"/>
+      </w:pPr>
+      <w:r>
+        <w:t>My selected conclusion, deciding fact and explanation</w:t>
+      </w:r>
+    </w:p>
+    <w:p>
+      <w:r>
+        <w:t>________________________________________________________________</w:t>
+      </w:r>
+    </w:p>
+    <w:p>
+      <w:r>
+        <w:t>________________________________________________________________</w:t>
+      </w:r>
+    </w:p>
+    <w:p>
+      <w:r>
+        <w:t>________________________________________________________________</w:t>
+      </w:r>
+    </w:p>
+    <w:p>
+      <w:r>
+        <w:t>________________________________________________________________</w:t>
+      </w:r>
+    </w:p>
+    <w:p>
+      <w:r>
+        <w:t>________________________________________________________________</w:t>
+      </w:r>
+    </w:p>
+    <w:p>
+      <w:r>
+        <w:t>Hint if needed: Use the changed condition and the deciding step in the pictorial trace. The answer must say what follows from those facts.</w:t>
+      </w:r>
+    </w:p>
+    <w:p>
+      <w:r>
+        <w:t>After your attempt, compare with the supported explanation: The records become directly linkable to names and breach this access design. Separation only helps while the linkage key remains restricted.</w:t>
+      </w:r>
+    </w:p>
+    <w:p>
+      <w:pPr>
+        <w:pStyle w:val="Heading3"/>
+      </w:pPr>
+      <w:r>
+        <w:t>Repair a missing building block</w:t>
+      </w:r>
+    </w:p>
+    <w:p>
+      <w:r>
+        <w:t>Review Research ethics and consent (ai-7/19). Goal: Explain the mechanism and terminology of research ethics and consent. Short practice: Identify which uses the drawing consent permits and excludes. Can the unrelated project reuse the drawings under this agreement, and what new authorisation would be needed?. Return to this week and explain what you changed.</w:t>
+      </w:r>
+    </w:p>
+    <w:p>
+      <w:r>
+        <w:t>Review Sensitivity analysis (ai-7/17). Goal: Explain the mechanism and terminology of sensitivity analysis. Short practice: Classify 0.4, 0.6 and 0.8 at cutoffs 0.5, 0.7 and exactly 0.6. Which equality rule decides the boundary, and can these unlabelled scores identify the best cutoff?. Return to this week and explain what you changed.</w:t>
+      </w:r>
+    </w:p>
+    <w:p>
+      <w:r>
+        <w:t>Review Statistical tests and assumptions (ai-7/14). Goal: Explain the mechanism and terminology of statistical tests and assumptions. Short practice: Calculate each paired difference and the observed sum. Count null arrangements with absolute sum at least four, compute p, and explain the decision at threshold 0.05.. Return to this week and explain what you changed.</w:t>
+      </w:r>
+    </w:p>
+    <w:p>
+      <w:pPr>
+        <w:pStyle w:val="Heading3"/>
+      </w:pPr>
+      <w:r>
+        <w:t>Keep your completed work</w:t>
+      </w:r>
+    </w:p>
+    <w:p>
+      <w:r>
+        <w:t>Use Download completed work in the hosted lesson to export your answers, reflections, practice feedback and code-run evidence. Open the HTML copy to read or print it. Drafts stay in this browser when storage is available; clear drafts on a shared device.</w:t>
+      </w:r>
+    </w:p>
     <w:sectPr>
       <w:pgSz w:w="12240" w:h="15840"/>
       <w:pgMar w:top="936" w:right="1008" w:bottom="936" w:left="1008" w:header="720" w:footer="720" w:gutter="0"/>

--- a/downloads/student/ai-7-week-20.docx
+++ b/downloads/student/ai-7-week-20.docx
@@ -42,6 +42,11 @@
       </w:r>
     </w:p>
     <w:p>
+      <w:r>
+        <w:t>Start with the target: Explain the mechanism and terminology of privacy and data governance. Try the recall before opening notes.</w:t>
+      </w:r>
+    </w:p>
+    <w:p>
       <w:pPr>
         <w:pStyle w:val="Heading3"/>
       </w:pPr>
@@ -50,17 +55,59 @@
       </w:r>
     </w:p>
     <w:p>
-      <w:r>
-        <w:t>I can explain the mechanism and terminology of privacy and data governance.</w:t>
-      </w:r>
-    </w:p>
-    <w:p>
-      <w:r>
+      <w:pPr>
+        <w:spacing w:line="336" w:lineRule="auto" w:after="180"/>
+      </w:pPr>
+      <w:r>
+        <w:rPr>
+          <w:b w:val="0"/>
+        </w:rPr>
+        <w:t xml:space="preserve">I can explain the </w:t>
+      </w:r>
+      <w:r>
+        <w:rPr>
+          <w:b/>
+        </w:rPr>
+        <w:t>mechanism</w:t>
+      </w:r>
+      <w:r>
+        <w:rPr>
+          <w:b w:val="0"/>
+        </w:rPr>
+        <w:t xml:space="preserve"> and terminology of privacy and </w:t>
+      </w:r>
+      <w:r>
+        <w:rPr>
+          <w:b/>
+        </w:rPr>
+        <w:t>data governance</w:t>
+      </w:r>
+      <w:r>
+        <w:rPr>
+          <w:b w:val="0"/>
+        </w:rPr>
+        <w:t>.</w:t>
+      </w:r>
+    </w:p>
+    <w:p>
+      <w:pPr>
+        <w:spacing w:line="336" w:lineRule="auto" w:after="180"/>
+      </w:pPr>
+      <w:r>
+        <w:rPr>
+          <w:b w:val="0"/>
+        </w:rPr>
         <w:t>I can apply the stated procedure to a new case with a traceable result.</w:t>
       </w:r>
     </w:p>
     <w:p>
-      <w:r>
+      <w:pPr>
+        <w:spacing w:line="336" w:lineRule="auto" w:after="180"/>
+      </w:pPr>
+      <w:r>
+        <w:rPr>
+          <w:b w:val="0"/>
+        </w:rPr>
         <w:t>I can identify an assumption or limitation and design a revealing follow-up.</w:t>
       </w:r>
     </w:p>
@@ -73,47 +120,131 @@
       </w:r>
     </w:p>
     <w:p>
-      <w:r>
+      <w:pPr>
+        <w:spacing w:line="336" w:lineRule="auto" w:after="180"/>
+      </w:pPr>
+      <w:r>
+        <w:rPr>
+          <w:b w:val="0"/>
+        </w:rPr>
         <w:t>Close your notes first. A rough first answer helps us choose the right starting point; it is not a score for your ability.</w:t>
       </w:r>
     </w:p>
     <w:p>
-      <w:r>
+      <w:pPr>
+        <w:spacing w:line="336" w:lineRule="auto" w:after="180"/>
+      </w:pPr>
+      <w:r>
+        <w:rPr>
+          <w:b w:val="0"/>
+        </w:rPr>
         <w:t>Without opening the old lesson, explain one key idea from Research ethics and consent. Give an example and a mistake that the idea helps you avoid.</w:t>
       </w:r>
     </w:p>
     <w:p>
-      <w:r>
+      <w:pPr>
+        <w:spacing w:line="336" w:lineRule="auto" w:after="180"/>
+      </w:pPr>
+      <w:r>
+        <w:rPr>
+          <w:b w:val="0"/>
+        </w:rPr>
         <w:t>Without opening the old lesson, explain one key idea from Sensitivity analysis. Give an example and a mistake that the idea helps you avoid.</w:t>
       </w:r>
     </w:p>
     <w:p>
-      <w:r>
+      <w:pPr>
+        <w:spacing w:line="336" w:lineRule="auto" w:after="180"/>
+      </w:pPr>
+      <w:r>
+        <w:rPr>
+          <w:b w:val="0"/>
+        </w:rPr>
         <w:t>Without opening the old lesson, explain one key idea from Statistical tests and assumptions. Give an example and a mistake that the idea helps you avoid.</w:t>
       </w:r>
     </w:p>
     <w:p>
-      <w:r>
-        <w:t>After trying, check the relevant lesson or ask your teacher. Change the part of your explanation that the evidence shows was wrong.</w:t>
-      </w:r>
-    </w:p>
-    <w:p>
-      <w:r>
+      <w:pPr>
+        <w:spacing w:line="336" w:lineRule="auto" w:after="180"/>
+      </w:pPr>
+      <w:r>
+        <w:rPr>
+          <w:b w:val="0"/>
+        </w:rPr>
+        <w:t xml:space="preserve">After trying, check the relevant lesson or ask your teacher. Change the part of your explanation that the </w:t>
+      </w:r>
+      <w:r>
+        <w:rPr>
+          <w:b/>
+        </w:rPr>
+        <w:t>evidence</w:t>
+      </w:r>
+      <w:r>
+        <w:rPr>
+          <w:b w:val="0"/>
+        </w:rPr>
+        <w:t xml:space="preserve"> shows was wrong.</w:t>
+      </w:r>
+    </w:p>
+    <w:p>
+      <w:pPr>
+        <w:spacing w:line="336" w:lineRule="auto" w:after="180"/>
+      </w:pPr>
+      <w:r>
+        <w:rPr>
+          <w:b w:val="0"/>
+        </w:rPr>
         <w:t>This week you will practise:</w:t>
       </w:r>
     </w:p>
     <w:p>
-      <w:r>
-        <w:t>Explain the mechanism and terminology of privacy and data governance</w:t>
-      </w:r>
-    </w:p>
-    <w:p>
-      <w:r>
+      <w:pPr>
+        <w:spacing w:line="336" w:lineRule="auto" w:after="180"/>
+      </w:pPr>
+      <w:r>
+        <w:rPr>
+          <w:b w:val="0"/>
+        </w:rPr>
+        <w:t xml:space="preserve">Explain the </w:t>
+      </w:r>
+      <w:r>
+        <w:rPr>
+          <w:b/>
+        </w:rPr>
+        <w:t>mechanism</w:t>
+      </w:r>
+      <w:r>
+        <w:rPr>
+          <w:b w:val="0"/>
+        </w:rPr>
+        <w:t xml:space="preserve"> and terminology of privacy and </w:t>
+      </w:r>
+      <w:r>
+        <w:rPr>
+          <w:b/>
+        </w:rPr>
+        <w:t>data governance</w:t>
+      </w:r>
+    </w:p>
+    <w:p>
+      <w:pPr>
+        <w:spacing w:line="336" w:lineRule="auto" w:after="180"/>
+      </w:pPr>
+      <w:r>
+        <w:rPr>
+          <w:b w:val="0"/>
+        </w:rPr>
         <w:t>Apply the stated procedure to a new case with a traceable result</w:t>
       </w:r>
     </w:p>
     <w:p>
-      <w:r>
+      <w:pPr>
+        <w:spacing w:line="336" w:lineRule="auto" w:after="180"/>
+      </w:pPr>
+      <w:r>
+        <w:rPr>
+          <w:b w:val="0"/>
+        </w:rPr>
         <w:t>Identify an assumption or limitation and design a revealing follow-up</w:t>
       </w:r>
     </w:p>
@@ -126,8 +257,38 @@
       </w:r>
     </w:p>
     <w:p>
-      <w:r>
-        <w:t>Recall Research ethics and consent. Explain why a recorded result needs its input conditions and evidence source before it can support a claim.</w:t>
+      <w:pPr>
+        <w:spacing w:line="336" w:lineRule="auto" w:after="180"/>
+      </w:pPr>
+      <w:r>
+        <w:rPr>
+          <w:b w:val="0"/>
+        </w:rPr>
+        <w:t xml:space="preserve">Recall Research ethics and consent. Explain why a recorded result needs its </w:t>
+      </w:r>
+      <w:r>
+        <w:rPr>
+          <w:b/>
+        </w:rPr>
+        <w:t>input</w:t>
+      </w:r>
+      <w:r>
+        <w:rPr>
+          <w:b w:val="0"/>
+        </w:rPr>
+        <w:t xml:space="preserve"> conditions and </w:t>
+      </w:r>
+      <w:r>
+        <w:rPr>
+          <w:b/>
+        </w:rPr>
+        <w:t>evidence</w:t>
+      </w:r>
+      <w:r>
+        <w:rPr>
+          <w:b w:val="0"/>
+        </w:rPr>
+        <w:t xml:space="preserve"> source before it can support a claim.</w:t>
       </w:r>
     </w:p>
     <w:p>
@@ -162,8 +323,26 @@
       </w:r>
     </w:p>
     <w:p>
-      <w:r>
-        <w:t>Explain privacy and data governance using the records and boundaries of this fictional investigation.</w:t>
+      <w:pPr>
+        <w:spacing w:line="336" w:lineRule="auto" w:after="180"/>
+      </w:pPr>
+      <w:r>
+        <w:rPr>
+          <w:b w:val="0"/>
+        </w:rPr>
+        <w:t xml:space="preserve">Explain privacy and </w:t>
+      </w:r>
+      <w:r>
+        <w:rPr>
+          <w:b/>
+        </w:rPr>
+        <w:t>data governance</w:t>
+      </w:r>
+      <w:r>
+        <w:rPr>
+          <w:b w:val="0"/>
+        </w:rPr>
+        <w:t xml:space="preserve"> using the records and boundaries of this fictional investigation.</w:t>
       </w:r>
     </w:p>
     <w:p>
@@ -176,12 +355,46 @@
     </w:p>
     <w:p>
       <w:r>
-        <w:t>Data governance specifies who may use which records, for what purpose and for how long. Coded data can still be reidentifiable.</w:t>
-      </w:r>
-    </w:p>
-    <w:p>
-      <w:r>
-        <w:t>Begin by writing the question the procedure is intended to answer. Identify the information already supplied, the information it will produce and the information still missing. These are constructed classroom examples; they do not require live accounts, private records or an external service. Do not treat a plausible explanation as a measured outcome.</w:t>
+        <w:t>Investigate the supplied Privacy and data governance case. Separate observations, given facts and assumptions before choosing an explanation.</w:t>
+      </w:r>
+    </w:p>
+    <w:p>
+      <w:pPr>
+        <w:spacing w:line="336" w:lineRule="auto" w:after="180"/>
+      </w:pPr>
+      <w:r>
+        <w:rPr>
+          <w:b/>
+        </w:rPr>
+        <w:t>Data governance</w:t>
+      </w:r>
+      <w:r>
+        <w:rPr>
+          <w:b w:val="0"/>
+        </w:rPr>
+        <w:t xml:space="preserve"> specifies who may use which records, for what purpose and for how long. Coded data can still be reidentifiable.</w:t>
+      </w:r>
+    </w:p>
+    <w:p>
+      <w:pPr>
+        <w:spacing w:line="336" w:lineRule="auto" w:after="180"/>
+      </w:pPr>
+      <w:r>
+        <w:rPr>
+          <w:b w:val="0"/>
+        </w:rPr>
+        <w:t>Begin by writing the question the procedure is intended to answer. Identify the information already supplied, the information it will produce and the information still missing.</w:t>
+      </w:r>
+    </w:p>
+    <w:p>
+      <w:pPr>
+        <w:spacing w:line="336" w:lineRule="auto" w:after="180"/>
+      </w:pPr>
+      <w:r>
+        <w:rPr>
+          <w:b w:val="0"/>
+        </w:rPr>
+        <w:t>These are constructed classroom examples; they do not require live accounts, private records or an external service. Do not treat a plausible explanation as a measured outcome.</w:t>
       </w:r>
     </w:p>
     <w:p>
@@ -217,6 +430,17 @@
     </w:p>
     <w:p>
       <w:r>
+        <w:t>Follow the mechanism for Privacy and data governance. Connect each labelled input, deciding step and result.</w:t>
+      </w:r>
+    </w:p>
+    <w:p>
+      <w:pPr>
+        <w:spacing w:line="336" w:lineRule="auto" w:after="180"/>
+      </w:pPr>
+      <w:r>
+        <w:rPr>
+          <w:b w:val="0"/>
+        </w:rPr>
         <w:t>For fictional records separate participant-code table from analysis values; limit access and retention. Remove unnecessary fields and small-group details before a permitted aggregate export.</w:t>
       </w:r>
     </w:p>
@@ -313,8 +537,49 @@
       </w:r>
     </w:p>
     <w:p>
-      <w:r>
-        <w:t>Before applying the procedure, write its units, denominator or decision boundary where relevant. A partner should be able to repeat each step using the same inputs. If a required input is absent or violates the stated contract, record that condition explicitly instead of quietly replacing it with a convenient value.</w:t>
+      <w:pPr>
+        <w:spacing w:line="336" w:lineRule="auto" w:after="180"/>
+      </w:pPr>
+      <w:r>
+        <w:rPr>
+          <w:b w:val="0"/>
+        </w:rPr>
+        <w:t xml:space="preserve">Before applying the procedure, write its units, denominator or decision boundary where relevant. A partner should be able to repeat each step using the same </w:t>
+      </w:r>
+      <w:r>
+        <w:rPr>
+          <w:b/>
+        </w:rPr>
+        <w:t>input</w:t>
+      </w:r>
+      <w:r>
+        <w:rPr>
+          <w:b w:val="0"/>
+        </w:rPr>
+        <w:t>s.</w:t>
+      </w:r>
+    </w:p>
+    <w:p>
+      <w:pPr>
+        <w:spacing w:line="336" w:lineRule="auto" w:after="180"/>
+      </w:pPr>
+      <w:r>
+        <w:rPr>
+          <w:b w:val="0"/>
+        </w:rPr>
+        <w:t xml:space="preserve">If a required </w:t>
+      </w:r>
+      <w:r>
+        <w:rPr>
+          <w:b/>
+        </w:rPr>
+        <w:t>input</w:t>
+      </w:r>
+      <w:r>
+        <w:rPr>
+          <w:b w:val="0"/>
+        </w:rPr>
+        <w:t xml:space="preserve"> is absent or violates the stated contract, record that condition explicitly instead of quietly replacing it with a convenient value.</w:t>
       </w:r>
     </w:p>
     <w:p>
@@ -326,8 +591,26 @@
       </w:r>
     </w:p>
     <w:p>
-      <w:r>
-        <w:t>Point to the input, the deciding step and the result in this week’s visual. Explain the same step in ordinary words. A picture helps when you can say what each part represents.</w:t>
+      <w:pPr>
+        <w:spacing w:line="336" w:lineRule="auto" w:after="180"/>
+      </w:pPr>
+      <w:r>
+        <w:rPr>
+          <w:b w:val="0"/>
+        </w:rPr>
+        <w:t xml:space="preserve">Point to the </w:t>
+      </w:r>
+      <w:r>
+        <w:rPr>
+          <w:b/>
+        </w:rPr>
+        <w:t>input</w:t>
+      </w:r>
+      <w:r>
+        <w:rPr>
+          <w:b w:val="0"/>
+        </w:rPr>
+        <w:t>, the deciding step and the result in this week’s visual. Explain the same step in ordinary words. A picture helps when you can say what each part represents.</w:t>
       </w:r>
     </w:p>
     <w:p>
@@ -339,6 +622,11 @@
       </w:r>
     </w:p>
     <w:p>
+      <w:r>
+        <w:t>Compare the supplied cases for Privacy and data governance. Identify the detail that changes the conclusion.</w:t>
+      </w:r>
+    </w:p>
+    <w:p>
       <w:pPr>
         <w:pStyle w:val="Heading3"/>
       </w:pPr>
@@ -347,7 +635,13 @@
       </w:r>
     </w:p>
     <w:p>
-      <w:r>
+      <w:pPr>
+        <w:spacing w:line="336" w:lineRule="auto" w:after="180"/>
+      </w:pPr>
+      <w:r>
+        <w:rPr>
+          <w:b w:val="0"/>
+        </w:rPr>
         <w:t>Export has coded ID, exact birth date, classroom and rare condition. Team calls it anonymous because names are removed. Show the intermediate steps and give the conclusion with its scope.</w:t>
       </w:r>
     </w:p>
@@ -393,17 +687,68 @@
       </w:r>
     </w:p>
     <w:p>
-      <w:r>
+      <w:pPr>
+        <w:pStyle w:val="Heading3"/>
+      </w:pPr>
+      <w:r>
+        <w:t>Change one thing</w:t>
+      </w:r>
+    </w:p>
+    <w:p>
+      <w:pPr>
+        <w:spacing w:line="336" w:lineRule="auto" w:after="180"/>
+        <w:shd w:fill="F5F1FB"/>
+      </w:pPr>
+      <w:r>
+        <w:rPr>
+          <w:b w:val="0"/>
+        </w:rPr>
         <w:t>Change: Publish the identity key with the analysis table.</w:t>
       </w:r>
     </w:p>
     <w:p>
-      <w:r>
-        <w:t>Prediction: The records become directly linkable to names and breach this access design.</w:t>
-      </w:r>
-    </w:p>
-    <w:p>
-      <w:r>
+      <w:pPr>
+        <w:pStyle w:val="Heading3"/>
+      </w:pPr>
+      <w:r>
+        <w:t>Predicted result</w:t>
+      </w:r>
+    </w:p>
+    <w:p>
+      <w:pPr>
+        <w:spacing w:line="336" w:lineRule="auto" w:after="180"/>
+        <w:shd w:fill="F1F6FC"/>
+      </w:pPr>
+      <w:r>
+        <w:rPr>
+          <w:b/>
+        </w:rPr>
+        <w:t>Prediction</w:t>
+      </w:r>
+      <w:r>
+        <w:rPr>
+          <w:b w:val="0"/>
+        </w:rPr>
+        <w:t>: The records become directly linkable to names and breach this access design.</w:t>
+      </w:r>
+    </w:p>
+    <w:p>
+      <w:pPr>
+        <w:pStyle w:val="Heading3"/>
+      </w:pPr>
+      <w:r>
+        <w:t>Why the result follows</w:t>
+      </w:r>
+    </w:p>
+    <w:p>
+      <w:pPr>
+        <w:spacing w:line="336" w:lineRule="auto" w:after="180"/>
+        <w:shd w:fill="F1F6FC"/>
+      </w:pPr>
+      <w:r>
+        <w:rPr>
+          <w:b w:val="0"/>
+        </w:rPr>
         <w:t>Reason: Separation only helps while the linkage key remains restricted.</w:t>
       </w:r>
     </w:p>
@@ -413,6 +758,11 @@
       </w:pPr>
       <w:r>
         <w:t>05. Words that unlock the idea</w:t>
+      </w:r>
+    </w:p>
+    <w:p>
+      <w:r>
+        <w:t>Use the vocabulary of Privacy and data governance to explain a concrete decision, rather than only memorising definitions.</w:t>
       </w:r>
     </w:p>
     <w:tbl>
@@ -550,29 +900,115 @@
     </w:p>
     <w:p>
       <w:r>
+        <w:t>Follow the worked trace for Privacy and data governance, predict a step, then compare with its explanation.</w:t>
+      </w:r>
+    </w:p>
+    <w:p>
+      <w:pPr>
+        <w:spacing w:line="336" w:lineRule="auto" w:after="180"/>
+      </w:pPr>
+      <w:r>
+        <w:rPr>
+          <w:b w:val="0"/>
+        </w:rPr>
         <w:t>Export has coded ID, exact birth date, classroom and rare condition. Team calls it anonymous because names are removed.</w:t>
       </w:r>
     </w:p>
     <w:p>
-      <w:r>
+      <w:pPr>
+        <w:spacing w:line="336" w:lineRule="auto" w:after="180"/>
+      </w:pPr>
+      <w:r>
+        <w:rPr>
+          <w:b w:val="0"/>
+        </w:rPr>
         <w:t>The combination can remain identifying; coded is not necessarily anonymous. Minimise fields and assess disclosure under the declared policy.</w:t>
       </w:r>
     </w:p>
     <w:p>
-      <w:r>
-        <w:t>Compare the intermediate evidence with the final statement. Explain why each number or decision follows from the stated inputs. The conclusion belongs to this scenario and procedure; changing the inputs, evaluation population or authority can change what it establishes. Retain the raw record so a later revision can be compared honestly.</w:t>
-      </w:r>
-    </w:p>
-    <w:p>
       <w:pPr>
         <w:pStyle w:val="Heading3"/>
       </w:pPr>
       <w:r>
+        <w:t>Worked explanation · Privacy and data governance</w:t>
+      </w:r>
+    </w:p>
+    <w:p>
+      <w:pPr>
+        <w:spacing w:line="336" w:lineRule="auto" w:after="180"/>
+        <w:shd w:fill="F1F6FC"/>
+      </w:pPr>
+      <w:r>
+        <w:rPr>
+          <w:b w:val="0"/>
+        </w:rPr>
+        <w:t xml:space="preserve">Compare the intermediate </w:t>
+      </w:r>
+      <w:r>
+        <w:rPr>
+          <w:b/>
+        </w:rPr>
+        <w:t>evidence</w:t>
+      </w:r>
+      <w:r>
+        <w:rPr>
+          <w:b w:val="0"/>
+        </w:rPr>
+        <w:t xml:space="preserve"> with the final statement. Explain why each number or decision follows from the stated </w:t>
+      </w:r>
+      <w:r>
+        <w:rPr>
+          <w:b/>
+        </w:rPr>
+        <w:t>input</w:t>
+      </w:r>
+      <w:r>
+        <w:rPr>
+          <w:b w:val="0"/>
+        </w:rPr>
+        <w:t>s.</w:t>
+      </w:r>
+    </w:p>
+    <w:p>
+      <w:pPr>
+        <w:spacing w:line="336" w:lineRule="auto" w:after="180"/>
+        <w:shd w:fill="F1F6FC"/>
+      </w:pPr>
+      <w:r>
+        <w:rPr>
+          <w:b w:val="0"/>
+        </w:rPr>
+        <w:t xml:space="preserve">The conclusion belongs to this scenario and procedure; changing the </w:t>
+      </w:r>
+      <w:r>
+        <w:rPr>
+          <w:b/>
+        </w:rPr>
+        <w:t>input</w:t>
+      </w:r>
+      <w:r>
+        <w:rPr>
+          <w:b w:val="0"/>
+        </w:rPr>
+        <w:t>s, evaluation population or authority can change what it establishes. Retain the raw record so a later revision can be compared honestly.</w:t>
+      </w:r>
+    </w:p>
+    <w:p>
+      <w:pPr>
+        <w:pStyle w:val="Heading3"/>
+      </w:pPr>
+      <w:r>
         <w:t>Learn from the worked case</w:t>
       </w:r>
     </w:p>
     <w:p>
-      <w:r>
+      <w:pPr>
+        <w:spacing w:line="336" w:lineRule="auto" w:after="180"/>
+      </w:pPr>
+      <w:r>
+        <w:rPr>
+          <w:b w:val="0"/>
+        </w:rPr>
         <w:t>Cover the result before checking it. Say what is given, choose the procedure, and follow one step at a time. Then uncover the result and explain your first mismatch. Ask why a step is allowed, not only what number it produces.</w:t>
       </w:r>
     </w:p>
@@ -585,7 +1021,13 @@
       </w:r>
     </w:p>
     <w:p>
-      <w:r>
+      <w:pPr>
+        <w:spacing w:line="336" w:lineRule="auto" w:after="180"/>
+      </w:pPr>
+      <w:r>
+        <w:rPr>
+          <w:b w:val="0"/>
+        </w:rPr>
         <w:t>Govern data by purpose and access. A fictional project needs task scores and random participant codes, but not names.</w:t>
       </w:r>
     </w:p>
@@ -598,7 +1040,22 @@
       </w:r>
     </w:p>
     <w:p>
-      <w:r>
+      <w:pPr>
+        <w:pStyle w:val="Heading3"/>
+      </w:pPr>
+      <w:r>
+        <w:t>Supplied facts</w:t>
+      </w:r>
+    </w:p>
+    <w:p>
+      <w:pPr>
+        <w:spacing w:line="336" w:lineRule="auto" w:after="180"/>
+        <w:shd w:fill="F1F6FC"/>
+      </w:pPr>
+      <w:r>
+        <w:rPr>
+          <w:b w:val="0"/>
+        </w:rPr>
         <w:t>The analysis table holds codes and scores. A separate restricted key links codes to names only for authorised withdrawal handling.</w:t>
       </w:r>
     </w:p>
@@ -762,30 +1219,108 @@
       </w:r>
     </w:p>
     <w:p>
-      <w:r>
-        <w:t>Pseudonymous codes reduce routine exposure but are not the same as irreversible anonymity. Governance specifies purpose, readers, locations and retention.</w:t>
-      </w:r>
-    </w:p>
-    <w:p>
       <w:pPr>
         <w:pStyle w:val="Heading3"/>
       </w:pPr>
       <w:r>
+        <w:t>Why the result follows</w:t>
+      </w:r>
+    </w:p>
+    <w:p>
+      <w:pPr>
+        <w:spacing w:line="336" w:lineRule="auto" w:after="180"/>
+        <w:shd w:fill="F1F6FC"/>
+      </w:pPr>
+      <w:r>
+        <w:rPr>
+          <w:b/>
+        </w:rPr>
+        <w:t>Pseudonym</w:t>
+      </w:r>
+      <w:r>
+        <w:rPr>
+          <w:b w:val="0"/>
+        </w:rPr>
+        <w:t>ous codes reduce routine exposure but are not the same as irreversible anonymity. Governance specifies purpose, readers, locations and retention.</w:t>
+      </w:r>
+    </w:p>
+    <w:p>
+      <w:pPr>
+        <w:pStyle w:val="Heading3"/>
+      </w:pPr>
+      <w:r>
         <w:t>What this example does not establish</w:t>
       </w:r>
     </w:p>
     <w:p>
-      <w:r>
+      <w:pPr>
+        <w:pStyle w:val="Heading3"/>
+      </w:pPr>
+      <w:r>
+        <w:t>Keep the stated limit</w:t>
+      </w:r>
+    </w:p>
+    <w:p>
+      <w:pPr>
+        <w:spacing w:line="336" w:lineRule="auto" w:after="180"/>
+        <w:shd w:fill="FFF5E6"/>
+      </w:pPr>
+      <w:r>
+        <w:rPr>
+          <w:b w:val="0"/>
+        </w:rPr>
         <w:t>Small groups or unusual records may still be identifiable without names; evaluate re-identification risk.</w:t>
       </w:r>
     </w:p>
     <w:p>
-      <w:r>
-        <w:t>Read the labelled picture: Point to the analysis table and the restricted identity key. Why are the codes pseudonymous rather than guaranteed anonymous, and what changes if the key is published?</w:t>
-      </w:r>
-    </w:p>
-    <w:p>
-      <w:r>
+      <w:pPr>
+        <w:pStyle w:val="Heading3"/>
+      </w:pPr>
+      <w:r>
+        <w:t>Keep the stated limit</w:t>
+      </w:r>
+    </w:p>
+    <w:p>
+      <w:pPr>
+        <w:spacing w:line="336" w:lineRule="auto" w:after="180"/>
+        <w:shd w:fill="FFF5E6"/>
+      </w:pPr>
+      <w:r>
+        <w:rPr>
+          <w:b w:val="0"/>
+        </w:rPr>
+        <w:t xml:space="preserve">Read the labelled picture: Point to the analysis table and the restricted identity key. Why are the codes </w:t>
+      </w:r>
+      <w:r>
+        <w:rPr>
+          <w:b/>
+        </w:rPr>
+        <w:t>pseudonym</w:t>
+      </w:r>
+      <w:r>
+        <w:rPr>
+          <w:b w:val="0"/>
+        </w:rPr>
+        <w:t>ous rather than guaranteed anonymous, and what changes if the key is published?</w:t>
+      </w:r>
+    </w:p>
+    <w:p>
+      <w:pPr>
+        <w:pStyle w:val="Heading3"/>
+      </w:pPr>
+      <w:r>
+        <w:t>Keep the stated limit</w:t>
+      </w:r>
+    </w:p>
+    <w:p>
+      <w:pPr>
+        <w:spacing w:line="336" w:lineRule="auto" w:after="180"/>
+        <w:shd w:fill="FFF5E6"/>
+      </w:pPr>
+      <w:r>
+        <w:rPr>
+          <w:b w:val="0"/>
+        </w:rPr>
         <w:t>Change one thing: Publish the identity key with the analysis table. Predict the result before checking the explanation. What remains the same?</w:t>
       </w:r>
     </w:p>
@@ -799,19 +1334,69 @@
     </w:p>
     <w:p>
       <w:r>
+        <w:t>Find the unsupported step in the Privacy and data governance claim and explain a repair using the supplied evidence.</w:t>
+      </w:r>
+    </w:p>
+    <w:p>
+      <w:pPr>
+        <w:spacing w:line="336" w:lineRule="auto" w:after="180"/>
+      </w:pPr>
+      <w:r>
+        <w:rPr>
+          <w:b w:val="0"/>
+        </w:rPr>
         <w:t>A size threshold or coding scheme alone does not guarantee privacy.</w:t>
       </w:r>
     </w:p>
     <w:p>
-      <w:r>
-        <w:t>A useful check asks what would make the reasoning fail. Distinguish a failure to execute the declared procedure from a weakness in the procedure itself. The first may require a correction; the second requires an explicitly revised method and new evidence. Preserve unsuccessful cases so an improved result cannot hide the original problem.</w:t>
-      </w:r>
-    </w:p>
-    <w:p>
       <w:pPr>
         <w:pStyle w:val="Heading3"/>
       </w:pPr>
       <w:r>
+        <w:t>Check the claim against the facts</w:t>
+      </w:r>
+    </w:p>
+    <w:p>
+      <w:pPr>
+        <w:spacing w:line="336" w:lineRule="auto" w:after="180"/>
+        <w:shd w:fill="FFF5E6"/>
+      </w:pPr>
+      <w:r>
+        <w:rPr>
+          <w:b w:val="0"/>
+        </w:rPr>
+        <w:t>A useful check asks what would make the reasoning fail. Distinguish a failure to execute the declared procedure from a weakness in the procedure itself.</w:t>
+      </w:r>
+    </w:p>
+    <w:p>
+      <w:pPr>
+        <w:spacing w:line="336" w:lineRule="auto" w:after="180"/>
+        <w:shd w:fill="FFF5E6"/>
+      </w:pPr>
+      <w:r>
+        <w:rPr>
+          <w:b w:val="0"/>
+        </w:rPr>
+        <w:t xml:space="preserve">The first may require a correction; the second requires an explicitly revised method and new </w:t>
+      </w:r>
+      <w:r>
+        <w:rPr>
+          <w:b/>
+        </w:rPr>
+        <w:t>evidence</w:t>
+      </w:r>
+      <w:r>
+        <w:rPr>
+          <w:b w:val="0"/>
+        </w:rPr>
+        <w:t>. Preserve unsuccessful cases so an improved result cannot hide the original problem.</w:t>
+      </w:r>
+    </w:p>
+    <w:p>
+      <w:pPr>
+        <w:pStyle w:val="Heading3"/>
+      </w:pPr>
+      <w:r>
         <w:t>Guided: restate the worked result, then name the assumption or limitation that prevents a broader conclusion.</w:t>
       </w:r>
     </w:p>
@@ -849,7 +1434,13 @@
       </w:r>
     </w:p>
     <w:p>
-      <w:r>
+      <w:pPr>
+        <w:spacing w:line="336" w:lineRule="auto" w:after="180"/>
+      </w:pPr>
+      <w:r>
+        <w:rPr>
+          <w:b w:val="0"/>
+        </w:rPr>
         <w:t>A report omits this qualification: A size threshold or coding scheme alone does not guarantee privacy. Explain how omitting it could change a reader's interpretation, and write an accurate replacement.</w:t>
       </w:r>
     </w:p>
@@ -901,7 +1492,54 @@
     </w:p>
     <w:p>
       <w:r>
-        <w:t>Explain the weekly mechanism in your own words. Use the worked scenario to name its input, decision rule and output.</w:t>
+        <w:t>Practise Privacy and data governance with support, then explain the deciding step in your own words.</w:t>
+      </w:r>
+    </w:p>
+    <w:p>
+      <w:pPr>
+        <w:spacing w:line="336" w:lineRule="auto" w:after="180"/>
+      </w:pPr>
+      <w:r>
+        <w:rPr>
+          <w:b w:val="0"/>
+        </w:rPr>
+        <w:t xml:space="preserve">Explain the weekly </w:t>
+      </w:r>
+      <w:r>
+        <w:rPr>
+          <w:b/>
+        </w:rPr>
+        <w:t>mechanism</w:t>
+      </w:r>
+      <w:r>
+        <w:rPr>
+          <w:b w:val="0"/>
+        </w:rPr>
+        <w:t xml:space="preserve"> in your own words. Use the worked scenario to name its </w:t>
+      </w:r>
+      <w:r>
+        <w:rPr>
+          <w:b/>
+        </w:rPr>
+        <w:t>input</w:t>
+      </w:r>
+      <w:r>
+        <w:rPr>
+          <w:b w:val="0"/>
+        </w:rPr>
+        <w:t xml:space="preserve">, decision rule and </w:t>
+      </w:r>
+      <w:r>
+        <w:rPr>
+          <w:b/>
+        </w:rPr>
+        <w:t>output</w:t>
+      </w:r>
+      <w:r>
+        <w:rPr>
+          <w:b w:val="0"/>
+        </w:rPr>
+        <w:t>.</w:t>
       </w:r>
     </w:p>
     <w:p>
@@ -974,8 +1612,38 @@
       </w:r>
     </w:p>
     <w:p>
-      <w:r>
-        <w:t>Use workbook W2 for the connected example “Privacy and data governance”. First fill the input and rule boxes. Try the middle steps before asking for a hint. After a hint, try the next step yourself.</w:t>
+      <w:pPr>
+        <w:spacing w:line="336" w:lineRule="auto" w:after="180"/>
+      </w:pPr>
+      <w:r>
+        <w:rPr>
+          <w:b w:val="0"/>
+        </w:rPr>
+        <w:t xml:space="preserve">Use workbook W2 for the connected example “Privacy and </w:t>
+      </w:r>
+      <w:r>
+        <w:rPr>
+          <w:b/>
+        </w:rPr>
+        <w:t>data governance</w:t>
+      </w:r>
+      <w:r>
+        <w:rPr>
+          <w:b w:val="0"/>
+        </w:rPr>
+        <w:t xml:space="preserve">”. First fill the </w:t>
+      </w:r>
+      <w:r>
+        <w:rPr>
+          <w:b/>
+        </w:rPr>
+        <w:t>input</w:t>
+      </w:r>
+      <w:r>
+        <w:rPr>
+          <w:b w:val="0"/>
+        </w:rPr>
+        <w:t xml:space="preserve"> and rule boxes. Try the middle steps before asking for a hint. After a hint, try the next step yourself.</w:t>
       </w:r>
     </w:p>
     <w:tbl>
@@ -1058,7 +1726,13 @@
       </w:tr>
     </w:tbl>
     <w:p>
-      <w:r>
+      <w:pPr>
+        <w:spacing w:line="336" w:lineRule="auto" w:after="180"/>
+      </w:pPr>
+      <w:r>
+        <w:rPr>
+          <w:b w:val="0"/>
+        </w:rPr>
         <w:t>Explain your trace to a partner. Your partner points to one step to check. Swap roles on the next case. Each person writes their own explanation.</w:t>
       </w:r>
     </w:p>
@@ -1071,12 +1745,47 @@
       </w:r>
     </w:p>
     <w:p>
-      <w:r>
-        <w:t>Use the worked case for Privacy and data governance. Proposed explanation: “The worked result establishes every future case”. Decide whether this explanation is supported. Point to the step or supplied fact that decides; explain your repair if needed.</w:t>
-      </w:r>
-    </w:p>
-    <w:p>
-      <w:r>
+      <w:pPr>
+        <w:spacing w:line="336" w:lineRule="auto" w:after="180"/>
+      </w:pPr>
+      <w:r>
+        <w:rPr>
+          <w:b w:val="0"/>
+        </w:rPr>
+        <w:t xml:space="preserve">Use the worked case for Privacy and </w:t>
+      </w:r>
+      <w:r>
+        <w:rPr>
+          <w:b/>
+        </w:rPr>
+        <w:t>data governance</w:t>
+      </w:r>
+      <w:r>
+        <w:rPr>
+          <w:b w:val="0"/>
+        </w:rPr>
+        <w:t>. Proposed explanation: “The worked result establishes every future case”. Decide whether this explanation is supported.</w:t>
+      </w:r>
+    </w:p>
+    <w:p>
+      <w:pPr>
+        <w:spacing w:line="336" w:lineRule="auto" w:after="180"/>
+      </w:pPr>
+      <w:r>
+        <w:rPr>
+          <w:b w:val="0"/>
+        </w:rPr>
+        <w:t>Point to the step or supplied fact that decides; explain your repair if needed.</w:t>
+      </w:r>
+    </w:p>
+    <w:p>
+      <w:pPr>
+        <w:spacing w:line="336" w:lineRule="auto" w:after="180"/>
+      </w:pPr>
+      <w:r>
+        <w:rPr>
+          <w:b w:val="0"/>
+        </w:rPr>
         <w:t>Answer on your own before discussion. If you are unsure, say which step you need help with.</w:t>
       </w:r>
     </w:p>
@@ -1089,8 +1798,27 @@
       </w:r>
     </w:p>
     <w:p>
-      <w:r>
-        <w:t>Point to the analysis table and the restricted identity key. Why are the codes pseudonymous rather than guaranteed anonymous, and what changes if the key is published?</w:t>
+      <w:pPr>
+        <w:spacing w:line="336" w:lineRule="auto" w:after="180"/>
+        <w:shd w:fill="F5F1FB"/>
+      </w:pPr>
+      <w:r>
+        <w:rPr>
+          <w:b w:val="0"/>
+        </w:rPr>
+        <w:t xml:space="preserve">Point to the analysis table and the restricted identity key. Why are the codes </w:t>
+      </w:r>
+      <w:r>
+        <w:rPr>
+          <w:b/>
+        </w:rPr>
+        <w:t>pseudonym</w:t>
+      </w:r>
+      <w:r>
+        <w:rPr>
+          <w:b w:val="0"/>
+        </w:rPr>
+        <w:t>ous rather than guaranteed anonymous, and what changes if the key is published?</w:t>
       </w:r>
     </w:p>
     <w:p>
@@ -1122,7 +1850,13 @@
       </w:r>
     </w:p>
     <w:p>
-      <w:r>
+      <w:pPr>
+        <w:spacing w:line="336" w:lineRule="auto" w:after="180"/>
+      </w:pPr>
+      <w:r>
+        <w:rPr>
+          <w:b w:val="0"/>
+        </w:rPr>
         <w:t>This is supported practice. Keep the separately named independent case for an attempt before feedback.</w:t>
       </w:r>
     </w:p>
@@ -1135,6 +1869,11 @@
       </w:r>
     </w:p>
     <w:p>
+      <w:r>
+        <w:t>Investigate Privacy and data governance. Record the prediction, actual observation or labelled paper trace, explanation and next test separately.</w:t>
+      </w:r>
+    </w:p>
+    <w:p>
       <w:pPr>
         <w:pStyle w:val="Heading3"/>
       </w:pPr>
@@ -1143,7 +1882,13 @@
       </w:r>
     </w:p>
     <w:p>
-      <w:r>
+      <w:pPr>
+        <w:spacing w:line="336" w:lineRule="auto" w:after="180"/>
+      </w:pPr>
+      <w:r>
+        <w:rPr>
+          <w:b w:val="0"/>
+        </w:rPr>
         <w:t>Export has coded ID, exact birth date, classroom and rare condition. Team calls it anonymous because names are removed. Show the intermediate steps and give the conclusion with its scope.</w:t>
       </w:r>
     </w:p>
@@ -1284,7 +2029,13 @@
       </w:tr>
     </w:tbl>
     <w:p>
-      <w:r>
+      <w:pPr>
+        <w:spacing w:line="336" w:lineRule="auto" w:after="180"/>
+      </w:pPr>
+      <w:r>
+        <w:rPr>
+          <w:b w:val="0"/>
+        </w:rPr>
         <w:t>On paper, trace the supplied procedure. If code is provided, predict before running it in a local practice file. Never write an expected answer as though it were an observed run.</w:t>
       </w:r>
     </w:p>
@@ -1297,7 +2048,13 @@
       </w:r>
     </w:p>
     <w:p>
-      <w:r>
+      <w:pPr>
+        <w:spacing w:line="336" w:lineRule="auto" w:after="180"/>
+      </w:pPr>
+      <w:r>
+        <w:rPr>
+          <w:b w:val="0"/>
+        </w:rPr>
         <w:t>Before trying: what do I expect, and why? While trying: which step could first go wrong? Afterwards: what did I actually observe, and what should change? Keep “not run” if you only traced the procedure.</w:t>
       </w:r>
     </w:p>
@@ -1310,6 +2067,11 @@
       </w:r>
     </w:p>
     <w:p>
+      <w:r>
+        <w:t>Move from recall to tracing, diagnosis and transfer in Privacy and data governance. Explain why each step is justified.</w:t>
+      </w:r>
+    </w:p>
+    <w:p>
       <w:pPr>
         <w:pStyle w:val="Heading3"/>
       </w:pPr>
@@ -1318,18 +2080,83 @@
       </w:r>
     </w:p>
     <w:p>
-      <w:r>
-        <w:t>Explain the weekly mechanism in your own words. Use the worked scenario to name its input, decision rule and output.</w:t>
-      </w:r>
-    </w:p>
-    <w:p>
-      <w:r>
+      <w:pPr>
+        <w:spacing w:line="336" w:lineRule="auto" w:after="180"/>
+      </w:pPr>
+      <w:r>
+        <w:rPr>
+          <w:b w:val="0"/>
+        </w:rPr>
+        <w:t xml:space="preserve">Explain the weekly </w:t>
+      </w:r>
+      <w:r>
+        <w:rPr>
+          <w:b/>
+        </w:rPr>
+        <w:t>mechanism</w:t>
+      </w:r>
+      <w:r>
+        <w:rPr>
+          <w:b w:val="0"/>
+        </w:rPr>
+        <w:t xml:space="preserve"> in your own words. Use the worked scenario to name its </w:t>
+      </w:r>
+      <w:r>
+        <w:rPr>
+          <w:b/>
+        </w:rPr>
+        <w:t>input</w:t>
+      </w:r>
+      <w:r>
+        <w:rPr>
+          <w:b w:val="0"/>
+        </w:rPr>
+        <w:t xml:space="preserve">, decision rule and </w:t>
+      </w:r>
+      <w:r>
+        <w:rPr>
+          <w:b/>
+        </w:rPr>
+        <w:t>output</w:t>
+      </w:r>
+      <w:r>
+        <w:rPr>
+          <w:b w:val="0"/>
+        </w:rPr>
+        <w:t>.</w:t>
+      </w:r>
+    </w:p>
+    <w:p>
+      <w:pPr>
+        <w:spacing w:line="336" w:lineRule="auto" w:after="180"/>
+      </w:pPr>
+      <w:r>
+        <w:rPr>
+          <w:b w:val="0"/>
+        </w:rPr>
         <w:t>A report omits this qualification: A size threshold or coding scheme alone does not guarantee privacy. Explain how omitting it could change a reader's interpretation, and write an accurate replacement.</w:t>
       </w:r>
     </w:p>
     <w:p>
-      <w:r>
-        <w:t>For the worked scenario, propose one additional case that could reveal a failure, describe its expected outcome before running it, and explain what would need to remain fixed for a fair comparison. Do not reuse W4 as a new final test after receiving feedback.</w:t>
+      <w:pPr>
+        <w:spacing w:line="336" w:lineRule="auto" w:after="180"/>
+      </w:pPr>
+      <w:r>
+        <w:rPr>
+          <w:b w:val="0"/>
+        </w:rPr>
+        <w:t>For the worked scenario, propose one additional case that could reveal a failure, describe its expected outcome before running it, and explain what would need to remain fixed for a fair comparison.</w:t>
+      </w:r>
+    </w:p>
+    <w:p>
+      <w:pPr>
+        <w:spacing w:line="336" w:lineRule="auto" w:after="180"/>
+      </w:pPr>
+      <w:r>
+        <w:rPr>
+          <w:b w:val="0"/>
+        </w:rPr>
+        <w:t>Do not reuse W4 as a new final test after receiving feedback.</w:t>
       </w:r>
     </w:p>
     <w:p>
@@ -1375,7 +2202,101 @@
     </w:p>
     <w:p>
       <w:r>
-        <w:t>Add a labelled privacy and data governance evidence sheet to Reproducible AI Research Study. Show how you can explain the mechanism and terminology of privacy and data governance. Use the supplied fictional case and keep its inputs, intermediate steps, calculation or prediction, and limitation. Connect this record to last week’s record; a matching answer without a trace is insufficient.</w:t>
+        <w:t>Apply this week’s idea to Reproducible AI Research Study. Keep an annotated decision and the evidence supporting it.</w:t>
+      </w:r>
+    </w:p>
+    <w:p>
+      <w:pPr>
+        <w:spacing w:line="336" w:lineRule="auto" w:after="180"/>
+      </w:pPr>
+      <w:r>
+        <w:rPr>
+          <w:b w:val="0"/>
+        </w:rPr>
+        <w:t xml:space="preserve">Add a labelled privacy and </w:t>
+      </w:r>
+      <w:r>
+        <w:rPr>
+          <w:b/>
+        </w:rPr>
+        <w:t>data governance</w:t>
+      </w:r>
+      <w:r>
+        <w:rPr>
+          <w:b w:val="0"/>
+        </w:rPr>
+        <w:t xml:space="preserve"> </w:t>
+      </w:r>
+      <w:r>
+        <w:rPr>
+          <w:b/>
+        </w:rPr>
+        <w:t>evidence</w:t>
+      </w:r>
+      <w:r>
+        <w:rPr>
+          <w:b w:val="0"/>
+        </w:rPr>
+        <w:t xml:space="preserve"> sheet to Reproducible AI Research Study. Show how you can explain the </w:t>
+      </w:r>
+      <w:r>
+        <w:rPr>
+          <w:b/>
+        </w:rPr>
+        <w:t>mechanism</w:t>
+      </w:r>
+      <w:r>
+        <w:rPr>
+          <w:b w:val="0"/>
+        </w:rPr>
+        <w:t xml:space="preserve"> and terminology of privacy and </w:t>
+      </w:r>
+      <w:r>
+        <w:rPr>
+          <w:b/>
+        </w:rPr>
+        <w:t>data governance</w:t>
+      </w:r>
+      <w:r>
+        <w:rPr>
+          <w:b w:val="0"/>
+        </w:rPr>
+        <w:t>.</w:t>
+      </w:r>
+    </w:p>
+    <w:p>
+      <w:pPr>
+        <w:spacing w:line="336" w:lineRule="auto" w:after="180"/>
+      </w:pPr>
+      <w:r>
+        <w:rPr>
+          <w:b w:val="0"/>
+        </w:rPr>
+        <w:t xml:space="preserve">Use the supplied fictional case and keep its </w:t>
+      </w:r>
+      <w:r>
+        <w:rPr>
+          <w:b/>
+        </w:rPr>
+        <w:t>input</w:t>
+      </w:r>
+      <w:r>
+        <w:rPr>
+          <w:b w:val="0"/>
+        </w:rPr>
+        <w:t xml:space="preserve">s, intermediate steps, calculation or </w:t>
+      </w:r>
+      <w:r>
+        <w:rPr>
+          <w:b/>
+        </w:rPr>
+        <w:t>prediction</w:t>
+      </w:r>
+      <w:r>
+        <w:rPr>
+          <w:b w:val="0"/>
+        </w:rPr>
+        <w:t>, and limitation. Connect this record to last week’s record; a matching answer without a trace is insufficient.</w:t>
       </w:r>
     </w:p>
     <w:tbl>
@@ -1503,7 +2424,13 @@
       </w:r>
     </w:p>
     <w:p>
-      <w:r>
+      <w:pPr>
+        <w:spacing w:line="336" w:lineRule="auto" w:after="180"/>
+      </w:pPr>
+      <w:r>
+        <w:rPr>
+          <w:b w:val="0"/>
+        </w:rPr>
         <w:t>For the Reproducible AI Research Study, retain an annotated worked trace and the changed-case reasoning. Connect the claim to its records, units and assumptions so another investigator can challenge or reproduce it.</w:t>
       </w:r>
     </w:p>
@@ -1517,7 +2444,29 @@
     </w:p>
     <w:p>
       <w:r>
-        <w:t>Complete the supported workbook tasks before attempting W4 independently. Record any hints or help used. After feedback, use the teacher's fresh retry rather than copying the earlier answer. For a project, select a relevant new case, predict the outcome from the declared rule and preserve the result alongside any revision.</w:t>
+        <w:t>Use a genuinely new case for independent evidence. Previously discussed examples remain practice; use the separately named independent case before feedback.</w:t>
+      </w:r>
+    </w:p>
+    <w:p>
+      <w:pPr>
+        <w:spacing w:line="336" w:lineRule="auto" w:after="180"/>
+      </w:pPr>
+      <w:r>
+        <w:rPr>
+          <w:b w:val="0"/>
+        </w:rPr>
+        <w:t>Complete the supported workbook tasks before attempting W4 independently. Record any hints or help used. After feedback, use the teacher's fresh retry rather than copying the earlier answer.</w:t>
+      </w:r>
+    </w:p>
+    <w:p>
+      <w:pPr>
+        <w:spacing w:line="336" w:lineRule="auto" w:after="180"/>
+      </w:pPr>
+      <w:r>
+        <w:rPr>
+          <w:b w:val="0"/>
+        </w:rPr>
+        <w:t>For a project, select a relevant new case, predict the outcome from the declared rule and preserve the result alongside any revision.</w:t>
       </w:r>
     </w:p>
     <w:p>
@@ -1554,8 +2503,25 @@
       </w:r>
     </w:p>
     <w:p>
-      <w:r>
-        <w:t>For the worked scenario, propose one additional case that could reveal a failure, describe its expected outcome before running it, and explain what would need to remain fixed for a fair comparison. Do not reuse W4 as a new final test after receiving feedback.</w:t>
+      <w:pPr>
+        <w:spacing w:line="336" w:lineRule="auto" w:after="180"/>
+      </w:pPr>
+      <w:r>
+        <w:rPr>
+          <w:b w:val="0"/>
+        </w:rPr>
+        <w:t>For the worked scenario, propose one additional case that could reveal a failure, describe its expected outcome before running it, and explain what would need to remain fixed for a fair comparison.</w:t>
+      </w:r>
+    </w:p>
+    <w:p>
+      <w:pPr>
+        <w:spacing w:line="336" w:lineRule="auto" w:after="180"/>
+      </w:pPr>
+      <w:r>
+        <w:rPr>
+          <w:b w:val="0"/>
+        </w:rPr>
+        <w:t>Do not reuse W4 as a new final test after receiving feedback.</w:t>
       </w:r>
     </w:p>
     <w:p>
@@ -1592,6 +2558,11 @@
       </w:pPr>
       <w:r>
         <w:t>13. Study a complete case</w:t>
+      </w:r>
+    </w:p>
+    <w:p>
+      <w:r>
+        <w:t>Revisit the complete Privacy and data governance case for supported practice. Repeated examples do not become fresh assessments.</w:t>
       </w:r>
     </w:p>
     <w:p>
@@ -1695,8 +2666,26 @@
       </w:r>
     </w:p>
     <w:p>
-      <w:r>
-        <w:t>Follow the input through the stated procedure to its result. Cover the result first, predict it, then explain every intermediate step. The text/table accompanies the figure so the example can be read without colour.</w:t>
+      <w:pPr>
+        <w:spacing w:line="336" w:lineRule="auto" w:after="180"/>
+      </w:pPr>
+      <w:r>
+        <w:rPr>
+          <w:b w:val="0"/>
+        </w:rPr>
+        <w:t xml:space="preserve">Follow the </w:t>
+      </w:r>
+      <w:r>
+        <w:rPr>
+          <w:b/>
+        </w:rPr>
+        <w:t>input</w:t>
+      </w:r>
+      <w:r>
+        <w:rPr>
+          <w:b w:val="0"/>
+        </w:rPr>
+        <w:t xml:space="preserve"> through the stated procedure to its result. Cover the result first, predict it, then explain every intermediate step. The text/table accompanies the figure so the example can be read without colour.</w:t>
       </w:r>
     </w:p>
     <w:p>
@@ -1746,6 +2735,11 @@
       </w:r>
     </w:p>
     <w:p>
+      <w:r>
+        <w:t>Attempt the reserved new case before feedback. Record support; the earlier examples below remain additional practice.</w:t>
+      </w:r>
+    </w:p>
+    <w:p>
       <w:pPr>
         <w:pStyle w:val="Heading3"/>
       </w:pPr>
@@ -1754,7 +2748,13 @@
       </w:r>
     </w:p>
     <w:p>
-      <w:r>
+      <w:pPr>
+        <w:spacing w:line="336" w:lineRule="auto" w:after="180"/>
+      </w:pPr>
+      <w:r>
+        <w:rPr>
+          <w:b w:val="0"/>
+        </w:rPr>
         <w:t>Aggregate contains one member in a subgroup; policy forbids subgroup reports smaller than5. Decide.</w:t>
       </w:r>
     </w:p>
@@ -1802,7 +2802,13 @@
       </w:r>
     </w:p>
     <w:p>
-      <w:r>
+      <w:pPr>
+        <w:spacing w:line="336" w:lineRule="auto" w:after="180"/>
+      </w:pPr>
+      <w:r>
+        <w:rPr>
+          <w:b w:val="0"/>
+        </w:rPr>
         <w:t>Attempt this case before feedback. Record any help. Earlier examples below are further practice; a case already practised with feedback cannot establish fresh transfer.</w:t>
       </w:r>
     </w:p>
@@ -1815,7 +2821,13 @@
       </w:r>
     </w:p>
     <w:p>
-      <w:r>
+      <w:pPr>
+        <w:spacing w:line="336" w:lineRule="auto" w:after="180"/>
+      </w:pPr>
+      <w:r>
+        <w:rPr>
+          <w:b w:val="0"/>
+        </w:rPr>
         <w:t>Aggregate contains one member in a subgroup; policy forbids subgroup reports smaller than5. Decide.</w:t>
       </w:r>
     </w:p>
@@ -1868,7 +2880,13 @@
       </w:r>
     </w:p>
     <w:p>
-      <w:r>
+      <w:pPr>
+        <w:spacing w:line="336" w:lineRule="auto" w:after="180"/>
+      </w:pPr>
+      <w:r>
+        <w:rPr>
+          <w:b w:val="0"/>
+        </w:rPr>
         <w:t>Record support used: none, hint or teacher explanation. After feedback, a different case is needed to demonstrate independence.</w:t>
       </w:r>
     </w:p>
@@ -1881,8 +2899,25 @@
       </w:r>
     </w:p>
     <w:p>
-      <w:r>
-        <w:t>Attempt the independent case before hints. Record whether you worked alone, used a hint or followed a model. After feedback, fix the first unsupported step and explain why it changed. A later check uses a changed case, not a copied answer.</w:t>
+      <w:pPr>
+        <w:spacing w:line="336" w:lineRule="auto" w:after="180"/>
+      </w:pPr>
+      <w:r>
+        <w:rPr>
+          <w:b w:val="0"/>
+        </w:rPr>
+        <w:t>Attempt the independent case before hints. Record whether you worked alone, used a hint or followed a model. After feedback, fix the first unsupported step and explain why it changed.</w:t>
+      </w:r>
+    </w:p>
+    <w:p>
+      <w:pPr>
+        <w:spacing w:line="336" w:lineRule="auto" w:after="180"/>
+      </w:pPr>
+      <w:r>
+        <w:rPr>
+          <w:b w:val="0"/>
+        </w:rPr>
+        <w:t>A later check uses a changed case, not a copied answer.</w:t>
       </w:r>
     </w:p>
     <w:p>
@@ -1895,6 +2930,17 @@
     </w:p>
     <w:p>
       <w:r>
+        <w:t>Use this map to navigate Privacy and data governance, connect the goals to tasks and keep one evidence record for each attempt.</w:t>
+      </w:r>
+    </w:p>
+    <w:p>
+      <w:pPr>
+        <w:spacing w:line="336" w:lineRule="auto" w:after="180"/>
+      </w:pPr>
+      <w:r>
+        <w:rPr>
+          <w:b w:val="0"/>
+        </w:rPr>
         <w:t>Start with this question: Govern data by purpose and access. A fictional project needs task scores and random participant codes, but not names.</w:t>
       </w:r>
     </w:p>
@@ -2001,13 +3047,61 @@
       </w:tr>
     </w:tbl>
     <w:p>
-      <w:r>
-        <w:t>Remember → watch and explain → try with help → investigate → try independently → keep project evidence. Your teacher may spread this lesson across several classes.</w:t>
-      </w:r>
-    </w:p>
-    <w:p>
-      <w:r>
-        <w:t>Keep your first prediction. Compare it with what the evidence shows and explain any change.</w:t>
+      <w:pPr>
+        <w:spacing w:line="336" w:lineRule="auto" w:after="180"/>
+      </w:pPr>
+      <w:r>
+        <w:rPr>
+          <w:b w:val="0"/>
+        </w:rPr>
+        <w:t xml:space="preserve">Remember → watch and explain → try with help → investigate → try independently → keep project </w:t>
+      </w:r>
+      <w:r>
+        <w:rPr>
+          <w:b/>
+        </w:rPr>
+        <w:t>evidence</w:t>
+      </w:r>
+      <w:r>
+        <w:rPr>
+          <w:b w:val="0"/>
+        </w:rPr>
+        <w:t>. Your teacher may spread this lesson across several classes.</w:t>
+      </w:r>
+    </w:p>
+    <w:p>
+      <w:pPr>
+        <w:spacing w:line="336" w:lineRule="auto" w:after="180"/>
+      </w:pPr>
+      <w:r>
+        <w:rPr>
+          <w:b w:val="0"/>
+        </w:rPr>
+        <w:t xml:space="preserve">Keep your first </w:t>
+      </w:r>
+      <w:r>
+        <w:rPr>
+          <w:b/>
+        </w:rPr>
+        <w:t>prediction</w:t>
+      </w:r>
+      <w:r>
+        <w:rPr>
+          <w:b w:val="0"/>
+        </w:rPr>
+        <w:t xml:space="preserve">. Compare it with what the </w:t>
+      </w:r>
+      <w:r>
+        <w:rPr>
+          <w:b/>
+        </w:rPr>
+        <w:t>evidence</w:t>
+      </w:r>
+      <w:r>
+        <w:rPr>
+          <w:b w:val="0"/>
+        </w:rPr>
+        <w:t xml:space="preserve"> shows and explain any change.</w:t>
       </w:r>
     </w:p>
     <w:p>
@@ -2020,7 +3114,36 @@
     </w:p>
     <w:p>
       <w:r>
-        <w:t>Close your notes. Explain this goal in your own words: Explain the mechanism and terminology of privacy and data governance</w:t>
+        <w:t>Explain Privacy and data governance without notes, identify a remaining question and plan a later check with a changed case.</w:t>
+      </w:r>
+    </w:p>
+    <w:p>
+      <w:pPr>
+        <w:spacing w:line="336" w:lineRule="auto" w:after="180"/>
+      </w:pPr>
+      <w:r>
+        <w:rPr>
+          <w:b w:val="0"/>
+        </w:rPr>
+        <w:t xml:space="preserve">Close your notes. Explain this goal in your own words: Explain the </w:t>
+      </w:r>
+      <w:r>
+        <w:rPr>
+          <w:b/>
+        </w:rPr>
+        <w:t>mechanism</w:t>
+      </w:r>
+      <w:r>
+        <w:rPr>
+          <w:b w:val="0"/>
+        </w:rPr>
+        <w:t xml:space="preserve"> and terminology of privacy and </w:t>
+      </w:r>
+      <w:r>
+        <w:rPr>
+          <w:b/>
+        </w:rPr>
+        <w:t>data governance</w:t>
       </w:r>
     </w:p>
     <w:p>
@@ -2057,13 +3180,61 @@
       </w:r>
     </w:p>
     <w:p>
-      <w:r>
-        <w:t>If you are unsure, return to the worked picture and explain one arrow. If you are ready, change an input or assumption and justify your prediction.</w:t>
-      </w:r>
-    </w:p>
-    <w:p>
-      <w:r>
-        <w:t>Save your workbook evidence. At the next review, try a different case before opening your old answer.</w:t>
+      <w:pPr>
+        <w:spacing w:line="336" w:lineRule="auto" w:after="180"/>
+      </w:pPr>
+      <w:r>
+        <w:rPr>
+          <w:b w:val="0"/>
+        </w:rPr>
+        <w:t xml:space="preserve">If you are unsure, return to the worked picture and explain one arrow. If you are ready, change an </w:t>
+      </w:r>
+      <w:r>
+        <w:rPr>
+          <w:b/>
+        </w:rPr>
+        <w:t>input</w:t>
+      </w:r>
+      <w:r>
+        <w:rPr>
+          <w:b w:val="0"/>
+        </w:rPr>
+        <w:t xml:space="preserve"> or assumption and justify your </w:t>
+      </w:r>
+      <w:r>
+        <w:rPr>
+          <w:b/>
+        </w:rPr>
+        <w:t>prediction</w:t>
+      </w:r>
+      <w:r>
+        <w:rPr>
+          <w:b w:val="0"/>
+        </w:rPr>
+        <w:t>.</w:t>
+      </w:r>
+    </w:p>
+    <w:p>
+      <w:pPr>
+        <w:spacing w:line="336" w:lineRule="auto" w:after="180"/>
+      </w:pPr>
+      <w:r>
+        <w:rPr>
+          <w:b w:val="0"/>
+        </w:rPr>
+        <w:t xml:space="preserve">Save your workbook </w:t>
+      </w:r>
+      <w:r>
+        <w:rPr>
+          <w:b/>
+        </w:rPr>
+        <w:t>evidence</w:t>
+      </w:r>
+      <w:r>
+        <w:rPr>
+          <w:b w:val="0"/>
+        </w:rPr>
+        <w:t>. At the next review, try a different case before opening your old answer.</w:t>
       </w:r>
     </w:p>
     <w:p>
@@ -2076,11 +3247,28 @@
     </w:p>
     <w:p>
       <w:r>
+        <w:t>Attempt supported questions before using hints or feedback. Review a missing building block, then keep the completed work.</w:t>
+      </w:r>
+    </w:p>
+    <w:p>
+      <w:pPr>
+        <w:spacing w:line="336" w:lineRule="auto" w:after="180"/>
+      </w:pPr>
+      <w:r>
+        <w:rPr>
+          <w:b w:val="0"/>
+        </w:rPr>
         <w:t>Use this supported practice once, in the browser or on paper. Keep the reserved independent assessment for a separate first attempt before teacher feedback.</w:t>
       </w:r>
     </w:p>
     <w:p>
-      <w:r>
+      <w:pPr>
+        <w:spacing w:line="336" w:lineRule="auto" w:after="180"/>
+      </w:pPr>
+      <w:r>
+        <w:rPr>
+          <w:b w:val="0"/>
+        </w:rPr>
         <w:t>Govern data by purpose and access. A fictional project needs task scores and random participant codes, but not names.</w:t>
       </w:r>
     </w:p>
@@ -2093,22 +3281,49 @@
       </w:r>
     </w:p>
     <w:p>
-      <w:r>
+      <w:pPr>
+        <w:spacing w:line="336" w:lineRule="auto" w:after="180"/>
+      </w:pPr>
+      <w:r>
+        <w:rPr>
+          <w:b w:val="0"/>
+        </w:rPr>
         <w:t>Which labelled step matches this detail? Apply the approved deletion schedule to both stores and listed copies.</w:t>
       </w:r>
     </w:p>
     <w:p>
-      <w:r>
+      <w:pPr>
+        <w:spacing w:line="336" w:lineRule="auto" w:after="180"/>
+        <w:shd w:fill="F4F9FC"/>
+      </w:pPr>
+      <w:r>
+        <w:rPr>
+          <w:b w:val="0"/>
+        </w:rPr>
         <w:t>1. Define retention</w:t>
       </w:r>
     </w:p>
     <w:p>
-      <w:r>
+      <w:pPr>
+        <w:spacing w:line="336" w:lineRule="auto" w:after="180"/>
+        <w:shd w:fill="F4F9FC"/>
+      </w:pPr>
+      <w:r>
+        <w:rPr>
+          <w:b w:val="0"/>
+        </w:rPr>
         <w:t>2. Separate tables</w:t>
       </w:r>
     </w:p>
     <w:p>
-      <w:r>
+      <w:pPr>
+        <w:spacing w:line="336" w:lineRule="auto" w:after="180"/>
+        <w:shd w:fill="F4F9FC"/>
+      </w:pPr>
+      <w:r>
+        <w:rPr>
+          <w:b w:val="0"/>
+        </w:rPr>
         <w:t>3. Limit access</w:t>
       </w:r>
     </w:p>
@@ -2146,41 +3361,149 @@
       </w:r>
     </w:p>
     <w:p>
-      <w:r>
+      <w:pPr>
+        <w:pStyle w:val="Heading3"/>
+      </w:pPr>
+      <w:r>
+        <w:t>Hint · try first</w:t>
+      </w:r>
+    </w:p>
+    <w:p>
+      <w:pPr>
+        <w:spacing w:line="336" w:lineRule="auto" w:after="180"/>
+        <w:shd w:fill="F1F6F8"/>
+      </w:pPr>
+      <w:r>
+        <w:rPr>
+          <w:b w:val="0"/>
+        </w:rPr>
         <w:t>Hint if needed: Read the steps in the pictorial case. Match the supplied detail to the stage that performs or records it.</w:t>
       </w:r>
     </w:p>
     <w:p>
-      <w:r>
-        <w:t>After your attempt, compare with the supported explanation: Define retention Apply the approved deletion schedule to both stores and listed copies. Pseudonymous codes reduce routine exposure but are not the same as irreversible anonymity. Governance specifies purpose, readers, locations and retention.</w:t>
-      </w:r>
-    </w:p>
-    <w:p>
       <w:pPr>
         <w:pStyle w:val="Heading3"/>
       </w:pPr>
       <w:r>
+        <w:t>Feedback · compare after trying</w:t>
+      </w:r>
+    </w:p>
+    <w:p>
+      <w:pPr>
+        <w:spacing w:line="336" w:lineRule="auto" w:after="180"/>
+        <w:shd w:fill="F1F6FC"/>
+      </w:pPr>
+      <w:r>
+        <w:rPr>
+          <w:b w:val="0"/>
+        </w:rPr>
+        <w:t>After your attempt, compare with the supported explanation: Define retention Apply the approved deletion schedule to both stores and listed copies.</w:t>
+      </w:r>
+    </w:p>
+    <w:p>
+      <w:pPr>
+        <w:spacing w:line="336" w:lineRule="auto" w:after="180"/>
+        <w:shd w:fill="F1F6FC"/>
+      </w:pPr>
+      <w:r>
+        <w:rPr>
+          <w:b/>
+        </w:rPr>
+        <w:t>Pseudonym</w:t>
+      </w:r>
+      <w:r>
+        <w:rPr>
+          <w:b w:val="0"/>
+        </w:rPr>
+        <w:t>ous codes reduce routine exposure but are not the same as irreversible anonymity. Governance specifies purpose, readers, locations and retention.</w:t>
+      </w:r>
+    </w:p>
+    <w:p>
+      <w:pPr>
+        <w:pStyle w:val="Heading3"/>
+      </w:pPr>
+      <w:r>
         <w:t>Practice 2: explain the deciding evidence</w:t>
       </w:r>
     </w:p>
     <w:p>
-      <w:r>
+      <w:pPr>
+        <w:pStyle w:val="Heading3"/>
+      </w:pPr>
+      <w:r>
+        <w:t>Changed case · predict first</w:t>
+      </w:r>
+    </w:p>
+    <w:p>
+      <w:pPr>
+        <w:spacing w:line="336" w:lineRule="auto" w:after="180"/>
+        <w:shd w:fill="F5F1FB"/>
+      </w:pPr>
+      <w:r>
+        <w:rPr>
+          <w:b w:val="0"/>
+        </w:rPr>
         <w:t>Changed-case practice: Publish the identity key with the analysis table. Which conclusion is supported by the supplied facts?</w:t>
       </w:r>
     </w:p>
     <w:p>
-      <w:r>
+      <w:pPr>
+        <w:spacing w:line="336" w:lineRule="auto" w:after="180"/>
+        <w:shd w:fill="F4F9FC"/>
+      </w:pPr>
+      <w:r>
+        <w:rPr>
+          <w:b w:val="0"/>
+        </w:rPr>
         <w:t>1. The records become directly linkable to names and breach this access design.</w:t>
       </w:r>
     </w:p>
     <w:p>
-      <w:r>
-        <w:t>2. We can decide the result without examining the changed input or the procedure.</w:t>
-      </w:r>
-    </w:p>
-    <w:p>
-      <w:r>
-        <w:t>3. This one example guarantees correct results for every future input.</w:t>
+      <w:pPr>
+        <w:spacing w:line="336" w:lineRule="auto" w:after="180"/>
+        <w:shd w:fill="F4F9FC"/>
+      </w:pPr>
+      <w:r>
+        <w:rPr>
+          <w:b w:val="0"/>
+        </w:rPr>
+        <w:t xml:space="preserve">2. We can decide the result without examining the changed </w:t>
+      </w:r>
+      <w:r>
+        <w:rPr>
+          <w:b/>
+        </w:rPr>
+        <w:t>input</w:t>
+      </w:r>
+      <w:r>
+        <w:rPr>
+          <w:b w:val="0"/>
+        </w:rPr>
+        <w:t xml:space="preserve"> or the procedure.</w:t>
+      </w:r>
+    </w:p>
+    <w:p>
+      <w:pPr>
+        <w:spacing w:line="336" w:lineRule="auto" w:after="180"/>
+        <w:shd w:fill="F4F9FC"/>
+      </w:pPr>
+      <w:r>
+        <w:rPr>
+          <w:b w:val="0"/>
+        </w:rPr>
+        <w:t xml:space="preserve">3. This one example guarantees correct results for every future </w:t>
+      </w:r>
+      <w:r>
+        <w:rPr>
+          <w:b/>
+        </w:rPr>
+        <w:t>input</w:t>
+      </w:r>
+      <w:r>
+        <w:rPr>
+          <w:b w:val="0"/>
+        </w:rPr>
+        <w:t>.</w:t>
       </w:r>
     </w:p>
     <w:p>
@@ -2217,12 +3540,42 @@
       </w:r>
     </w:p>
     <w:p>
-      <w:r>
+      <w:pPr>
+        <w:pStyle w:val="Heading3"/>
+      </w:pPr>
+      <w:r>
+        <w:t>Hint · try first</w:t>
+      </w:r>
+    </w:p>
+    <w:p>
+      <w:pPr>
+        <w:spacing w:line="336" w:lineRule="auto" w:after="180"/>
+        <w:shd w:fill="F1F6F8"/>
+      </w:pPr>
+      <w:r>
+        <w:rPr>
+          <w:b w:val="0"/>
+        </w:rPr>
         <w:t>Hint if needed: Use the changed condition and the deciding step in the pictorial trace. The answer must say what follows from those facts.</w:t>
       </w:r>
     </w:p>
     <w:p>
-      <w:r>
+      <w:pPr>
+        <w:pStyle w:val="Heading3"/>
+      </w:pPr>
+      <w:r>
+        <w:t>Feedback · compare after trying</w:t>
+      </w:r>
+    </w:p>
+    <w:p>
+      <w:pPr>
+        <w:spacing w:line="336" w:lineRule="auto" w:after="180"/>
+        <w:shd w:fill="F1F6FC"/>
+      </w:pPr>
+      <w:r>
+        <w:rPr>
+          <w:b w:val="0"/>
+        </w:rPr>
         <w:t>After your attempt, compare with the supported explanation: The records become directly linkable to names and breach this access design. Separation only helps while the linkage key remains restricted.</w:t>
       </w:r>
     </w:p>
@@ -2235,18 +3588,105 @@
       </w:r>
     </w:p>
     <w:p>
-      <w:r>
-        <w:t>Review Research ethics and consent (ai-7/19). Goal: Explain the mechanism and terminology of research ethics and consent. Short practice: Identify which uses the drawing consent permits and excludes. Can the unrelated project reuse the drawings under this agreement, and what new authorisation would be needed?. Return to this week and explain what you changed.</w:t>
-      </w:r>
-    </w:p>
-    <w:p>
-      <w:r>
-        <w:t>Review Sensitivity analysis (ai-7/17). Goal: Explain the mechanism and terminology of sensitivity analysis. Short practice: Classify 0.4, 0.6 and 0.8 at cutoffs 0.5, 0.7 and exactly 0.6. Which equality rule decides the boundary, and can these unlabelled scores identify the best cutoff?. Return to this week and explain what you changed.</w:t>
-      </w:r>
-    </w:p>
-    <w:p>
-      <w:r>
-        <w:t>Review Statistical tests and assumptions (ai-7/14). Goal: Explain the mechanism and terminology of statistical tests and assumptions. Short practice: Calculate each paired difference and the observed sum. Count null arrangements with absolute sum at least four, compute p, and explain the decision at threshold 0.05.. Return to this week and explain what you changed.</w:t>
+      <w:pPr>
+        <w:spacing w:line="336" w:lineRule="auto" w:after="180"/>
+      </w:pPr>
+      <w:r>
+        <w:rPr>
+          <w:b w:val="0"/>
+        </w:rPr>
+        <w:t xml:space="preserve">Review Research ethics and consent (ai-7/19). Goal: Explain the </w:t>
+      </w:r>
+      <w:r>
+        <w:rPr>
+          <w:b/>
+        </w:rPr>
+        <w:t>mechanism</w:t>
+      </w:r>
+      <w:r>
+        <w:rPr>
+          <w:b w:val="0"/>
+        </w:rPr>
+        <w:t xml:space="preserve"> and terminology of research ethics and consent. Short practice: Identify which uses the drawing consent permits and excludes.</w:t>
+      </w:r>
+    </w:p>
+    <w:p>
+      <w:pPr>
+        <w:spacing w:line="336" w:lineRule="auto" w:after="180"/>
+      </w:pPr>
+      <w:r>
+        <w:rPr>
+          <w:b w:val="0"/>
+        </w:rPr>
+        <w:t>Can the unrelated project reuse the drawings under this agreement, and what new authorisation would be needed?. Return to this week and explain what you changed.</w:t>
+      </w:r>
+    </w:p>
+    <w:p>
+      <w:pPr>
+        <w:spacing w:line="336" w:lineRule="auto" w:after="180"/>
+      </w:pPr>
+      <w:r>
+        <w:rPr>
+          <w:b w:val="0"/>
+        </w:rPr>
+        <w:t xml:space="preserve">Review Sensitivity analysis (ai-7/17). Goal: Explain the </w:t>
+      </w:r>
+      <w:r>
+        <w:rPr>
+          <w:b/>
+        </w:rPr>
+        <w:t>mechanism</w:t>
+      </w:r>
+      <w:r>
+        <w:rPr>
+          <w:b w:val="0"/>
+        </w:rPr>
+        <w:t xml:space="preserve"> and terminology of sensitivity analysis. Short practice: Classify 0.4, 0.6 and 0.8 at cutoffs 0.5, 0.7 and exactly 0.6.</w:t>
+      </w:r>
+    </w:p>
+    <w:p>
+      <w:pPr>
+        <w:spacing w:line="336" w:lineRule="auto" w:after="180"/>
+      </w:pPr>
+      <w:r>
+        <w:rPr>
+          <w:b w:val="0"/>
+        </w:rPr>
+        <w:t>Which equality rule decides the boundary, and can these unlabelled scores identify the best cutoff?. Return to this week and explain what you changed.</w:t>
+      </w:r>
+    </w:p>
+    <w:p>
+      <w:pPr>
+        <w:spacing w:line="336" w:lineRule="auto" w:after="180"/>
+      </w:pPr>
+      <w:r>
+        <w:rPr>
+          <w:b w:val="0"/>
+        </w:rPr>
+        <w:t xml:space="preserve">Review Statistical tests and assumptions (ai-7/14). Goal: Explain the </w:t>
+      </w:r>
+      <w:r>
+        <w:rPr>
+          <w:b/>
+        </w:rPr>
+        <w:t>mechanism</w:t>
+      </w:r>
+      <w:r>
+        <w:rPr>
+          <w:b w:val="0"/>
+        </w:rPr>
+        <w:t xml:space="preserve"> and terminology of statistical tests and assumptions. Short practice: Calculate each paired difference and the observed sum.</w:t>
+      </w:r>
+    </w:p>
+    <w:p>
+      <w:pPr>
+        <w:spacing w:line="336" w:lineRule="auto" w:after="180"/>
+      </w:pPr>
+      <w:r>
+        <w:rPr>
+          <w:b w:val="0"/>
+        </w:rPr>
+        <w:t>Count null arrangements with absolute sum at least four, compute p, and explain the decision at threshold 0.05.. Return to this week and explain what you changed.</w:t>
       </w:r>
     </w:p>
     <w:p>
@@ -2258,8 +3698,561 @@
       </w:r>
     </w:p>
     <w:p>
-      <w:r>
-        <w:t>Use Download completed work in the hosted lesson to export your answers, reflections, practice feedback and code-run evidence. Open the HTML copy to read or print it. Drafts stay in this browser when storage is available; clear drafts on a shared device.</w:t>
+      <w:pPr>
+        <w:spacing w:line="336" w:lineRule="auto" w:after="180"/>
+      </w:pPr>
+      <w:r>
+        <w:rPr>
+          <w:b w:val="0"/>
+        </w:rPr>
+        <w:t xml:space="preserve">Use Download completed work in the hosted lesson to export your answers, reflections, practice feedback and code-run </w:t>
+      </w:r>
+      <w:r>
+        <w:rPr>
+          <w:b/>
+        </w:rPr>
+        <w:t>evidence</w:t>
+      </w:r>
+      <w:r>
+        <w:rPr>
+          <w:b w:val="0"/>
+        </w:rPr>
+        <w:t>. Open the HTML copy to read or print it.</w:t>
+      </w:r>
+    </w:p>
+    <w:p>
+      <w:pPr>
+        <w:spacing w:line="336" w:lineRule="auto" w:after="180"/>
+      </w:pPr>
+      <w:r>
+        <w:rPr>
+          <w:b w:val="0"/>
+        </w:rPr>
+        <w:t>Drafts stay in this browser when storage is available; clear drafts on a shared device.</w:t>
+      </w:r>
+    </w:p>
+    <w:p>
+      <w:pPr>
+        <w:pStyle w:val="Heading1"/>
+      </w:pPr>
+      <w:r>
+        <w:t>18. Visual concept journey</w:t>
+      </w:r>
+    </w:p>
+    <w:p>
+      <w:r>
+        <w:t>Explain each Privacy and data governance graphic using its labels, deciding evidence and relevant limitation.</w:t>
+      </w:r>
+    </w:p>
+    <w:p>
+      <w:pPr>
+        <w:pStyle w:val="Heading3"/>
+      </w:pPr>
+      <w:r>
+        <w:t>01. Privacy and data governance: the case</w:t>
+      </w:r>
+    </w:p>
+    <w:p>
+      <w:r>
+        <w:drawing>
+          <wp:inline xmlns:a="http://schemas.openxmlformats.org/drawingml/2006/main" xmlns:pic="http://schemas.openxmlformats.org/drawingml/2006/picture">
+            <wp:extent cx="5486400" cy="2834640"/>
+            <wp:docPr id="2" name="Picture 2" descr="Govern data by purpose and access. A fictional project needs task scores and random participant codes, but not names. Supplied facts: The analysis table holds codes and scores. A separate restricted key links codes to names only for authorised withdrawal handling."/>
+            <wp:cNvGraphicFramePr>
+              <a:graphicFrameLocks noChangeAspect="1"/>
+            </wp:cNvGraphicFramePr>
+            <a:graphic>
+              <a:graphicData uri="http://schemas.openxmlformats.org/drawingml/2006/picture">
+                <pic:pic>
+                  <pic:nvPicPr>
+                    <pic:cNvPr id="0" name="academy-story-ai-7-20-01.png"/>
+                    <pic:cNvPicPr/>
+                  </pic:nvPicPr>
+                  <pic:blipFill>
+                    <a:blip r:embed="rId10"/>
+                    <a:stretch>
+                      <a:fillRect/>
+                    </a:stretch>
+                  </pic:blipFill>
+                  <pic:spPr>
+                    <a:xfrm>
+                      <a:off x="0" y="0"/>
+                      <a:ext cx="5486400" cy="2834640"/>
+                    </a:xfrm>
+                    <a:prstGeom prst="rect"/>
+                  </pic:spPr>
+                </pic:pic>
+              </a:graphicData>
+            </a:graphic>
+          </wp:inline>
+        </w:drawing>
+      </w:r>
+    </w:p>
+    <w:p>
+      <w:pPr>
+        <w:spacing w:line="336" w:lineRule="auto" w:after="180"/>
+      </w:pPr>
+      <w:r>
+        <w:rPr>
+          <w:b w:val="0"/>
+        </w:rPr>
+        <w:t>Govern data by purpose and access. A fictional project needs task scores and random participant codes, but not names. Supplied facts: The analysis table holds codes and scores.</w:t>
+      </w:r>
+    </w:p>
+    <w:p>
+      <w:pPr>
+        <w:spacing w:line="336" w:lineRule="auto" w:after="180"/>
+      </w:pPr>
+      <w:r>
+        <w:rPr>
+          <w:b w:val="0"/>
+        </w:rPr>
+        <w:t>A separate restricted key links codes to names only for authorised withdrawal handling.</w:t>
+      </w:r>
+    </w:p>
+    <w:p>
+      <w:pPr>
+        <w:spacing w:line="336" w:lineRule="auto" w:after="180"/>
+        <w:shd w:fill="F5F1FB"/>
+      </w:pPr>
+      <w:r>
+        <w:rPr>
+          <w:b w:val="0"/>
+        </w:rPr>
+        <w:t>Point to the given fact that matters most. Explain why it matters.</w:t>
+      </w:r>
+    </w:p>
+    <w:p>
+      <w:pPr>
+        <w:pStyle w:val="Heading3"/>
+      </w:pPr>
+      <w:r>
+        <w:t>02. Follow the deciding steps</w:t>
+      </w:r>
+    </w:p>
+    <w:p>
+      <w:r>
+        <w:drawing>
+          <wp:inline xmlns:a="http://schemas.openxmlformats.org/drawingml/2006/main" xmlns:pic="http://schemas.openxmlformats.org/drawingml/2006/picture">
+            <wp:extent cx="5486400" cy="3182112"/>
+            <wp:docPr id="3" name="Picture 3" descr="Separate tables: Keep analysis records apart from the identity key. → Limit access: Analysts receive scores and codes, not the name linkage. → Define retention: Apply the approved deletion schedule to both stores and listed copies."/>
+            <wp:cNvGraphicFramePr>
+              <a:graphicFrameLocks noChangeAspect="1"/>
+            </wp:cNvGraphicFramePr>
+            <a:graphic>
+              <a:graphicData uri="http://schemas.openxmlformats.org/drawingml/2006/picture">
+                <pic:pic>
+                  <pic:nvPicPr>
+                    <pic:cNvPr id="0" name="academy-story-ai-7-20-02.png"/>
+                    <pic:cNvPicPr/>
+                  </pic:nvPicPr>
+                  <pic:blipFill>
+                    <a:blip r:embed="rId11"/>
+                    <a:stretch>
+                      <a:fillRect/>
+                    </a:stretch>
+                  </pic:blipFill>
+                  <pic:spPr>
+                    <a:xfrm>
+                      <a:off x="0" y="0"/>
+                      <a:ext cx="5486400" cy="3182112"/>
+                    </a:xfrm>
+                    <a:prstGeom prst="rect"/>
+                  </pic:spPr>
+                </pic:pic>
+              </a:graphicData>
+            </a:graphic>
+          </wp:inline>
+        </w:drawing>
+      </w:r>
+    </w:p>
+    <w:p>
+      <w:pPr>
+        <w:spacing w:line="336" w:lineRule="auto" w:after="180"/>
+      </w:pPr>
+      <w:r>
+        <w:rPr>
+          <w:b w:val="0"/>
+        </w:rPr>
+        <w:t>Separate tables: Keep analysis records apart from the identity key. → Limit access: Analysts receive scores and codes, not the name linkage. → Define retention: Apply the approved deletion schedule to both stores and listed copies.</w:t>
+      </w:r>
+    </w:p>
+    <w:p>
+      <w:pPr>
+        <w:spacing w:line="336" w:lineRule="auto" w:after="180"/>
+        <w:shd w:fill="F5F1FB"/>
+      </w:pPr>
+      <w:r>
+        <w:rPr>
+          <w:b w:val="0"/>
+        </w:rPr>
+        <w:t xml:space="preserve">Point to each numbered stage and explain which recorded </w:t>
+      </w:r>
+      <w:r>
+        <w:rPr>
+          <w:b/>
+        </w:rPr>
+        <w:t>input</w:t>
+      </w:r>
+      <w:r>
+        <w:rPr>
+          <w:b w:val="0"/>
+        </w:rPr>
+        <w:t xml:space="preserve"> it uses.</w:t>
+      </w:r>
+    </w:p>
+    <w:p>
+      <w:pPr>
+        <w:pStyle w:val="Heading3"/>
+      </w:pPr>
+      <w:r>
+        <w:t>03. Keep analysis records separate from the identity key</w:t>
+      </w:r>
+    </w:p>
+    <w:p>
+      <w:r>
+        <w:drawing>
+          <wp:inline xmlns:a="http://schemas.openxmlformats.org/drawingml/2006/main" xmlns:pic="http://schemas.openxmlformats.org/drawingml/2006/picture">
+            <wp:extent cx="5486400" cy="3520440"/>
+            <wp:docPr id="4" name="Picture 4" descr="Analysts receive random participant codes and scores. A separate restricted key links codes to names only for authorised withdrawal handling. Keeping the key restricted reduces exposure; it does not guarantee anonymity."/>
+            <wp:cNvGraphicFramePr>
+              <a:graphicFrameLocks noChangeAspect="1"/>
+            </wp:cNvGraphicFramePr>
+            <a:graphic>
+              <a:graphicData uri="http://schemas.openxmlformats.org/drawingml/2006/picture">
+                <pic:pic>
+                  <pic:nvPicPr>
+                    <pic:cNvPr id="0" name="academy-story-ai-7-20-03.png"/>
+                    <pic:cNvPicPr/>
+                  </pic:nvPicPr>
+                  <pic:blipFill>
+                    <a:blip r:embed="rId12"/>
+                    <a:stretch>
+                      <a:fillRect/>
+                    </a:stretch>
+                  </pic:blipFill>
+                  <pic:spPr>
+                    <a:xfrm>
+                      <a:off x="0" y="0"/>
+                      <a:ext cx="5486400" cy="3520440"/>
+                    </a:xfrm>
+                    <a:prstGeom prst="rect"/>
+                  </pic:spPr>
+                </pic:pic>
+              </a:graphicData>
+            </a:graphic>
+          </wp:inline>
+        </w:drawing>
+      </w:r>
+    </w:p>
+    <w:p>
+      <w:pPr>
+        <w:spacing w:line="336" w:lineRule="auto" w:after="180"/>
+      </w:pPr>
+      <w:r>
+        <w:rPr>
+          <w:b w:val="0"/>
+        </w:rPr>
+        <w:t>Analysts receive random participant codes and scores. A separate restricted key links codes to names only for authorised withdrawal handling. Keeping the key restricted reduces exposure; it does not guarantee anonymity.</w:t>
+      </w:r>
+    </w:p>
+    <w:p>
+      <w:pPr>
+        <w:spacing w:line="336" w:lineRule="auto" w:after="180"/>
+        <w:shd w:fill="F5F1FB"/>
+      </w:pPr>
+      <w:r>
+        <w:rPr>
+          <w:b w:val="0"/>
+        </w:rPr>
+        <w:t>Read the labels and values. Explain the relationship the model shows.</w:t>
+      </w:r>
+    </w:p>
+    <w:p>
+      <w:pPr>
+        <w:pStyle w:val="Heading3"/>
+      </w:pPr>
+      <w:r>
+        <w:t>04. Change one thing. Trace what follows.</w:t>
+      </w:r>
+    </w:p>
+    <w:p>
+      <w:r>
+        <w:drawing>
+          <wp:inline xmlns:a="http://schemas.openxmlformats.org/drawingml/2006/main" xmlns:pic="http://schemas.openxmlformats.org/drawingml/2006/picture">
+            <wp:extent cx="5486400" cy="3026664"/>
+            <wp:docPr id="5" name="Picture 5" descr="Original case: Apply the approved deletion schedule to both stores and listed copies. Changed condition: Publish the identity key with the analysis table. Expected result: The records become directly linkable to names and breach this access design. Reason: Separation only helps while the linkage key remains restricted."/>
+            <wp:cNvGraphicFramePr>
+              <a:graphicFrameLocks noChangeAspect="1"/>
+            </wp:cNvGraphicFramePr>
+            <a:graphic>
+              <a:graphicData uri="http://schemas.openxmlformats.org/drawingml/2006/picture">
+                <pic:pic>
+                  <pic:nvPicPr>
+                    <pic:cNvPr id="0" name="academy-story-ai-7-20-04.png"/>
+                    <pic:cNvPicPr/>
+                  </pic:nvPicPr>
+                  <pic:blipFill>
+                    <a:blip r:embed="rId13"/>
+                    <a:stretch>
+                      <a:fillRect/>
+                    </a:stretch>
+                  </pic:blipFill>
+                  <pic:spPr>
+                    <a:xfrm>
+                      <a:off x="0" y="0"/>
+                      <a:ext cx="5486400" cy="3026664"/>
+                    </a:xfrm>
+                    <a:prstGeom prst="rect"/>
+                  </pic:spPr>
+                </pic:pic>
+              </a:graphicData>
+            </a:graphic>
+          </wp:inline>
+        </w:drawing>
+      </w:r>
+    </w:p>
+    <w:p>
+      <w:pPr>
+        <w:spacing w:line="336" w:lineRule="auto" w:after="180"/>
+      </w:pPr>
+      <w:r>
+        <w:rPr>
+          <w:b w:val="0"/>
+        </w:rPr>
+        <w:t>Original case: Apply the approved deletion schedule to both stores and listed copies. Changed condition: Publish the identity key with the analysis table.</w:t>
+      </w:r>
+    </w:p>
+    <w:p>
+      <w:pPr>
+        <w:spacing w:line="336" w:lineRule="auto" w:after="180"/>
+      </w:pPr>
+      <w:r>
+        <w:rPr>
+          <w:b w:val="0"/>
+        </w:rPr>
+        <w:t>Expected result: The records become directly linkable to names and breach this access design. Reason: Separation only helps while the linkage key remains restricted.</w:t>
+      </w:r>
+    </w:p>
+    <w:p>
+      <w:pPr>
+        <w:spacing w:line="336" w:lineRule="auto" w:after="180"/>
+        <w:shd w:fill="F5F1FB"/>
+      </w:pPr>
+      <w:r>
+        <w:rPr>
+          <w:b w:val="0"/>
+        </w:rPr>
+        <w:t>Predict before checking the worked changed-case result. Name what changed and what the supplied facts allow you to conclude.</w:t>
+      </w:r>
+    </w:p>
+    <w:p>
+      <w:pPr>
+        <w:pStyle w:val="Heading3"/>
+      </w:pPr>
+      <w:r>
+        <w:t>05. Connect the explanation to its limit</w:t>
+      </w:r>
+    </w:p>
+    <w:p>
+      <w:r>
+        <w:drawing>
+          <wp:inline xmlns:a="http://schemas.openxmlformats.org/drawingml/2006/main" xmlns:pic="http://schemas.openxmlformats.org/drawingml/2006/picture">
+            <wp:extent cx="5486400" cy="2834640"/>
+            <wp:docPr id="6" name="Picture 6" descr="Pseudonymous codes reduce routine exposure but are not the same as irreversible anonymity. Governance specifies purpose, readers, locations and retention. Limit: Small groups or unusual records may still be identifiable without names; evaluate re-identification risk."/>
+            <wp:cNvGraphicFramePr>
+              <a:graphicFrameLocks noChangeAspect="1"/>
+            </wp:cNvGraphicFramePr>
+            <a:graphic>
+              <a:graphicData uri="http://schemas.openxmlformats.org/drawingml/2006/picture">
+                <pic:pic>
+                  <pic:nvPicPr>
+                    <pic:cNvPr id="0" name="academy-story-ai-7-20-05.png"/>
+                    <pic:cNvPicPr/>
+                  </pic:nvPicPr>
+                  <pic:blipFill>
+                    <a:blip r:embed="rId14"/>
+                    <a:stretch>
+                      <a:fillRect/>
+                    </a:stretch>
+                  </pic:blipFill>
+                  <pic:spPr>
+                    <a:xfrm>
+                      <a:off x="0" y="0"/>
+                      <a:ext cx="5486400" cy="2834640"/>
+                    </a:xfrm>
+                    <a:prstGeom prst="rect"/>
+                  </pic:spPr>
+                </pic:pic>
+              </a:graphicData>
+            </a:graphic>
+          </wp:inline>
+        </w:drawing>
+      </w:r>
+    </w:p>
+    <w:p>
+      <w:pPr>
+        <w:spacing w:line="336" w:lineRule="auto" w:after="180"/>
+      </w:pPr>
+      <w:r>
+        <w:rPr>
+          <w:b/>
+        </w:rPr>
+        <w:t>Pseudonym</w:t>
+      </w:r>
+      <w:r>
+        <w:rPr>
+          <w:b w:val="0"/>
+        </w:rPr>
+        <w:t>ous codes reduce routine exposure but are not the same as irreversible anonymity. Governance specifies purpose, readers, locations and retention.</w:t>
+      </w:r>
+    </w:p>
+    <w:p>
+      <w:pPr>
+        <w:spacing w:line="336" w:lineRule="auto" w:after="180"/>
+      </w:pPr>
+      <w:r>
+        <w:rPr>
+          <w:b w:val="0"/>
+        </w:rPr>
+        <w:t>Limit: Small groups or unusual records may still be identifiable without names; evaluate re-identification risk.</w:t>
+      </w:r>
+    </w:p>
+    <w:p>
+      <w:pPr>
+        <w:spacing w:line="336" w:lineRule="auto" w:after="180"/>
+        <w:shd w:fill="F5F1FB"/>
+      </w:pPr>
+      <w:r>
+        <w:rPr>
+          <w:b w:val="0"/>
+        </w:rPr>
+        <w:t>Explain the case, then point to a limit on the claim.</w:t>
+      </w:r>
+    </w:p>
+    <w:p>
+      <w:pPr>
+        <w:pStyle w:val="Heading3"/>
+      </w:pPr>
+      <w:r>
+        <w:t>06. Make the idea visible in your project</w:t>
+      </w:r>
+    </w:p>
+    <w:p>
+      <w:r>
+        <w:drawing>
+          <wp:inline xmlns:a="http://schemas.openxmlformats.org/drawingml/2006/main" xmlns:pic="http://schemas.openxmlformats.org/drawingml/2006/picture">
+            <wp:extent cx="5486400" cy="3681984"/>
+            <wp:docPr id="7" name="Picture 7" descr="For the Reproducible AI Research Study, retain an annotated worked trace and the changed-case reasoning. Connect the claim to its records, units and assumptions so another investigator can challenge or reproduce it. Draw your input, deciding step, result and limit. Supported question: Point to the analysis table and the restricted identity key. Why are the codes pseudonymous rather than guaranteed anonymous, and what changes if the key is published?"/>
+            <wp:cNvGraphicFramePr>
+              <a:graphicFrameLocks noChangeAspect="1"/>
+            </wp:cNvGraphicFramePr>
+            <a:graphic>
+              <a:graphicData uri="http://schemas.openxmlformats.org/drawingml/2006/picture">
+                <pic:pic>
+                  <pic:nvPicPr>
+                    <pic:cNvPr id="0" name="academy-story-ai-7-20-06.png"/>
+                    <pic:cNvPicPr/>
+                  </pic:nvPicPr>
+                  <pic:blipFill>
+                    <a:blip r:embed="rId15"/>
+                    <a:stretch>
+                      <a:fillRect/>
+                    </a:stretch>
+                  </pic:blipFill>
+                  <pic:spPr>
+                    <a:xfrm>
+                      <a:off x="0" y="0"/>
+                      <a:ext cx="5486400" cy="3681984"/>
+                    </a:xfrm>
+                    <a:prstGeom prst="rect"/>
+                  </pic:spPr>
+                </pic:pic>
+              </a:graphicData>
+            </a:graphic>
+          </wp:inline>
+        </w:drawing>
+      </w:r>
+    </w:p>
+    <w:p>
+      <w:pPr>
+        <w:spacing w:line="336" w:lineRule="auto" w:after="180"/>
+      </w:pPr>
+      <w:r>
+        <w:rPr>
+          <w:b w:val="0"/>
+        </w:rPr>
+        <w:t>For the Reproducible AI Research Study, retain an annotated worked trace and the changed-case reasoning. Connect the claim to its records, units and assumptions so another investigator can challenge or reproduce it.</w:t>
+      </w:r>
+    </w:p>
+    <w:p>
+      <w:pPr>
+        <w:spacing w:line="336" w:lineRule="auto" w:after="180"/>
+      </w:pPr>
+      <w:r>
+        <w:rPr>
+          <w:b w:val="0"/>
+        </w:rPr>
+        <w:t xml:space="preserve">Draw your </w:t>
+      </w:r>
+      <w:r>
+        <w:rPr>
+          <w:b/>
+        </w:rPr>
+        <w:t>input</w:t>
+      </w:r>
+      <w:r>
+        <w:rPr>
+          <w:b w:val="0"/>
+        </w:rPr>
+        <w:t>, deciding step, result and limit. Supported question: Point to the analysis table and the restricted identity key.</w:t>
+      </w:r>
+    </w:p>
+    <w:p>
+      <w:pPr>
+        <w:spacing w:line="336" w:lineRule="auto" w:after="180"/>
+      </w:pPr>
+      <w:r>
+        <w:rPr>
+          <w:b w:val="0"/>
+        </w:rPr>
+        <w:t xml:space="preserve">Why are the codes </w:t>
+      </w:r>
+      <w:r>
+        <w:rPr>
+          <w:b/>
+        </w:rPr>
+        <w:t>pseudonym</w:t>
+      </w:r>
+      <w:r>
+        <w:rPr>
+          <w:b w:val="0"/>
+        </w:rPr>
+        <w:t>ous rather than guaranteed anonymous, and what changes if the key is published?</w:t>
+      </w:r>
+    </w:p>
+    <w:p>
+      <w:pPr>
+        <w:spacing w:line="336" w:lineRule="auto" w:after="180"/>
+        <w:shd w:fill="F5F1FB"/>
+      </w:pPr>
+      <w:r>
+        <w:rPr>
+          <w:b w:val="0"/>
+        </w:rPr>
+        <w:t xml:space="preserve">Draw your project trace and justify the deciding step using </w:t>
+      </w:r>
+      <w:r>
+        <w:rPr>
+          <w:b/>
+        </w:rPr>
+        <w:t>evidence</w:t>
+      </w:r>
+      <w:r>
+        <w:rPr>
+          <w:b w:val="0"/>
+        </w:rPr>
+        <w:t>.</w:t>
       </w:r>
     </w:p>
     <w:sectPr>

--- a/downloads/student/ai-7-week-20.docx
+++ b/downloads/student/ai-7-week-20.docx
@@ -25,12 +25,17 @@
         <w:pStyle w:val="Heading1"/>
       </w:pPr>
       <w:r>
-        <w:t>Before you start</w:t>
-      </w:r>
-    </w:p>
-    <w:p>
-      <w:r>
-        <w:t>Recall Research ethics and consent. Explain why a recorded result needs its input conditions and evidence source before it can support a claim.</w:t>
+        <w:t>Name the purpose. Limit the fields. Trace the readers.</w:t>
+      </w:r>
+    </w:p>
+    <w:p>
+      <w:r>
+        <w:t>Audit fictional governance plans without confusing codes, metadata checks and privacy guarantees.</w:t>
+      </w:r>
+    </w:p>
+    <w:p>
+      <w:r>
+        <w:t>Purpose contract → field ledger → native key-separation diagram → control-evidence probes → plan audit → independent subgroup rule.</w:t>
       </w:r>
     </w:p>
     <w:p>
@@ -38,20 +43,20 @@
         <w:pStyle w:val="Heading1"/>
       </w:pPr>
       <w:r>
-        <w:t>01. Your mission</w:t>
-      </w:r>
-    </w:p>
-    <w:p>
-      <w:r>
-        <w:t>Start with the target: Explain the mechanism and terminology of privacy and data governance. Try the recall before opening notes.</w:t>
-      </w:r>
-    </w:p>
-    <w:p>
-      <w:pPr>
-        <w:pStyle w:val="Heading3"/>
-      </w:pPr>
-      <w:r>
-        <w:t>Your learning target</w:t>
+        <w:t>01. Follow purpose, fields, readers and retention through a data plan</w:t>
+      </w:r>
+    </w:p>
+    <w:p>
+      <w:r>
+        <w:t>Removing names is not the same as establishing anonymity.</w:t>
+      </w:r>
+    </w:p>
+    <w:p>
+      <w:pPr>
+        <w:pStyle w:val="Heading2"/>
+      </w:pPr>
+      <w:r>
+        <w:t>Learning goals</w:t>
       </w:r>
     </w:p>
     <w:p>
@@ -113,10 +118,10 @@
     </w:p>
     <w:p>
       <w:pPr>
-        <w:pStyle w:val="Heading3"/>
-      </w:pPr>
-      <w:r>
-        <w:t>Remember before reading</w:t>
+        <w:pStyle w:val="Heading2"/>
+      </w:pPr>
+      <w:r>
+        <w:t>Retrieve permission, source identity and evidence boundaries</w:t>
       </w:r>
     </w:p>
     <w:p>
@@ -188,6 +193,100 @@
     </w:p>
     <w:p>
       <w:pPr>
+        <w:pStyle w:val="Heading2"/>
+      </w:pPr>
+      <w:r>
+        <w:t>Starting response</w:t>
+      </w:r>
+    </w:p>
+    <w:p>
+      <w:pPr>
+        <w:pStyle w:val="ListBullet"/>
+      </w:pPr>
+      <w:r>
+        <w:t>Recall Research ethics and consent. Explain why a recorded result needs its input conditions and evidence source before it can support a claim.</w:t>
+      </w:r>
+    </w:p>
+    <w:p>
+      <w:pPr>
+        <w:pStyle w:val="Heading3"/>
+      </w:pPr>
+      <w:r>
+        <w:t>My starting explanation</w:t>
+      </w:r>
+    </w:p>
+    <w:p>
+      <w:r>
+        <w:t>________________________________________________________________</w:t>
+      </w:r>
+    </w:p>
+    <w:p>
+      <w:r>
+        <w:t>________________________________________________________________</w:t>
+      </w:r>
+    </w:p>
+    <w:p>
+      <w:r>
+        <w:t>________________________________________________________________</w:t>
+      </w:r>
+    </w:p>
+    <w:p>
+      <w:pPr>
+        <w:pStyle w:val="Heading2"/>
+      </w:pPr>
+      <w:r>
+        <w:t>End goal</w:t>
+      </w:r>
+    </w:p>
+    <w:p>
+      <w:pPr>
+        <w:spacing w:line="336" w:lineRule="auto" w:after="180"/>
+      </w:pPr>
+      <w:r>
+        <w:rPr>
+          <w:b w:val="0"/>
+        </w:rPr>
+        <w:t xml:space="preserve">Explain privacy and </w:t>
+      </w:r>
+      <w:r>
+        <w:rPr>
+          <w:b/>
+        </w:rPr>
+        <w:t>data governance</w:t>
+      </w:r>
+      <w:r>
+        <w:rPr>
+          <w:b w:val="0"/>
+        </w:rPr>
+        <w:t xml:space="preserve"> using the records and boundaries of this fictional investigation.</w:t>
+      </w:r>
+    </w:p>
+    <w:p>
+      <w:pPr>
+        <w:pStyle w:val="Heading2"/>
+      </w:pPr>
+      <w:r>
+        <w:t>Earlier wording, alternatives and picture transcripts · reference / check after trying</w:t>
+      </w:r>
+    </w:p>
+    <w:p>
+      <w:pPr>
+        <w:pStyle w:val="Heading3"/>
+      </w:pPr>
+      <w:r>
+        <w:t>Your learning target</w:t>
+      </w:r>
+    </w:p>
+    <w:p>
+      <w:pPr>
+        <w:pStyle w:val="Heading3"/>
+      </w:pPr>
+      <w:r>
+        <w:t>Remember before reading</w:t>
+      </w:r>
+    </w:p>
+    <w:p>
+      <w:pPr>
         <w:spacing w:line="336" w:lineRule="auto" w:after="180"/>
       </w:pPr>
       <w:r>
@@ -258,13 +357,679 @@
     </w:p>
     <w:p>
       <w:pPr>
+        <w:pStyle w:val="Heading3"/>
+      </w:pPr>
+      <w:r>
+        <w:t>This week’s end goal</w:t>
+      </w:r>
+    </w:p>
+    <w:p>
+      <w:pPr>
+        <w:pStyle w:val="Heading1"/>
+      </w:pPr>
+      <w:r>
+        <w:t>02. Audit the complete data flow rather than the presence of names</w:t>
+      </w:r>
+    </w:p>
+    <w:p>
+      <w:r>
+        <w:t>Separate purpose limitation, field minimization and verified protection.</w:t>
+      </w:r>
+    </w:p>
+    <w:p>
+      <w:pPr>
+        <w:pStyle w:val="Heading2"/>
+      </w:pPr>
+      <w:r>
+        <w:t>Begin with an identifying combination</w:t>
+      </w:r>
+    </w:p>
+    <w:p>
+      <w:pPr>
         <w:spacing w:line="336" w:lineRule="auto" w:after="180"/>
       </w:pPr>
       <w:r>
         <w:rPr>
           <w:b w:val="0"/>
         </w:rPr>
-        <w:t xml:space="preserve">Recall Research ethics and consent. Explain why a recorded result needs its </w:t>
+        <w:t>Imagine an export without names that still contains exact birth date, classroom and a rare condition. A reader who knows those details may recognize someone. Governance asks why each field is needed, who can read each table, how records can be linked and when they should be removed. In this fictional exercise, audit the declared plan rather than handling personal records.</w:t>
+      </w:r>
+    </w:p>
+    <w:p>
+      <w:pPr>
+        <w:spacing w:line="336" w:lineRule="auto" w:after="180"/>
+      </w:pPr>
+      <w:r>
+        <w:rPr>
+          <w:b w:val="0"/>
+        </w:rPr>
+        <w:t>A clear plan is not evidence that technical restrictions or deletion have been implemented.</w:t>
+      </w:r>
+    </w:p>
+    <w:p>
+      <w:pPr>
+        <w:pStyle w:val="Heading2"/>
+      </w:pPr>
+      <w:r>
+        <w:t>Original governance explanation</w:t>
+      </w:r>
+    </w:p>
+    <w:p>
+      <w:pPr>
+        <w:spacing w:line="336" w:lineRule="auto" w:after="180"/>
+      </w:pPr>
+      <w:r>
+        <w:rPr>
+          <w:b/>
+        </w:rPr>
+        <w:t>Data governance</w:t>
+      </w:r>
+      <w:r>
+        <w:rPr>
+          <w:b w:val="0"/>
+        </w:rPr>
+        <w:t xml:space="preserve"> specifies who may use which records, for what purpose and for how long. Coded data can still be reidentifiable.</w:t>
+      </w:r>
+    </w:p>
+    <w:p>
+      <w:pPr>
+        <w:pStyle w:val="Heading2"/>
+      </w:pPr>
+      <w:r>
+        <w:t>Full declared-purpose and access contract</w:t>
+      </w:r>
+    </w:p>
+    <w:tbl>
+      <w:tblPr>
+        <w:tblStyle w:val="LightShading-Accent1"/>
+        <w:tblW w:type="auto" w:w="0"/>
+        <w:tblLook w:firstColumn="1" w:firstRow="1" w:lastColumn="0" w:lastRow="0" w:noHBand="0" w:noVBand="1" w:val="04A0"/>
+      </w:tblPr>
+      <w:tblGrid>
+        <w:gridCol w:w="5112"/>
+        <w:gridCol w:w="5112"/>
+      </w:tblGrid>
+      <w:tr>
+        <w:trPr>
+          <w:tblHeader/>
+        </w:trPr>
+        <w:tc>
+          <w:tcPr>
+            <w:tcW w:type="dxa" w:w="5112"/>
+          </w:tcPr>
+          <w:p>
+            <w:r>
+              <w:t>Governance item</w:t>
+            </w:r>
+          </w:p>
+        </w:tc>
+        <w:tc>
+          <w:tcPr>
+            <w:tcW w:type="dxa" w:w="5112"/>
+          </w:tcPr>
+          <w:p>
+            <w:r>
+              <w:t>Complete fictional exercise contract</w:t>
+            </w:r>
+          </w:p>
+        </w:tc>
+      </w:tr>
+      <w:tr>
+        <w:tc>
+          <w:tcPr>
+            <w:tcW w:type="dxa" w:w="5112"/>
+          </w:tcPr>
+          <w:p>
+            <w:r>
+              <w:t>Named purpose</w:t>
+            </w:r>
+          </w:p>
+        </w:tc>
+        <w:tc>
+          <w:tcPr>
+            <w:tcW w:type="dxa" w:w="5112"/>
+          </w:tcPr>
+          <w:p>
+            <w:r>
+              <w:t>Task-score analysis using fictional records</w:t>
+            </w:r>
+          </w:p>
+        </w:tc>
+      </w:tr>
+      <w:tr>
+        <w:tc>
+          <w:tcPr>
+            <w:tcW w:type="dxa" w:w="5112"/>
+          </w:tcPr>
+          <w:p>
+            <w:r>
+              <w:t>Analysis fields needed in the picture</w:t>
+            </w:r>
+          </w:p>
+        </w:tc>
+        <w:tc>
+          <w:tcPr>
+            <w:tcW w:type="dxa" w:w="5112"/>
+          </w:tcPr>
+          <w:p>
+            <w:r>
+              <w:t>Random participant code and task score</w:t>
+            </w:r>
+          </w:p>
+        </w:tc>
+      </w:tr>
+      <w:tr>
+        <w:tc>
+          <w:tcPr>
+            <w:tcW w:type="dxa" w:w="5112"/>
+          </w:tcPr>
+          <w:p>
+            <w:r>
+              <w:t>Unnecessary main-export details</w:t>
+            </w:r>
+          </w:p>
+        </w:tc>
+        <w:tc>
+          <w:tcPr>
+            <w:tcW w:type="dxa" w:w="5112"/>
+          </w:tcPr>
+          <w:p>
+            <w:r>
+              <w:t>Exact birth date, classroom and rare condition are not needed for this toy purpose</w:t>
+            </w:r>
+          </w:p>
+        </w:tc>
+      </w:tr>
+      <w:tr>
+        <w:tc>
+          <w:tcPr>
+            <w:tcW w:type="dxa" w:w="5112"/>
+          </w:tcPr>
+          <w:p>
+            <w:r>
+              <w:t>Separate key</w:t>
+            </w:r>
+          </w:p>
+        </w:tc>
+        <w:tc>
+          <w:tcPr>
+            <w:tcW w:type="dxa" w:w="5112"/>
+          </w:tcPr>
+          <w:p>
+            <w:r>
+              <w:t>Code-to-identity link; restricted withdrawal role only</w:t>
+            </w:r>
+          </w:p>
+        </w:tc>
+      </w:tr>
+      <w:tr>
+        <w:tc>
+          <w:tcPr>
+            <w:tcW w:type="dxa" w:w="5112"/>
+          </w:tcPr>
+          <w:p>
+            <w:r>
+              <w:t>Analyst role</w:t>
+            </w:r>
+          </w:p>
+        </w:tc>
+        <w:tc>
+          <w:tcPr>
+            <w:tcW w:type="dxa" w:w="5112"/>
+          </w:tcPr>
+          <w:p>
+            <w:r>
+              <w:t>Reads analysis values, not the identity key under this design</w:t>
+            </w:r>
+          </w:p>
+        </w:tc>
+      </w:tr>
+      <w:tr>
+        <w:tc>
+          <w:tcPr>
+            <w:tcW w:type="dxa" w:w="5112"/>
+          </w:tcPr>
+          <w:p>
+            <w:r>
+              <w:t>Public output in the proposed repair</w:t>
+            </w:r>
+          </w:p>
+        </w:tc>
+        <w:tc>
+          <w:tcPr>
+            <w:tcW w:type="dxa" w:w="5112"/>
+          </w:tcPr>
+          <w:p>
+            <w:r>
+              <w:t>No row-level public output; any later aggregate needs its own disclosure check</w:t>
+            </w:r>
+          </w:p>
+        </w:tc>
+      </w:tr>
+      <w:tr>
+        <w:tc>
+          <w:tcPr>
+            <w:tcW w:type="dxa" w:w="5112"/>
+          </w:tcPr>
+          <w:p>
+            <w:r>
+              <w:t>Retention in the proposed repair</w:t>
+            </w:r>
+          </w:p>
+        </w:tc>
+        <w:tc>
+          <w:tcPr>
+            <w:tcW w:type="dxa" w:w="5112"/>
+          </w:tcPr>
+          <w:p>
+            <w:r>
+              <w:t>Demo plan: delete analysis and key at exercise end; this is a proposal, not executed deletion</w:t>
+            </w:r>
+          </w:p>
+        </w:tc>
+      </w:tr>
+      <w:tr>
+        <w:tc>
+          <w:tcPr>
+            <w:tcW w:type="dxa" w:w="5112"/>
+          </w:tcPr>
+          <w:p>
+            <w:r>
+              <w:t>Subgroup policy for the independent case</w:t>
+            </w:r>
+          </w:p>
+        </w:tc>
+        <w:tc>
+          <w:tcPr>
+            <w:tcW w:type="dxa" w:w="5112"/>
+          </w:tcPr>
+          <w:p>
+            <w:r>
+              <w:t>Do not report groups smaller than five</w:t>
+            </w:r>
+          </w:p>
+        </w:tc>
+      </w:tr>
+      <w:tr>
+        <w:tc>
+          <w:tcPr>
+            <w:tcW w:type="dxa" w:w="5112"/>
+          </w:tcPr>
+          <w:p>
+            <w:r>
+              <w:t>Evidence limit</w:t>
+            </w:r>
+          </w:p>
+        </w:tc>
+        <w:tc>
+          <w:tcPr>
+            <w:tcW w:type="dxa" w:w="5112"/>
+          </w:tcPr>
+          <w:p>
+            <w:r>
+              <w:t>Metadata checks do not prove anonymity, actual access control, consent or safe export</w:t>
+            </w:r>
+          </w:p>
+        </w:tc>
+      </w:tr>
+    </w:tbl>
+    <w:p>
+      <w:pPr>
+        <w:pStyle w:val="Heading2"/>
+      </w:pPr>
+      <w:r>
+        <w:t>Supplied and missing evidence</w:t>
+      </w:r>
+    </w:p>
+    <w:p>
+      <w:pPr>
+        <w:pStyle w:val="Heading3"/>
+      </w:pPr>
+      <w:r>
+        <w:t>List the given facts and one fact that is not supplied.</w:t>
+      </w:r>
+    </w:p>
+    <w:p>
+      <w:r>
+        <w:t>________________________________________________________________</w:t>
+      </w:r>
+    </w:p>
+    <w:p>
+      <w:r>
+        <w:t>________________________________________________________________</w:t>
+      </w:r>
+    </w:p>
+    <w:p>
+      <w:r>
+        <w:t>________________________________________________________________</w:t>
+      </w:r>
+    </w:p>
+    <w:p>
+      <w:pPr>
+        <w:pStyle w:val="Heading2"/>
+      </w:pPr>
+      <w:r>
+        <w:t>Earlier wording, alternatives and picture transcripts · reference / check after trying</w:t>
+      </w:r>
+    </w:p>
+    <w:p>
+      <w:pPr>
+        <w:spacing w:line="336" w:lineRule="auto" w:after="180"/>
+      </w:pPr>
+      <w:r>
+        <w:rPr>
+          <w:b w:val="0"/>
+        </w:rPr>
+        <w:t>Begin by writing the question the procedure is intended to answer. Identify the information already supplied, the information it will produce and the information still missing.</w:t>
+      </w:r>
+    </w:p>
+    <w:p>
+      <w:pPr>
+        <w:spacing w:line="336" w:lineRule="auto" w:after="180"/>
+      </w:pPr>
+      <w:r>
+        <w:rPr>
+          <w:b w:val="0"/>
+        </w:rPr>
+        <w:t>These are constructed classroom examples; they do not require live accounts, private records or an external service. Do not treat a plausible explanation as a measured outcome.</w:t>
+      </w:r>
+    </w:p>
+    <w:p>
+      <w:pPr>
+        <w:pStyle w:val="Heading1"/>
+      </w:pPr>
+      <w:r>
+        <w:t>03. Trace how an unnamed record can remain linkable</w:t>
+      </w:r>
+    </w:p>
+    <w:p>
+      <w:r>
+        <w:t>A field-by-field audit precedes any proposed export.</w:t>
+      </w:r>
+    </w:p>
+    <w:p>
+      <w:pPr>
+        <w:pStyle w:val="Heading2"/>
+      </w:pPr>
+      <w:r>
+        <w:t>Original minimization and separation procedure</w:t>
+      </w:r>
+    </w:p>
+    <w:p>
+      <w:pPr>
+        <w:spacing w:line="336" w:lineRule="auto" w:after="180"/>
+      </w:pPr>
+      <w:r>
+        <w:rPr>
+          <w:b w:val="0"/>
+        </w:rPr>
+        <w:t>For fictional records separate participant-code table from analysis values; limit access and retention. Remove unnecessary fields and small-group details before a permitted aggregate export.</w:t>
+      </w:r>
+    </w:p>
+    <w:p>
+      <w:pPr>
+        <w:pStyle w:val="Heading2"/>
+      </w:pPr>
+      <w:r>
+        <w:t>Complete main-field audit</w:t>
+      </w:r>
+    </w:p>
+    <w:tbl>
+      <w:tblPr>
+        <w:tblStyle w:val="LightShading-Accent1"/>
+        <w:tblW w:type="auto" w:w="0"/>
+        <w:tblLook w:firstColumn="1" w:firstRow="1" w:lastColumn="0" w:lastRow="0" w:noHBand="0" w:noVBand="1" w:val="04A0"/>
+      </w:tblPr>
+      <w:tblGrid>
+        <w:gridCol w:w="3408"/>
+        <w:gridCol w:w="3408"/>
+        <w:gridCol w:w="3408"/>
+      </w:tblGrid>
+      <w:tr>
+        <w:trPr>
+          <w:tblHeader/>
+        </w:trPr>
+        <w:tc>
+          <w:tcPr>
+            <w:tcW w:type="dxa" w:w="3408"/>
+          </w:tcPr>
+          <w:p>
+            <w:r>
+              <w:t>Main export field</w:t>
+            </w:r>
+          </w:p>
+        </w:tc>
+        <w:tc>
+          <w:tcPr>
+            <w:tcW w:type="dxa" w:w="3408"/>
+          </w:tcPr>
+          <w:p>
+            <w:r>
+              <w:t>Reason for concern</w:t>
+            </w:r>
+          </w:p>
+        </w:tc>
+        <w:tc>
+          <w:tcPr>
+            <w:tcW w:type="dxa" w:w="3408"/>
+          </w:tcPr>
+          <w:p>
+            <w:r>
+              <w:t>Toy-purpose action</w:t>
+            </w:r>
+          </w:p>
+        </w:tc>
+      </w:tr>
+      <w:tr>
+        <w:tc>
+          <w:tcPr>
+            <w:tcW w:type="dxa" w:w="3408"/>
+          </w:tcPr>
+          <w:p>
+            <w:r>
+              <w:t>Coded ID</w:t>
+            </w:r>
+          </w:p>
+        </w:tc>
+        <w:tc>
+          <w:tcPr>
+            <w:tcW w:type="dxa" w:w="3408"/>
+          </w:tcPr>
+          <w:p>
+            <w:r>
+              <w:t>May link to other records or a key</w:t>
+            </w:r>
+          </w:p>
+        </w:tc>
+        <w:tc>
+          <w:tcPr>
+            <w:tcW w:type="dxa" w:w="3408"/>
+          </w:tcPr>
+          <w:p>
+            <w:r>
+              <w:t>Restrict under the declared role plan</w:t>
+            </w:r>
+          </w:p>
+        </w:tc>
+      </w:tr>
+      <w:tr>
+        <w:tc>
+          <w:tcPr>
+            <w:tcW w:type="dxa" w:w="3408"/>
+          </w:tcPr>
+          <w:p>
+            <w:r>
+              <w:t>Exact birth date</w:t>
+            </w:r>
+          </w:p>
+        </w:tc>
+        <w:tc>
+          <w:tcPr>
+            <w:tcW w:type="dxa" w:w="3408"/>
+          </w:tcPr>
+          <w:p>
+            <w:r>
+              <w:t>Detailed identifying combination</w:t>
+            </w:r>
+          </w:p>
+        </w:tc>
+        <w:tc>
+          <w:tcPr>
+            <w:tcW w:type="dxa" w:w="3408"/>
+          </w:tcPr>
+          <w:p>
+            <w:r>
+              <w:t>Remove from the task-score analysis proposal</w:t>
+            </w:r>
+          </w:p>
+        </w:tc>
+      </w:tr>
+      <w:tr>
+        <w:tc>
+          <w:tcPr>
+            <w:tcW w:type="dxa" w:w="3408"/>
+          </w:tcPr>
+          <w:p>
+            <w:r>
+              <w:t>Classroom</w:t>
+            </w:r>
+          </w:p>
+        </w:tc>
+        <w:tc>
+          <w:tcPr>
+            <w:tcW w:type="dxa" w:w="3408"/>
+          </w:tcPr>
+          <w:p>
+            <w:r>
+              <w:t>Narrows the possible people</w:t>
+            </w:r>
+          </w:p>
+        </w:tc>
+        <w:tc>
+          <w:tcPr>
+            <w:tcW w:type="dxa" w:w="3408"/>
+          </w:tcPr>
+          <w:p>
+            <w:r>
+              <w:t>Remove unnecessary detail</w:t>
+            </w:r>
+          </w:p>
+        </w:tc>
+      </w:tr>
+      <w:tr>
+        <w:tc>
+          <w:tcPr>
+            <w:tcW w:type="dxa" w:w="3408"/>
+          </w:tcPr>
+          <w:p>
+            <w:r>
+              <w:t>Rare condition</w:t>
+            </w:r>
+          </w:p>
+        </w:tc>
+        <w:tc>
+          <w:tcPr>
+            <w:tcW w:type="dxa" w:w="3408"/>
+          </w:tcPr>
+          <w:p>
+            <w:r>
+              <w:t>Can identify through unusual combinations</w:t>
+            </w:r>
+          </w:p>
+        </w:tc>
+        <w:tc>
+          <w:tcPr>
+            <w:tcW w:type="dxa" w:w="3408"/>
+          </w:tcPr>
+          <w:p>
+            <w:r>
+              <w:t>Remove from this toy-purpose proposal</w:t>
+            </w:r>
+          </w:p>
+        </w:tc>
+      </w:tr>
+      <w:tr>
+        <w:tc>
+          <w:tcPr>
+            <w:tcW w:type="dxa" w:w="3408"/>
+          </w:tcPr>
+          <w:p>
+            <w:r>
+              <w:t>No names in export</w:t>
+            </w:r>
+          </w:p>
+        </w:tc>
+        <w:tc>
+          <w:tcPr>
+            <w:tcW w:type="dxa" w:w="3408"/>
+          </w:tcPr>
+          <w:p>
+            <w:r>
+              <w:t>Does not remove all linkage routes</w:t>
+            </w:r>
+          </w:p>
+        </w:tc>
+        <w:tc>
+          <w:tcPr>
+            <w:tcW w:type="dxa" w:w="3408"/>
+          </w:tcPr>
+          <w:p>
+            <w:r>
+              <w:t>Do not label it guaranteed anonymous</w:t>
+            </w:r>
+          </w:p>
+        </w:tc>
+      </w:tr>
+      <w:tr>
+        <w:tc>
+          <w:tcPr>
+            <w:tcW w:type="dxa" w:w="3408"/>
+          </w:tcPr>
+          <w:p>
+            <w:r>
+              <w:t>Missing readers/retention evidence</w:t>
+            </w:r>
+          </w:p>
+        </w:tc>
+        <w:tc>
+          <w:tcPr>
+            <w:tcW w:type="dxa" w:w="3408"/>
+          </w:tcPr>
+          <w:p>
+            <w:r>
+              <w:t>Plan alone does not prove controls</w:t>
+            </w:r>
+          </w:p>
+        </w:tc>
+        <w:tc>
+          <w:tcPr>
+            <w:tcW w:type="dxa" w:w="3408"/>
+          </w:tcPr>
+          <w:p>
+            <w:r>
+              <w:t>Record unresolved checks; do not claim actual protection</w:t>
+            </w:r>
+          </w:p>
+        </w:tc>
+      </w:tr>
+    </w:tbl>
+    <w:p>
+      <w:pPr>
+        <w:pStyle w:val="Heading2"/>
+      </w:pPr>
+      <w:r>
+        <w:t>Preserve scope and explain the visual</w:t>
+      </w:r>
+    </w:p>
+    <w:p>
+      <w:pPr>
+        <w:spacing w:line="336" w:lineRule="auto" w:after="180"/>
+      </w:pPr>
+      <w:r>
+        <w:rPr>
+          <w:b w:val="0"/>
+        </w:rPr>
+        <w:t xml:space="preserve">Before applying the procedure, write its units, denominator or decision boundary where relevant. A partner should be able to repeat each step using the same </w:t>
       </w:r>
       <w:r>
         <w:rPr>
@@ -276,50 +1041,30 @@
         <w:rPr>
           <w:b w:val="0"/>
         </w:rPr>
-        <w:t xml:space="preserve"> conditions and </w:t>
+        <w:t>s.</w:t>
+      </w:r>
+    </w:p>
+    <w:p>
+      <w:pPr>
+        <w:spacing w:line="336" w:lineRule="auto" w:after="180"/>
+      </w:pPr>
+      <w:r>
+        <w:rPr>
+          <w:b w:val="0"/>
+        </w:rPr>
+        <w:t xml:space="preserve">If a required </w:t>
       </w:r>
       <w:r>
         <w:rPr>
           <w:b/>
         </w:rPr>
-        <w:t>evidence</w:t>
+        <w:t>input</w:t>
       </w:r>
       <w:r>
         <w:rPr>
           <w:b w:val="0"/>
         </w:rPr>
-        <w:t xml:space="preserve"> source before it can support a claim.</w:t>
-      </w:r>
-    </w:p>
-    <w:p>
-      <w:pPr>
-        <w:pStyle w:val="Heading3"/>
-      </w:pPr>
-      <w:r>
-        <w:t>My starting explanation</w:t>
-      </w:r>
-    </w:p>
-    <w:p>
-      <w:r>
-        <w:t>________________________________________________________________</w:t>
-      </w:r>
-    </w:p>
-    <w:p>
-      <w:r>
-        <w:t>________________________________________________________________</w:t>
-      </w:r>
-    </w:p>
-    <w:p>
-      <w:r>
-        <w:t>________________________________________________________________</w:t>
-      </w:r>
-    </w:p>
-    <w:p>
-      <w:pPr>
-        <w:pStyle w:val="Heading3"/>
-      </w:pPr>
-      <w:r>
-        <w:t>This week’s end goal</w:t>
+        <w:t xml:space="preserve"> is absent or violates the stated contract, record that condition explicitly instead of quietly replacing it with a convenient value.</w:t>
       </w:r>
     </w:p>
     <w:p>
@@ -330,118 +1075,27 @@
         <w:rPr>
           <w:b w:val="0"/>
         </w:rPr>
-        <w:t xml:space="preserve">Explain privacy and </w:t>
+        <w:t xml:space="preserve">Point to the </w:t>
       </w:r>
       <w:r>
         <w:rPr>
           <w:b/>
         </w:rPr>
-        <w:t>data governance</w:t>
+        <w:t>input</w:t>
       </w:r>
       <w:r>
         <w:rPr>
           <w:b w:val="0"/>
         </w:rPr>
-        <w:t xml:space="preserve"> using the records and boundaries of this fictional investigation.</w:t>
-      </w:r>
-    </w:p>
-    <w:p>
-      <w:pPr>
-        <w:pStyle w:val="Heading1"/>
-      </w:pPr>
-      <w:r>
-        <w:t>02. Notice the evidence</w:t>
-      </w:r>
-    </w:p>
-    <w:p>
-      <w:r>
-        <w:t>Investigate the supplied Privacy and data governance case. Separate observations, given facts and assumptions before choosing an explanation.</w:t>
-      </w:r>
-    </w:p>
-    <w:p>
-      <w:pPr>
-        <w:spacing w:line="336" w:lineRule="auto" w:after="180"/>
-      </w:pPr>
-      <w:r>
-        <w:rPr>
-          <w:b/>
-        </w:rPr>
-        <w:t>Data governance</w:t>
-      </w:r>
-      <w:r>
-        <w:rPr>
-          <w:b w:val="0"/>
-        </w:rPr>
-        <w:t xml:space="preserve"> specifies who may use which records, for what purpose and for how long. Coded data can still be reidentifiable.</w:t>
-      </w:r>
-    </w:p>
-    <w:p>
-      <w:pPr>
-        <w:spacing w:line="336" w:lineRule="auto" w:after="180"/>
-      </w:pPr>
-      <w:r>
-        <w:rPr>
-          <w:b w:val="0"/>
-        </w:rPr>
-        <w:t>Begin by writing the question the procedure is intended to answer. Identify the information already supplied, the information it will produce and the information still missing.</w:t>
-      </w:r>
-    </w:p>
-    <w:p>
-      <w:pPr>
-        <w:spacing w:line="336" w:lineRule="auto" w:after="180"/>
-      </w:pPr>
-      <w:r>
-        <w:rPr>
-          <w:b w:val="0"/>
-        </w:rPr>
-        <w:t>These are constructed classroom examples; they do not require live accounts, private records or an external service. Do not treat a plausible explanation as a measured outcome.</w:t>
-      </w:r>
-    </w:p>
-    <w:p>
-      <w:pPr>
-        <w:pStyle w:val="Heading3"/>
-      </w:pPr>
-      <w:r>
-        <w:t>List the given facts and one fact that is not supplied.</w:t>
-      </w:r>
-    </w:p>
-    <w:p>
-      <w:r>
-        <w:t>________________________________________________________________</w:t>
-      </w:r>
-    </w:p>
-    <w:p>
-      <w:r>
-        <w:t>________________________________________________________________</w:t>
-      </w:r>
-    </w:p>
-    <w:p>
-      <w:r>
-        <w:t>________________________________________________________________</w:t>
-      </w:r>
-    </w:p>
-    <w:p>
-      <w:pPr>
-        <w:pStyle w:val="Heading1"/>
-      </w:pPr>
-      <w:r>
-        <w:t>03. See how it works</w:t>
-      </w:r>
-    </w:p>
-    <w:p>
-      <w:r>
-        <w:t>Follow the mechanism for Privacy and data governance. Connect each labelled input, deciding step and result.</w:t>
-      </w:r>
-    </w:p>
-    <w:p>
-      <w:pPr>
-        <w:spacing w:line="336" w:lineRule="auto" w:after="180"/>
-      </w:pPr>
-      <w:r>
-        <w:rPr>
-          <w:b w:val="0"/>
-        </w:rPr>
-        <w:t>For fictional records separate participant-code table from analysis values; limit access and retention. Remove unnecessary fields and small-group details before a permitted aggregate export.</w:t>
+        <w:t>, the deciding step and the result in this week’s visual. Explain the same step in ordinary words. A picture helps when you can say what each part represents.</w:t>
+      </w:r>
+    </w:p>
+    <w:p>
+      <w:pPr>
+        <w:pStyle w:val="Heading2"/>
+      </w:pPr>
+      <w:r>
+        <w:t>Earlier wording, alternatives and picture transcripts · reference / check after trying</w:t>
       </w:r>
     </w:p>
     <w:p>
@@ -538,13 +1192,214 @@
     </w:p>
     <w:p>
       <w:pPr>
+        <w:pStyle w:val="Heading3"/>
+      </w:pPr>
+      <w:r>
+        <w:t>Connect the picture and the explanation</w:t>
+      </w:r>
+    </w:p>
+    <w:p>
+      <w:pPr>
+        <w:pStyle w:val="Heading1"/>
+      </w:pPr>
+      <w:r>
+        <w:t>04. Predict publishing the identity key with the analysis</w:t>
+      </w:r>
+    </w:p>
+    <w:p>
+      <w:r>
+        <w:t>The change breaks the stated separation design.</w:t>
+      </w:r>
+    </w:p>
+    <w:p>
+      <w:pPr>
+        <w:pStyle w:val="Heading2"/>
+      </w:pPr>
+      <w:r>
+        <w:t>Main task and response</w:t>
+      </w:r>
+    </w:p>
+    <w:p>
+      <w:pPr>
+        <w:pStyle w:val="ListBullet"/>
+      </w:pPr>
+      <w:r>
+        <w:t>Export has coded ID, exact birth date, classroom and rare condition. Team calls it anonymous because names are removed. Show the intermediate steps and give the conclusion with its scope.</w:t>
+      </w:r>
+    </w:p>
+    <w:p>
+      <w:pPr>
+        <w:pStyle w:val="Heading3"/>
+      </w:pPr>
+      <w:r>
+        <w:t>Keep the procedure fixed. Explain what changed in the inputs and result.</w:t>
+      </w:r>
+    </w:p>
+    <w:p>
+      <w:r>
+        <w:t>________________________________________________________________</w:t>
+      </w:r>
+    </w:p>
+    <w:p>
+      <w:r>
+        <w:t>________________________________________________________________</w:t>
+      </w:r>
+    </w:p>
+    <w:p>
+      <w:r>
+        <w:t>________________________________________________________________</w:t>
+      </w:r>
+    </w:p>
+    <w:p>
+      <w:r>
+        <w:t>________________________________________________________________</w:t>
+      </w:r>
+    </w:p>
+    <w:p>
+      <w:r>
+        <w:t>________________________________________________________________</w:t>
+      </w:r>
+    </w:p>
+    <w:p>
+      <w:pPr>
+        <w:pStyle w:val="Heading2"/>
+      </w:pPr>
+      <w:r>
+        <w:t>Predict the changed key access</w:t>
+      </w:r>
+    </w:p>
+    <w:p>
+      <w:pPr>
+        <w:pStyle w:val="ListBullet"/>
+      </w:pPr>
+      <w:r>
+        <w:t>Change: Publish the identity key with the analysis table.</w:t>
+      </w:r>
+    </w:p>
+    <w:p>
+      <w:pPr>
+        <w:pStyle w:val="Heading2"/>
+      </w:pPr>
+      <w:r>
+        <w:t>Check after predicting · reference / check after trying</w:t>
+      </w:r>
+    </w:p>
+    <w:p>
+      <w:pPr>
         <w:spacing w:line="336" w:lineRule="auto" w:after="180"/>
       </w:pPr>
+      <w:r>
+        <w:rPr>
+          <w:b/>
+        </w:rPr>
+        <w:t>Prediction</w:t>
+      </w:r>
       <w:r>
         <w:rPr>
           <w:b w:val="0"/>
         </w:rPr>
-        <w:t xml:space="preserve">Before applying the procedure, write its units, denominator or decision boundary where relevant. A partner should be able to repeat each step using the same </w:t>
+        <w:t>: The records become directly linkable to names and breach this access design.</w:t>
+      </w:r>
+    </w:p>
+    <w:p>
+      <w:pPr>
+        <w:spacing w:line="336" w:lineRule="auto" w:after="180"/>
+      </w:pPr>
+      <w:r>
+        <w:rPr>
+          <w:b w:val="0"/>
+        </w:rPr>
+        <w:t>Reason: Separation only helps while the linkage key remains restricted.</w:t>
+      </w:r>
+    </w:p>
+    <w:p>
+      <w:pPr>
+        <w:pStyle w:val="Heading2"/>
+      </w:pPr>
+      <w:r>
+        <w:t>Earlier wording, alternatives and picture transcripts · reference / check after trying</w:t>
+      </w:r>
+    </w:p>
+    <w:p>
+      <w:pPr>
+        <w:pStyle w:val="Heading3"/>
+      </w:pPr>
+      <w:r>
+        <w:t>Compare a familiar case with a changed case</w:t>
+      </w:r>
+    </w:p>
+    <w:p>
+      <w:pPr>
+        <w:pStyle w:val="Heading3"/>
+      </w:pPr>
+      <w:r>
+        <w:t>Change one thing in the pictured case</w:t>
+      </w:r>
+    </w:p>
+    <w:p>
+      <w:pPr>
+        <w:pStyle w:val="Heading1"/>
+      </w:pPr>
+      <w:r>
+        <w:t>06. Read the linking key, allowed readers and retention together</w:t>
+      </w:r>
+    </w:p>
+    <w:p>
+      <w:r>
+        <w:t>A separate file is useful only when its access design is respected.</w:t>
+      </w:r>
+    </w:p>
+    <w:p>
+      <w:pPr>
+        <w:pStyle w:val="Heading2"/>
+      </w:pPr>
+      <w:r>
+        <w:t>Main coded-export claim and checked result</w:t>
+      </w:r>
+    </w:p>
+    <w:p>
+      <w:pPr>
+        <w:spacing w:line="336" w:lineRule="auto" w:after="180"/>
+      </w:pPr>
+      <w:r>
+        <w:rPr>
+          <w:b w:val="0"/>
+        </w:rPr>
+        <w:t>Export has coded ID, exact birth date, classroom and rare condition. Team calls it anonymous because names are removed.</w:t>
+      </w:r>
+    </w:p>
+    <w:p>
+      <w:pPr>
+        <w:spacing w:line="336" w:lineRule="auto" w:after="180"/>
+      </w:pPr>
+      <w:r>
+        <w:rPr>
+          <w:b w:val="0"/>
+        </w:rPr>
+        <w:t>The combination can remain identifying; coded is not necessarily anonymous. Minimise fields and assess disclosure under the declared policy.</w:t>
+      </w:r>
+    </w:p>
+    <w:p>
+      <w:pPr>
+        <w:spacing w:line="336" w:lineRule="auto" w:after="180"/>
+      </w:pPr>
+      <w:r>
+        <w:rPr>
+          <w:b w:val="0"/>
+        </w:rPr>
+        <w:t xml:space="preserve">Compare the intermediate </w:t>
+      </w:r>
+      <w:r>
+        <w:rPr>
+          <w:b/>
+        </w:rPr>
+        <w:t>evidence</w:t>
+      </w:r>
+      <w:r>
+        <w:rPr>
+          <w:b w:val="0"/>
+        </w:rPr>
+        <w:t xml:space="preserve"> with the final statement. Explain why each number or decision follows from the stated </w:t>
       </w:r>
       <w:r>
         <w:rPr>
@@ -567,7 +1422,7 @@
         <w:rPr>
           <w:b w:val="0"/>
         </w:rPr>
-        <w:t xml:space="preserve">If a required </w:t>
+        <w:t xml:space="preserve">The conclusion belongs to this scenario and procedure; changing the </w:t>
       </w:r>
       <w:r>
         <w:rPr>
@@ -579,445 +1434,15 @@
         <w:rPr>
           <w:b w:val="0"/>
         </w:rPr>
-        <w:t xml:space="preserve"> is absent or violates the stated contract, record that condition explicitly instead of quietly replacing it with a convenient value.</w:t>
-      </w:r>
-    </w:p>
-    <w:p>
-      <w:pPr>
-        <w:pStyle w:val="Heading3"/>
-      </w:pPr>
-      <w:r>
-        <w:t>Connect the picture and the explanation</w:t>
-      </w:r>
-    </w:p>
-    <w:p>
-      <w:pPr>
-        <w:spacing w:line="336" w:lineRule="auto" w:after="180"/>
-      </w:pPr>
-      <w:r>
-        <w:rPr>
-          <w:b w:val="0"/>
-        </w:rPr>
-        <w:t xml:space="preserve">Point to the </w:t>
-      </w:r>
-      <w:r>
-        <w:rPr>
-          <w:b/>
-        </w:rPr>
-        <w:t>input</w:t>
-      </w:r>
-      <w:r>
-        <w:rPr>
-          <w:b w:val="0"/>
-        </w:rPr>
-        <w:t>, the deciding step and the result in this week’s visual. Explain the same step in ordinary words. A picture helps when you can say what each part represents.</w:t>
-      </w:r>
-    </w:p>
-    <w:p>
-      <w:pPr>
-        <w:pStyle w:val="Heading1"/>
-      </w:pPr>
-      <w:r>
-        <w:t>04. Compare the cases</w:t>
-      </w:r>
-    </w:p>
-    <w:p>
-      <w:r>
-        <w:t>Compare the supplied cases for Privacy and data governance. Identify the detail that changes the conclusion.</w:t>
-      </w:r>
-    </w:p>
-    <w:p>
-      <w:pPr>
-        <w:pStyle w:val="Heading3"/>
-      </w:pPr>
-      <w:r>
-        <w:t>Compare a familiar case with a changed case</w:t>
-      </w:r>
-    </w:p>
-    <w:p>
-      <w:pPr>
-        <w:spacing w:line="336" w:lineRule="auto" w:after="180"/>
-      </w:pPr>
-      <w:r>
-        <w:rPr>
-          <w:b w:val="0"/>
-        </w:rPr>
-        <w:t>Export has coded ID, exact birth date, classroom and rare condition. Team calls it anonymous because names are removed. Show the intermediate steps and give the conclusion with its scope.</w:t>
-      </w:r>
-    </w:p>
-    <w:p>
-      <w:pPr>
-        <w:pStyle w:val="Heading3"/>
-      </w:pPr>
-      <w:r>
-        <w:t>Keep the procedure fixed. Explain what changed in the inputs and result.</w:t>
-      </w:r>
-    </w:p>
-    <w:p>
-      <w:r>
-        <w:t>________________________________________________________________</w:t>
-      </w:r>
-    </w:p>
-    <w:p>
-      <w:r>
-        <w:t>________________________________________________________________</w:t>
-      </w:r>
-    </w:p>
-    <w:p>
-      <w:r>
-        <w:t>________________________________________________________________</w:t>
-      </w:r>
-    </w:p>
-    <w:p>
-      <w:r>
-        <w:t>________________________________________________________________</w:t>
-      </w:r>
-    </w:p>
-    <w:p>
-      <w:r>
-        <w:t>________________________________________________________________</w:t>
-      </w:r>
-    </w:p>
-    <w:p>
-      <w:pPr>
-        <w:pStyle w:val="Heading3"/>
-      </w:pPr>
-      <w:r>
-        <w:t>Change one thing in the pictured case</w:t>
-      </w:r>
-    </w:p>
-    <w:p>
-      <w:pPr>
-        <w:pStyle w:val="Heading3"/>
-      </w:pPr>
-      <w:r>
-        <w:t>Change one thing</w:t>
-      </w:r>
-    </w:p>
-    <w:p>
-      <w:pPr>
-        <w:spacing w:line="336" w:lineRule="auto" w:after="180"/>
-        <w:shd w:fill="F5F1FB"/>
-      </w:pPr>
-      <w:r>
-        <w:rPr>
-          <w:b w:val="0"/>
-        </w:rPr>
-        <w:t>Change: Publish the identity key with the analysis table.</w:t>
-      </w:r>
-    </w:p>
-    <w:p>
-      <w:pPr>
-        <w:pStyle w:val="Heading3"/>
-      </w:pPr>
-      <w:r>
-        <w:t>Predicted result</w:t>
-      </w:r>
-    </w:p>
-    <w:p>
-      <w:pPr>
-        <w:spacing w:line="336" w:lineRule="auto" w:after="180"/>
-        <w:shd w:fill="F1F6FC"/>
-      </w:pPr>
-      <w:r>
-        <w:rPr>
-          <w:b/>
-        </w:rPr>
-        <w:t>Prediction</w:t>
-      </w:r>
-      <w:r>
-        <w:rPr>
-          <w:b w:val="0"/>
-        </w:rPr>
-        <w:t>: The records become directly linkable to names and breach this access design.</w:t>
-      </w:r>
-    </w:p>
-    <w:p>
-      <w:pPr>
-        <w:pStyle w:val="Heading3"/>
-      </w:pPr>
-      <w:r>
-        <w:t>Why the result follows</w:t>
-      </w:r>
-    </w:p>
-    <w:p>
-      <w:pPr>
-        <w:spacing w:line="336" w:lineRule="auto" w:after="180"/>
-        <w:shd w:fill="F1F6FC"/>
-      </w:pPr>
-      <w:r>
-        <w:rPr>
-          <w:b w:val="0"/>
-        </w:rPr>
-        <w:t>Reason: Separation only helps while the linkage key remains restricted.</w:t>
-      </w:r>
-    </w:p>
-    <w:p>
-      <w:pPr>
-        <w:pStyle w:val="Heading1"/>
-      </w:pPr>
-      <w:r>
-        <w:t>05. Words that unlock the idea</w:t>
-      </w:r>
-    </w:p>
-    <w:p>
-      <w:r>
-        <w:t>Use the vocabulary of Privacy and data governance to explain a concrete decision, rather than only memorising definitions.</w:t>
-      </w:r>
-    </w:p>
-    <w:tbl>
-      <w:tblPr>
-        <w:tblStyle w:val="LightShading-Accent1"/>
-        <w:tblW w:type="auto" w:w="0"/>
-        <w:tblLook w:firstColumn="1" w:firstRow="1" w:lastColumn="0" w:lastRow="0" w:noHBand="0" w:noVBand="1" w:val="04A0"/>
-      </w:tblPr>
-      <w:tblGrid>
-        <w:gridCol w:w="5112"/>
-        <w:gridCol w:w="5112"/>
-      </w:tblGrid>
-      <w:tr>
-        <w:trPr>
-          <w:tblHeader/>
-        </w:trPr>
-        <w:tc>
-          <w:tcPr>
-            <w:tcW w:type="dxa" w:w="5112"/>
-          </w:tcPr>
-          <w:p>
-            <w:r>
-              <w:t>Word</w:t>
-            </w:r>
-          </w:p>
-        </w:tc>
-        <w:tc>
-          <w:tcPr>
-            <w:tcW w:type="dxa" w:w="5112"/>
-          </w:tcPr>
-          <w:p>
-            <w:r>
-              <w:t>Meaning</w:t>
-            </w:r>
-          </w:p>
-        </w:tc>
-      </w:tr>
-      <w:tr>
-        <w:tc>
-          <w:tcPr>
-            <w:tcW w:type="dxa" w:w="5112"/>
-          </w:tcPr>
-          <w:p>
-            <w:r>
-              <w:t>Data governance</w:t>
-            </w:r>
-          </w:p>
-        </w:tc>
-        <w:tc>
-          <w:tcPr>
-            <w:tcW w:type="dxa" w:w="5112"/>
-          </w:tcPr>
-          <w:p>
-            <w:r>
-              <w:t>Rules for purpose, access, quality and lifetime</w:t>
-            </w:r>
-          </w:p>
-        </w:tc>
-      </w:tr>
-      <w:tr>
-        <w:tc>
-          <w:tcPr>
-            <w:tcW w:type="dxa" w:w="5112"/>
-          </w:tcPr>
-          <w:p>
-            <w:r>
-              <w:t>Pseudonym</w:t>
-            </w:r>
-          </w:p>
-        </w:tc>
-        <w:tc>
-          <w:tcPr>
-            <w:tcW w:type="dxa" w:w="5112"/>
-          </w:tcPr>
-          <w:p>
-            <w:r>
-              <w:t>A code replacing direct identification</w:t>
-            </w:r>
-          </w:p>
-        </w:tc>
-      </w:tr>
-      <w:tr>
-        <w:tc>
-          <w:tcPr>
-            <w:tcW w:type="dxa" w:w="5112"/>
-          </w:tcPr>
-          <w:p>
-            <w:r>
-              <w:t>Disclosure risk</w:t>
-            </w:r>
-          </w:p>
-        </w:tc>
-        <w:tc>
-          <w:tcPr>
-            <w:tcW w:type="dxa" w:w="5112"/>
-          </w:tcPr>
-          <w:p>
-            <w:r>
-              <w:t>The possibility of learning identifying or sensitive facts</w:t>
-            </w:r>
-          </w:p>
-        </w:tc>
-      </w:tr>
-    </w:tbl>
-    <w:p>
-      <w:pPr>
-        <w:pStyle w:val="Heading3"/>
-      </w:pPr>
-      <w:r>
-        <w:t>Use two terms to explain a step in this week’s example.</w:t>
-      </w:r>
-    </w:p>
-    <w:p>
-      <w:r>
-        <w:t>________________________________________________________________</w:t>
-      </w:r>
-    </w:p>
-    <w:p>
-      <w:r>
-        <w:t>________________________________________________________________</w:t>
-      </w:r>
-    </w:p>
-    <w:p>
-      <w:r>
-        <w:t>________________________________________________________________</w:t>
-      </w:r>
-    </w:p>
-    <w:p>
-      <w:pPr>
-        <w:pStyle w:val="Heading1"/>
-      </w:pPr>
-      <w:r>
-        <w:t>06. Follow a worked example</w:t>
-      </w:r>
-    </w:p>
-    <w:p>
-      <w:r>
-        <w:t>Follow the worked trace for Privacy and data governance, predict a step, then compare with its explanation.</w:t>
-      </w:r>
-    </w:p>
-    <w:p>
-      <w:pPr>
-        <w:spacing w:line="336" w:lineRule="auto" w:after="180"/>
-      </w:pPr>
-      <w:r>
-        <w:rPr>
-          <w:b w:val="0"/>
-        </w:rPr>
-        <w:t>Export has coded ID, exact birth date, classroom and rare condition. Team calls it anonymous because names are removed.</w:t>
-      </w:r>
-    </w:p>
-    <w:p>
-      <w:pPr>
-        <w:spacing w:line="336" w:lineRule="auto" w:after="180"/>
-      </w:pPr>
-      <w:r>
-        <w:rPr>
-          <w:b w:val="0"/>
-        </w:rPr>
-        <w:t>The combination can remain identifying; coded is not necessarily anonymous. Minimise fields and assess disclosure under the declared policy.</w:t>
-      </w:r>
-    </w:p>
-    <w:p>
-      <w:pPr>
-        <w:pStyle w:val="Heading3"/>
-      </w:pPr>
-      <w:r>
-        <w:t>Worked explanation · Privacy and data governance</w:t>
-      </w:r>
-    </w:p>
-    <w:p>
-      <w:pPr>
-        <w:spacing w:line="336" w:lineRule="auto" w:after="180"/>
-        <w:shd w:fill="F1F6FC"/>
-      </w:pPr>
-      <w:r>
-        <w:rPr>
-          <w:b w:val="0"/>
-        </w:rPr>
-        <w:t xml:space="preserve">Compare the intermediate </w:t>
-      </w:r>
-      <w:r>
-        <w:rPr>
-          <w:b/>
-        </w:rPr>
-        <w:t>evidence</w:t>
-      </w:r>
-      <w:r>
-        <w:rPr>
-          <w:b w:val="0"/>
-        </w:rPr>
-        <w:t xml:space="preserve"> with the final statement. Explain why each number or decision follows from the stated </w:t>
-      </w:r>
-      <w:r>
-        <w:rPr>
-          <w:b/>
-        </w:rPr>
-        <w:t>input</w:t>
-      </w:r>
-      <w:r>
-        <w:rPr>
-          <w:b w:val="0"/>
-        </w:rPr>
-        <w:t>s.</w:t>
-      </w:r>
-    </w:p>
-    <w:p>
-      <w:pPr>
-        <w:spacing w:line="336" w:lineRule="auto" w:after="180"/>
-        <w:shd w:fill="F1F6FC"/>
-      </w:pPr>
-      <w:r>
-        <w:rPr>
-          <w:b w:val="0"/>
-        </w:rPr>
-        <w:t xml:space="preserve">The conclusion belongs to this scenario and procedure; changing the </w:t>
-      </w:r>
-      <w:r>
-        <w:rPr>
-          <w:b/>
-        </w:rPr>
-        <w:t>input</w:t>
-      </w:r>
-      <w:r>
-        <w:rPr>
-          <w:b w:val="0"/>
-        </w:rPr>
         <w:t>s, evaluation population or authority can change what it establishes. Retain the raw record so a later revision can be compared honestly.</w:t>
       </w:r>
     </w:p>
     <w:p>
       <w:pPr>
-        <w:pStyle w:val="Heading3"/>
-      </w:pPr>
-      <w:r>
-        <w:t>Learn from the worked case</w:t>
-      </w:r>
-    </w:p>
-    <w:p>
-      <w:pPr>
-        <w:spacing w:line="336" w:lineRule="auto" w:after="180"/>
-      </w:pPr>
-      <w:r>
-        <w:rPr>
-          <w:b w:val="0"/>
-        </w:rPr>
-        <w:t>Cover the result before checking it. Say what is given, choose the procedure, and follow one step at a time. Then uncover the result and explain your first mismatch. Ask why a step is allowed, not only what number it produces.</w:t>
-      </w:r>
-    </w:p>
-    <w:p>
-      <w:pPr>
-        <w:pStyle w:val="Heading3"/>
-      </w:pPr>
-      <w:r>
-        <w:t>A pictorial worked case: Privacy and data governance</w:t>
+        <w:pStyle w:val="Heading2"/>
+      </w:pPr>
+      <w:r>
+        <w:t>Separate code/key facts and limits</w:t>
       </w:r>
     </w:p>
     <w:p>
@@ -1033,24 +1458,7 @@
     </w:p>
     <w:p>
       <w:pPr>
-        <w:pStyle w:val="Heading3"/>
-      </w:pPr>
-      <w:r>
-        <w:t>The facts we will use</w:t>
-      </w:r>
-    </w:p>
-    <w:p>
-      <w:pPr>
-        <w:pStyle w:val="Heading3"/>
-      </w:pPr>
-      <w:r>
-        <w:t>Supplied facts</w:t>
-      </w:r>
-    </w:p>
-    <w:p>
-      <w:pPr>
         <w:spacing w:line="336" w:lineRule="auto" w:after="180"/>
-        <w:shd w:fill="F1F6FC"/>
       </w:pPr>
       <w:r>
         <w:rPr>
@@ -1060,11 +1468,41 @@
       </w:r>
     </w:p>
     <w:p>
+      <w:pPr>
+        <w:spacing w:line="336" w:lineRule="auto" w:after="180"/>
+      </w:pPr>
+      <w:r>
+        <w:rPr>
+          <w:b w:val="0"/>
+        </w:rPr>
+        <w:t>The separate picture keeps participant codes and task scores in the analysis table. A restricted key maps those codes to identities for the stated withdrawal purpose. That link is why the records are pseudonymous rather than guaranteed anonymous. The separation reduces routine exposure only if readers actually have the declared restrictions.</w:t>
+      </w:r>
+    </w:p>
+    <w:p>
+      <w:pPr>
+        <w:spacing w:line="336" w:lineRule="auto" w:after="180"/>
+      </w:pPr>
+      <w:r>
+        <w:rPr>
+          <w:b w:val="0"/>
+        </w:rPr>
+        <w:t>Publishing the key alongside the analysis makes code-based linking straightforward and breaks this design. Even with a restricted key, unusual values or small groups may disclose identity through other information. No actual identity lookup, access-control enforcement or deletion is performed here.</w:t>
+      </w:r>
+    </w:p>
+    <w:p>
+      <w:pPr>
+        <w:pStyle w:val="Heading2"/>
+      </w:pPr>
+      <w:r>
+        <w:t>See the native linking diagram</w:t>
+      </w:r>
+    </w:p>
+    <w:p>
       <w:r>
         <w:drawing>
           <wp:inline xmlns:a="http://schemas.openxmlformats.org/drawingml/2006/main" xmlns:pic="http://schemas.openxmlformats.org/drawingml/2006/picture">
-            <wp:extent cx="5486400" cy="5185229"/>
-            <wp:docPr id="1" name="Picture 1" descr="Privacy and data governance. Separate tables: Keep analysis records apart from the identity key.. Limit access: Analysts receive scores and codes, not the name linkage.. Define retention: Apply the approved deletion schedule to both stores and listed copies."/>
+            <wp:extent cx="5486400" cy="3029913"/>
+            <wp:docPr id="1" name="Picture 1" descr="The fictional analysis table maps participant codes to scores and is readable by the analyst role. A separate restricted identity key maps the same codes to identities for authorized withdrawal handling. Shared codes make joining possible if the key is available. Publishing both breaks the declared separation. Coded data is not guaranteed anonymous."/>
             <wp:cNvGraphicFramePr>
               <a:graphicFrameLocks noChangeAspect="1"/>
             </wp:cNvGraphicFramePr>
@@ -1072,7 +1510,7 @@
               <a:graphicData uri="http://schemas.openxmlformats.org/drawingml/2006/picture">
                 <pic:pic>
                   <pic:nvPicPr>
-                    <pic:cNvPr id="0" name="academy-visual-ai-7-20.png"/>
+                    <pic:cNvPr id="0" name="ai-7-20-key-separation.png"/>
                     <pic:cNvPicPr/>
                   </pic:nvPicPr>
                   <pic:blipFill>
@@ -1084,7 +1522,43 @@
                   <pic:spPr>
                     <a:xfrm>
                       <a:off x="0" y="0"/>
-                      <a:ext cx="5486400" cy="5185229"/>
+                      <a:ext cx="5486400" cy="3029913"/>
+                    </a:xfrm>
+                    <a:prstGeom prst="rect"/>
+                  </pic:spPr>
+                </pic:pic>
+              </a:graphicData>
+            </a:graphic>
+          </wp:inline>
+        </w:drawing>
+      </w:r>
+    </w:p>
+    <w:p>
+      <w:r>
+        <w:drawing>
+          <wp:inline xmlns:a="http://schemas.openxmlformats.org/drawingml/2006/main" xmlns:pic="http://schemas.openxmlformats.org/drawingml/2006/picture">
+            <wp:extent cx="5486400" cy="3182112"/>
+            <wp:docPr id="2" name="Picture 2" descr="Separate tables: Keep analysis records apart from the identity key. → Limit access: Analysts receive scores and codes, not the name linkage. → Define retention: Apply the approved deletion schedule to both stores and listed copies."/>
+            <wp:cNvGraphicFramePr>
+              <a:graphicFrameLocks noChangeAspect="1"/>
+            </wp:cNvGraphicFramePr>
+            <a:graphic>
+              <a:graphicData uri="http://schemas.openxmlformats.org/drawingml/2006/picture">
+                <pic:pic>
+                  <pic:nvPicPr>
+                    <pic:cNvPr id="0" name="academy-story-ai-7-20-02.png"/>
+                    <pic:cNvPicPr/>
+                  </pic:nvPicPr>
+                  <pic:blipFill>
+                    <a:blip r:embed="rId10"/>
+                    <a:stretch>
+                      <a:fillRect/>
+                    </a:stretch>
+                  </pic:blipFill>
+                  <pic:spPr>
+                    <a:xfrm>
+                      <a:off x="0" y="0"/>
+                      <a:ext cx="5486400" cy="3182112"/>
                     </a:xfrm>
                     <a:prstGeom prst="rect"/>
                   </pic:spPr>
@@ -1212,24 +1686,7 @@
     </w:p>
     <w:p>
       <w:pPr>
-        <w:pStyle w:val="Heading3"/>
-      </w:pPr>
-      <w:r>
-        <w:t>Why this result follows</w:t>
-      </w:r>
-    </w:p>
-    <w:p>
-      <w:pPr>
-        <w:pStyle w:val="Heading3"/>
-      </w:pPr>
-      <w:r>
-        <w:t>Why the result follows</w:t>
-      </w:r>
-    </w:p>
-    <w:p>
-      <w:pPr>
         <w:spacing w:line="336" w:lineRule="auto" w:after="180"/>
-        <w:shd w:fill="F1F6FC"/>
       </w:pPr>
       <w:r>
         <w:rPr>
@@ -1246,30 +1703,360 @@
     </w:p>
     <w:p>
       <w:pPr>
+        <w:pStyle w:val="Heading2"/>
+      </w:pPr>
+      <w:r>
+        <w:t>Complete role and protection-evidence audit</w:t>
+      </w:r>
+    </w:p>
+    <w:tbl>
+      <w:tblPr>
+        <w:tblStyle w:val="LightShading-Accent1"/>
+        <w:tblW w:type="auto" w:w="0"/>
+        <w:tblLook w:firstColumn="1" w:firstRow="1" w:lastColumn="0" w:lastRow="0" w:noHBand="0" w:noVBand="1" w:val="04A0"/>
+      </w:tblPr>
+      <w:tblGrid>
+        <w:gridCol w:w="3408"/>
+        <w:gridCol w:w="3408"/>
+        <w:gridCol w:w="3408"/>
+      </w:tblGrid>
+      <w:tr>
+        <w:trPr>
+          <w:tblHeader/>
+        </w:trPr>
+        <w:tc>
+          <w:tcPr>
+            <w:tcW w:type="dxa" w:w="3408"/>
+          </w:tcPr>
+          <w:p>
+            <w:r>
+              <w:t>Table or operation</w:t>
+            </w:r>
+          </w:p>
+        </w:tc>
+        <w:tc>
+          <w:tcPr>
+            <w:tcW w:type="dxa" w:w="3408"/>
+          </w:tcPr>
+          <w:p>
+            <w:r>
+              <w:t>Declared permitted role/use</w:t>
+            </w:r>
+          </w:p>
+        </w:tc>
+        <w:tc>
+          <w:tcPr>
+            <w:tcW w:type="dxa" w:w="3408"/>
+          </w:tcPr>
+          <w:p>
+            <w:r>
+              <w:t>What the audit cannot assume</w:t>
+            </w:r>
+          </w:p>
+        </w:tc>
+      </w:tr>
+      <w:tr>
+        <w:tc>
+          <w:tcPr>
+            <w:tcW w:type="dxa" w:w="3408"/>
+          </w:tcPr>
+          <w:p>
+            <w:r>
+              <w:t>Analysis code + score</w:t>
+            </w:r>
+          </w:p>
+        </w:tc>
+        <w:tc>
+          <w:tcPr>
+            <w:tcW w:type="dxa" w:w="3408"/>
+          </w:tcPr>
+          <w:p>
+            <w:r>
+              <w:t>Analyst for the named task-score purpose</w:t>
+            </w:r>
+          </w:p>
+        </w:tc>
+        <w:tc>
+          <w:tcPr>
+            <w:tcW w:type="dxa" w:w="3408"/>
+          </w:tcPr>
+          <w:p>
+            <w:r>
+              <w:t>Codes are not proof of anonymity</w:t>
+            </w:r>
+          </w:p>
+        </w:tc>
+      </w:tr>
+      <w:tr>
+        <w:tc>
+          <w:tcPr>
+            <w:tcW w:type="dxa" w:w="3408"/>
+          </w:tcPr>
+          <w:p>
+            <w:r>
+              <w:t>Identity key</w:t>
+            </w:r>
+          </w:p>
+        </w:tc>
+        <w:tc>
+          <w:tcPr>
+            <w:tcW w:type="dxa" w:w="3408"/>
+          </w:tcPr>
+          <w:p>
+            <w:r>
+              <w:t>Restricted withdrawal role</w:t>
+            </w:r>
+          </w:p>
+        </w:tc>
+        <w:tc>
+          <w:tcPr>
+            <w:tcW w:type="dxa" w:w="3408"/>
+          </w:tcPr>
+          <w:p>
+            <w:r>
+              <w:t>A table label does not enforce permissions</w:t>
+            </w:r>
+          </w:p>
+        </w:tc>
+      </w:tr>
+      <w:tr>
+        <w:tc>
+          <w:tcPr>
+            <w:tcW w:type="dxa" w:w="3408"/>
+          </w:tcPr>
+          <w:p>
+            <w:r>
+              <w:t>Combine key and analysis publicly</w:t>
+            </w:r>
+          </w:p>
+        </w:tc>
+        <w:tc>
+          <w:tcPr>
+            <w:tcW w:type="dxa" w:w="3408"/>
+          </w:tcPr>
+          <w:p>
+            <w:r>
+              <w:t>Outside this design</w:t>
+            </w:r>
+          </w:p>
+        </w:tc>
+        <w:tc>
+          <w:tcPr>
+            <w:tcW w:type="dxa" w:w="3408"/>
+          </w:tcPr>
+          <w:p>
+            <w:r>
+              <w:t>Do not treat the result as deidentified</w:t>
+            </w:r>
+          </w:p>
+        </w:tc>
+      </w:tr>
+      <w:tr>
+        <w:tc>
+          <w:tcPr>
+            <w:tcW w:type="dxa" w:w="3408"/>
+          </w:tcPr>
+          <w:p>
+            <w:r>
+              <w:t>End-of-exercise deletion plan</w:t>
+            </w:r>
+          </w:p>
+        </w:tc>
+        <w:tc>
+          <w:tcPr>
+            <w:tcW w:type="dxa" w:w="3408"/>
+          </w:tcPr>
+          <w:p>
+            <w:r>
+              <w:t>Proposed retention action</w:t>
+            </w:r>
+          </w:p>
+        </w:tc>
+        <w:tc>
+          <w:tcPr>
+            <w:tcW w:type="dxa" w:w="3408"/>
+          </w:tcPr>
+          <w:p>
+            <w:r>
+              <w:t>Not evidence deletion has occurred</w:t>
+            </w:r>
+          </w:p>
+        </w:tc>
+      </w:tr>
+      <w:tr>
+        <w:tc>
+          <w:tcPr>
+            <w:tcW w:type="dxa" w:w="3408"/>
+          </w:tcPr>
+          <w:p>
+            <w:r>
+              <w:t>Subgroup count below five</w:t>
+            </w:r>
+          </w:p>
+        </w:tc>
+        <w:tc>
+          <w:tcPr>
+            <w:tcW w:type="dxa" w:w="3408"/>
+          </w:tcPr>
+          <w:p>
+            <w:r>
+              <w:t>Blocked by supplied policy</w:t>
+            </w:r>
+          </w:p>
+        </w:tc>
+        <w:tc>
+          <w:tcPr>
+            <w:tcW w:type="dxa" w:w="3408"/>
+          </w:tcPr>
+          <w:p>
+            <w:r>
+              <w:t>Changing the threshold after seeing outcomes is not compliance</w:t>
+            </w:r>
+          </w:p>
+        </w:tc>
+      </w:tr>
+      <w:tr>
+        <w:tc>
+          <w:tcPr>
+            <w:tcW w:type="dxa" w:w="3408"/>
+          </w:tcPr>
+          <w:p>
+            <w:r>
+              <w:t>Subgroup count equals five</w:t>
+            </w:r>
+          </w:p>
+        </w:tc>
+        <w:tc>
+          <w:tcPr>
+            <w:tcW w:type="dxa" w:w="3408"/>
+          </w:tcPr>
+          <w:p>
+            <w:r>
+              <w:t>Meets this size rule only</w:t>
+            </w:r>
+          </w:p>
+        </w:tc>
+        <w:tc>
+          <w:tcPr>
+            <w:tcW w:type="dxa" w:w="3408"/>
+          </w:tcPr>
+          <w:p>
+            <w:r>
+              <w:t>Not a general privacy or export guarantee</w:t>
+            </w:r>
+          </w:p>
+        </w:tc>
+      </w:tr>
+    </w:tbl>
+    <w:p>
+      <w:pPr>
+        <w:pStyle w:val="Heading2"/>
+      </w:pPr>
+      <w:r>
+        <w:t>Predict publishing the key</w:t>
+      </w:r>
+    </w:p>
+    <w:p>
+      <w:pPr>
+        <w:pStyle w:val="ListBullet"/>
+      </w:pPr>
+      <w:r>
+        <w:t>Change one thing: Publish the identity key with the analysis table. Predict the result before checking the explanation. What remains the same?</w:t>
+      </w:r>
+    </w:p>
+    <w:p>
+      <w:pPr>
+        <w:pStyle w:val="Heading2"/>
+      </w:pPr>
+      <w:r>
+        <w:t>Check after predicting · reference / check after trying</w:t>
+      </w:r>
+    </w:p>
+    <w:p>
+      <w:r>
+        <w:drawing>
+          <wp:inline xmlns:a="http://schemas.openxmlformats.org/drawingml/2006/main" xmlns:pic="http://schemas.openxmlformats.org/drawingml/2006/picture">
+            <wp:extent cx="5486400" cy="3026664"/>
+            <wp:docPr id="3" name="Picture 3" descr="Original case: Apply the approved deletion schedule to both stores and listed copies. Changed condition: Publish the identity key with the analysis table. Expected result: The records become directly linkable to names and breach this access design. Reason: Separation only helps while the linkage key remains restricted."/>
+            <wp:cNvGraphicFramePr>
+              <a:graphicFrameLocks noChangeAspect="1"/>
+            </wp:cNvGraphicFramePr>
+            <a:graphic>
+              <a:graphicData uri="http://schemas.openxmlformats.org/drawingml/2006/picture">
+                <pic:pic>
+                  <pic:nvPicPr>
+                    <pic:cNvPr id="0" name="academy-story-ai-7-20-04.png"/>
+                    <pic:cNvPicPr/>
+                  </pic:nvPicPr>
+                  <pic:blipFill>
+                    <a:blip r:embed="rId11"/>
+                    <a:stretch>
+                      <a:fillRect/>
+                    </a:stretch>
+                  </pic:blipFill>
+                  <pic:spPr>
+                    <a:xfrm>
+                      <a:off x="0" y="0"/>
+                      <a:ext cx="5486400" cy="3026664"/>
+                    </a:xfrm>
+                    <a:prstGeom prst="rect"/>
+                  </pic:spPr>
+                </pic:pic>
+              </a:graphicData>
+            </a:graphic>
+          </wp:inline>
+        </w:drawing>
+      </w:r>
+    </w:p>
+    <w:p>
+      <w:pPr>
+        <w:pStyle w:val="Heading2"/>
+      </w:pPr>
+      <w:r>
+        <w:t>Explain remaining linkage risks</w:t>
+      </w:r>
+    </w:p>
+    <w:p>
+      <w:pPr>
+        <w:pStyle w:val="ListBullet"/>
+      </w:pPr>
+      <w:r>
+        <w:t>Small groups or unusual records may still be identifiable without names; evaluate re-identification risk.</w:t>
+      </w:r>
+    </w:p>
+    <w:p>
+      <w:pPr>
+        <w:pStyle w:val="ListBullet"/>
+      </w:pPr>
+      <w:r>
+        <w:t>Read the labelled picture: Point to the analysis table and the restricted identity key. Why are the codes pseudonymous rather than guaranteed anonymous, and what changes if the key is published?</w:t>
+      </w:r>
+    </w:p>
+    <w:p>
+      <w:pPr>
+        <w:pStyle w:val="Heading2"/>
+      </w:pPr>
+      <w:r>
+        <w:t>Earlier wording, alternatives and picture transcripts · reference / check after trying</w:t>
+      </w:r>
+    </w:p>
+    <w:p>
+      <w:pPr>
         <w:pStyle w:val="Heading3"/>
       </w:pPr>
       <w:r>
-        <w:t>What this example does not establish</w:t>
-      </w:r>
-    </w:p>
-    <w:p>
-      <w:pPr>
-        <w:pStyle w:val="Heading3"/>
-      </w:pPr>
-      <w:r>
-        <w:t>Keep the stated limit</w:t>
+        <w:t>Learn from the worked case</w:t>
       </w:r>
     </w:p>
     <w:p>
       <w:pPr>
         <w:spacing w:line="336" w:lineRule="auto" w:after="180"/>
-        <w:shd w:fill="FFF5E6"/>
       </w:pPr>
       <w:r>
         <w:rPr>
           <w:b w:val="0"/>
         </w:rPr>
-        <w:t>Small groups or unusual records may still be identifiable without names; evaluate re-identification risk.</w:t>
+        <w:t>Cover the result before checking it. Say what is given, choose the procedure, and follow one step at a time. Then uncover the result and explain your first mismatch. Ask why a step is allowed, not only what number it produces.</w:t>
       </w:r>
     </w:p>
     <w:p>
@@ -1277,31 +2064,7 @@
         <w:pStyle w:val="Heading3"/>
       </w:pPr>
       <w:r>
-        <w:t>Keep the stated limit</w:t>
-      </w:r>
-    </w:p>
-    <w:p>
-      <w:pPr>
-        <w:spacing w:line="336" w:lineRule="auto" w:after="180"/>
-        <w:shd w:fill="FFF5E6"/>
-      </w:pPr>
-      <w:r>
-        <w:rPr>
-          <w:b w:val="0"/>
-        </w:rPr>
-        <w:t xml:space="preserve">Read the labelled picture: Point to the analysis table and the restricted identity key. Why are the codes </w:t>
-      </w:r>
-      <w:r>
-        <w:rPr>
-          <w:b/>
-        </w:rPr>
-        <w:t>pseudonym</w:t>
-      </w:r>
-      <w:r>
-        <w:rPr>
-          <w:b w:val="0"/>
-        </w:rPr>
-        <w:t>ous rather than guaranteed anonymous, and what changes if the key is published?</w:t>
+        <w:t>A pictorial worked case: Privacy and data governance</w:t>
       </w:r>
     </w:p>
     <w:p>
@@ -1309,19 +2072,59 @@
         <w:pStyle w:val="Heading3"/>
       </w:pPr>
       <w:r>
-        <w:t>Keep the stated limit</w:t>
-      </w:r>
-    </w:p>
-    <w:p>
-      <w:pPr>
-        <w:spacing w:line="336" w:lineRule="auto" w:after="180"/>
-        <w:shd w:fill="FFF5E6"/>
-      </w:pPr>
-      <w:r>
-        <w:rPr>
-          <w:b w:val="0"/>
-        </w:rPr>
-        <w:t>Change one thing: Publish the identity key with the analysis table. Predict the result before checking the explanation. What remains the same?</w:t>
+        <w:t>The facts we will use</w:t>
+      </w:r>
+    </w:p>
+    <w:p>
+      <w:r>
+        <w:drawing>
+          <wp:inline xmlns:a="http://schemas.openxmlformats.org/drawingml/2006/main" xmlns:pic="http://schemas.openxmlformats.org/drawingml/2006/picture">
+            <wp:extent cx="5486400" cy="5185229"/>
+            <wp:docPr id="4" name="Picture 4" descr="Privacy and data governance. Separate tables: Keep analysis records apart from the identity key.. Limit access: Analysts receive scores and codes, not the name linkage.. Define retention: Apply the approved deletion schedule to both stores and listed copies."/>
+            <wp:cNvGraphicFramePr>
+              <a:graphicFrameLocks noChangeAspect="1"/>
+            </wp:cNvGraphicFramePr>
+            <a:graphic>
+              <a:graphicData uri="http://schemas.openxmlformats.org/drawingml/2006/picture">
+                <pic:pic>
+                  <pic:nvPicPr>
+                    <pic:cNvPr id="0" name="academy-visual-ai-7-20.png"/>
+                    <pic:cNvPicPr/>
+                  </pic:nvPicPr>
+                  <pic:blipFill>
+                    <a:blip r:embed="rId12"/>
+                    <a:stretch>
+                      <a:fillRect/>
+                    </a:stretch>
+                  </pic:blipFill>
+                  <pic:spPr>
+                    <a:xfrm>
+                      <a:off x="0" y="0"/>
+                      <a:ext cx="5486400" cy="5185229"/>
+                    </a:xfrm>
+                    <a:prstGeom prst="rect"/>
+                  </pic:spPr>
+                </pic:pic>
+              </a:graphicData>
+            </a:graphic>
+          </wp:inline>
+        </w:drawing>
+      </w:r>
+    </w:p>
+    <w:p>
+      <w:pPr>
+        <w:pStyle w:val="Heading3"/>
+      </w:pPr>
+      <w:r>
+        <w:t>Why this result follows</w:t>
+      </w:r>
+    </w:p>
+    <w:p>
+      <w:pPr>
+        <w:pStyle w:val="Heading3"/>
+      </w:pPr>
+      <w:r>
+        <w:t>What this example does not establish</w:t>
       </w:r>
     </w:p>
     <w:p>
@@ -1329,12 +2132,20 @@
         <w:pStyle w:val="Heading1"/>
       </w:pPr>
       <w:r>
-        <w:t>07. Find and repair a mistake</w:t>
-      </w:r>
-    </w:p>
-    <w:p>
-      <w:r>
-        <w:t>Find the unsupported step in the Privacy and data governance claim and explain a repair using the supplied evidence.</w:t>
+        <w:t>07. Repair anonymity claims and single-rule privacy shortcuts</w:t>
+      </w:r>
+    </w:p>
+    <w:p>
+      <w:r>
+        <w:t>A proposed control needs implementation evidence and context.</w:t>
+      </w:r>
+    </w:p>
+    <w:p>
+      <w:pPr>
+        <w:pStyle w:val="Heading2"/>
+      </w:pPr>
+      <w:r>
+        <w:t>Original qualification and repair setup</w:t>
       </w:r>
     </w:p>
     <w:p>
@@ -1350,16 +2161,7 @@
     </w:p>
     <w:p>
       <w:pPr>
-        <w:pStyle w:val="Heading3"/>
-      </w:pPr>
-      <w:r>
-        <w:t>Check the claim against the facts</w:t>
-      </w:r>
-    </w:p>
-    <w:p>
-      <w:pPr>
         <w:spacing w:line="336" w:lineRule="auto" w:after="180"/>
-        <w:shd w:fill="FFF5E6"/>
       </w:pPr>
       <w:r>
         <w:rPr>
@@ -1371,7 +2173,6 @@
     <w:p>
       <w:pPr>
         <w:spacing w:line="336" w:lineRule="auto" w:after="180"/>
-        <w:shd w:fill="FFF5E6"/>
       </w:pPr>
       <w:r>
         <w:rPr>
@@ -1394,6 +2195,256 @@
     </w:p>
     <w:p>
       <w:pPr>
+        <w:pStyle w:val="Heading2"/>
+      </w:pPr>
+      <w:r>
+        <w:t>Complete access, retention and size-rule probes</w:t>
+      </w:r>
+    </w:p>
+    <w:tbl>
+      <w:tblPr>
+        <w:tblStyle w:val="LightShading-Accent1"/>
+        <w:tblW w:type="auto" w:w="0"/>
+        <w:tblLook w:firstColumn="1" w:firstRow="1" w:lastColumn="0" w:lastRow="0" w:noHBand="0" w:noVBand="1" w:val="04A0"/>
+      </w:tblPr>
+      <w:tblGrid>
+        <w:gridCol w:w="5112"/>
+        <w:gridCol w:w="5112"/>
+      </w:tblGrid>
+      <w:tr>
+        <w:trPr>
+          <w:tblHeader/>
+        </w:trPr>
+        <w:tc>
+          <w:tcPr>
+            <w:tcW w:type="dxa" w:w="5112"/>
+          </w:tcPr>
+          <w:p>
+            <w:r>
+              <w:t>Governance probe</w:t>
+            </w:r>
+          </w:p>
+        </w:tc>
+        <w:tc>
+          <w:tcPr>
+            <w:tcW w:type="dxa" w:w="5112"/>
+          </w:tcPr>
+          <w:p>
+            <w:r>
+              <w:t>Checked interpretation</w:t>
+            </w:r>
+          </w:p>
+        </w:tc>
+      </w:tr>
+      <w:tr>
+        <w:tc>
+          <w:tcPr>
+            <w:tcW w:type="dxa" w:w="5112"/>
+          </w:tcPr>
+          <w:p>
+            <w:r>
+              <w:t>Names removed</w:t>
+            </w:r>
+          </w:p>
+        </w:tc>
+        <w:tc>
+          <w:tcPr>
+            <w:tcW w:type="dxa" w:w="5112"/>
+          </w:tcPr>
+          <w:p>
+            <w:r>
+              <w:t>Other fields may still identify people</w:t>
+            </w:r>
+          </w:p>
+        </w:tc>
+      </w:tr>
+      <w:tr>
+        <w:tc>
+          <w:tcPr>
+            <w:tcW w:type="dxa" w:w="5112"/>
+          </w:tcPr>
+          <w:p>
+            <w:r>
+              <w:t>Random codes used</w:t>
+            </w:r>
+          </w:p>
+        </w:tc>
+        <w:tc>
+          <w:tcPr>
+            <w:tcW w:type="dxa" w:w="5112"/>
+          </w:tcPr>
+          <w:p>
+            <w:r>
+              <w:t>Key or external information can allow linkage</w:t>
+            </w:r>
+          </w:p>
+        </w:tc>
+      </w:tr>
+      <w:tr>
+        <w:tc>
+          <w:tcPr>
+            <w:tcW w:type="dxa" w:w="5112"/>
+          </w:tcPr>
+          <w:p>
+            <w:r>
+              <w:t>Key is in another file</w:t>
+            </w:r>
+          </w:p>
+        </w:tc>
+        <w:tc>
+          <w:tcPr>
+            <w:tcW w:type="dxa" w:w="5112"/>
+          </w:tcPr>
+          <w:p>
+            <w:r>
+              <w:t>File separation does not prove reader restrictions</w:t>
+            </w:r>
+          </w:p>
+        </w:tc>
+      </w:tr>
+      <w:tr>
+        <w:tc>
+          <w:tcPr>
+            <w:tcW w:type="dxa" w:w="5112"/>
+          </w:tcPr>
+          <w:p>
+            <w:r>
+              <w:t>Metadata audit returns no listed issues</w:t>
+            </w:r>
+          </w:p>
+        </w:tc>
+        <w:tc>
+          <w:tcPr>
+            <w:tcW w:type="dxa" w:w="5112"/>
+          </w:tcPr>
+          <w:p>
+            <w:r>
+              <w:t>Not actual permission, anonymity or disclosure clearance</w:t>
+            </w:r>
+          </w:p>
+        </w:tc>
+      </w:tr>
+      <w:tr>
+        <w:tc>
+          <w:tcPr>
+            <w:tcW w:type="dxa" w:w="5112"/>
+          </w:tcPr>
+          <w:p>
+            <w:r>
+              <w:t>Retention action written down</w:t>
+            </w:r>
+          </w:p>
+        </w:tc>
+        <w:tc>
+          <w:tcPr>
+            <w:tcW w:type="dxa" w:w="5112"/>
+          </w:tcPr>
+          <w:p>
+            <w:r>
+              <w:t>Not proof of deletion</w:t>
+            </w:r>
+          </w:p>
+        </w:tc>
+      </w:tr>
+      <w:tr>
+        <w:tc>
+          <w:tcPr>
+            <w:tcW w:type="dxa" w:w="5112"/>
+          </w:tcPr>
+          <w:p>
+            <w:r>
+              <w:t>One-member subgroup under minimum-five policy</w:t>
+            </w:r>
+          </w:p>
+        </w:tc>
+        <w:tc>
+          <w:tcPr>
+            <w:tcW w:type="dxa" w:w="5112"/>
+          </w:tcPr>
+          <w:p>
+            <w:r>
+              <w:t>Do not publish the subgroup</w:t>
+            </w:r>
+          </w:p>
+        </w:tc>
+      </w:tr>
+      <w:tr>
+        <w:tc>
+          <w:tcPr>
+            <w:tcW w:type="dxa" w:w="5112"/>
+          </w:tcPr>
+          <w:p>
+            <w:r>
+              <w:t>Five-member subgroup</w:t>
+            </w:r>
+          </w:p>
+        </w:tc>
+        <w:tc>
+          <w:tcPr>
+            <w:tcW w:type="dxa" w:w="5112"/>
+          </w:tcPr>
+          <w:p>
+            <w:r>
+              <w:t>Meets only the stated size rule; other risks remain</w:t>
+            </w:r>
+          </w:p>
+        </w:tc>
+      </w:tr>
+      <w:tr>
+        <w:tc>
+          <w:tcPr>
+            <w:tcW w:type="dxa" w:w="5112"/>
+          </w:tcPr>
+          <w:p>
+            <w:r>
+              <w:t>Merge or suppress categories</w:t>
+            </w:r>
+          </w:p>
+        </w:tc>
+        <w:tc>
+          <w:tcPr>
+            <w:tcW w:type="dxa" w:w="5112"/>
+          </w:tcPr>
+          <w:p>
+            <w:r>
+              <w:t>Check permitted purpose and whether totals reveal the suppressed cell</w:t>
+            </w:r>
+          </w:p>
+        </w:tc>
+      </w:tr>
+      <w:tr>
+        <w:tc>
+          <w:tcPr>
+            <w:tcW w:type="dxa" w:w="5112"/>
+          </w:tcPr>
+          <w:p>
+            <w:r>
+              <w:t>Fictional example is well designed</w:t>
+            </w:r>
+          </w:p>
+        </w:tc>
+        <w:tc>
+          <w:tcPr>
+            <w:tcW w:type="dxa" w:w="5112"/>
+          </w:tcPr>
+          <w:p>
+            <w:r>
+              <w:t>Does not authorize a real export</w:t>
+            </w:r>
+          </w:p>
+        </w:tc>
+      </w:tr>
+    </w:tbl>
+    <w:p>
+      <w:pPr>
+        <w:pStyle w:val="Heading2"/>
+      </w:pPr>
+      <w:r>
+        <w:t>Write a justified repair</w:t>
+      </w:r>
+    </w:p>
+    <w:p>
+      <w:pPr>
         <w:pStyle w:val="Heading3"/>
       </w:pPr>
       <w:r>
@@ -1427,21 +2478,93 @@
     </w:p>
     <w:p>
       <w:pPr>
+        <w:pStyle w:val="ListBullet"/>
+      </w:pPr>
+      <w:r>
+        <w:t>A report omits this qualification: A size threshold or coding scheme alone does not guarantee privacy. Explain how omitting it could change a reader's interpretation, and write an accurate replacement.</w:t>
+      </w:r>
+    </w:p>
+    <w:p>
+      <w:pPr>
         <w:pStyle w:val="Heading3"/>
       </w:pPr>
       <w:r>
+        <w:t>State one repair and the checks you would rerun.</w:t>
+      </w:r>
+    </w:p>
+    <w:p>
+      <w:r>
+        <w:t>________________________________________________________________</w:t>
+      </w:r>
+    </w:p>
+    <w:p>
+      <w:r>
+        <w:t>________________________________________________________________</w:t>
+      </w:r>
+    </w:p>
+    <w:p>
+      <w:r>
+        <w:t>________________________________________________________________</w:t>
+      </w:r>
+    </w:p>
+    <w:p>
+      <w:r>
+        <w:t>________________________________________________________________</w:t>
+      </w:r>
+    </w:p>
+    <w:p>
+      <w:r>
+        <w:t>________________________________________________________________</w:t>
+      </w:r>
+    </w:p>
+    <w:p>
+      <w:r>
+        <w:t>________________________________________________________________</w:t>
+      </w:r>
+    </w:p>
+    <w:p>
+      <w:pPr>
+        <w:pStyle w:val="Heading2"/>
+      </w:pPr>
+      <w:r>
+        <w:t>Earlier wording, alternatives and picture transcripts · reference / check after trying</w:t>
+      </w:r>
+    </w:p>
+    <w:p>
+      <w:pPr>
+        <w:pStyle w:val="Heading3"/>
+      </w:pPr>
+      <w:r>
         <w:t>Locate the earliest unsupported step</w:t>
       </w:r>
     </w:p>
     <w:p>
       <w:pPr>
-        <w:spacing w:line="336" w:lineRule="auto" w:after="180"/>
-      </w:pPr>
-      <w:r>
-        <w:rPr>
-          <w:b w:val="0"/>
-        </w:rPr>
-        <w:t>A report omits this qualification: A size threshold or coding scheme alone does not guarantee privacy. Explain how omitting it could change a reader's interpretation, and write an accurate replacement.</w:t>
+        <w:pStyle w:val="Heading1"/>
+      </w:pPr>
+      <w:r>
+        <w:t>08. Practise checking a declared plan without using personal records</w:t>
+      </w:r>
+    </w:p>
+    <w:p>
+      <w:r>
+        <w:t>Reserve the one-person subgroup scenario for the first attempt.</w:t>
+      </w:r>
+    </w:p>
+    <w:p>
+      <w:pPr>
+        <w:pStyle w:val="Heading2"/>
+      </w:pPr>
+      <w:r>
+        <w:t>Shared explanation</w:t>
+      </w:r>
+    </w:p>
+    <w:p>
+      <w:pPr>
+        <w:pStyle w:val="ListBullet"/>
+      </w:pPr>
+      <w:r>
+        <w:t>Explain the weekly mechanism in your own words. Use the worked scenario to name its input, decision rule and output.</w:t>
       </w:r>
     </w:p>
     <w:p>
@@ -1449,7 +2572,7 @@
         <w:pStyle w:val="Heading3"/>
       </w:pPr>
       <w:r>
-        <w:t>State one repair and the checks you would rerun.</w:t>
+        <w:t>Guided: restate the worked result, then name the assumption or limitation that prevents a broader conclusion.</w:t>
       </w:r>
     </w:p>
     <w:p>
@@ -1478,79 +2601,19 @@
       </w:r>
     </w:p>
     <w:p>
+      <w:pPr>
+        <w:pStyle w:val="Heading3"/>
+      </w:pPr>
+      <w:r>
+        <w:t>Explain your prediction to a partner before comparing results.</w:t>
+      </w:r>
+    </w:p>
+    <w:p>
       <w:r>
         <w:t>________________________________________________________________</w:t>
       </w:r>
     </w:p>
     <w:p>
-      <w:pPr>
-        <w:pStyle w:val="Heading1"/>
-      </w:pPr>
-      <w:r>
-        <w:t>08. Practise together</w:t>
-      </w:r>
-    </w:p>
-    <w:p>
-      <w:r>
-        <w:t>Practise Privacy and data governance with support, then explain the deciding step in your own words.</w:t>
-      </w:r>
-    </w:p>
-    <w:p>
-      <w:pPr>
-        <w:spacing w:line="336" w:lineRule="auto" w:after="180"/>
-      </w:pPr>
-      <w:r>
-        <w:rPr>
-          <w:b w:val="0"/>
-        </w:rPr>
-        <w:t xml:space="preserve">Explain the weekly </w:t>
-      </w:r>
-      <w:r>
-        <w:rPr>
-          <w:b/>
-        </w:rPr>
-        <w:t>mechanism</w:t>
-      </w:r>
-      <w:r>
-        <w:rPr>
-          <w:b w:val="0"/>
-        </w:rPr>
-        <w:t xml:space="preserve"> in your own words. Use the worked scenario to name its </w:t>
-      </w:r>
-      <w:r>
-        <w:rPr>
-          <w:b/>
-        </w:rPr>
-        <w:t>input</w:t>
-      </w:r>
-      <w:r>
-        <w:rPr>
-          <w:b w:val="0"/>
-        </w:rPr>
-        <w:t xml:space="preserve">, decision rule and </w:t>
-      </w:r>
-      <w:r>
-        <w:rPr>
-          <w:b/>
-        </w:rPr>
-        <w:t>output</w:t>
-      </w:r>
-      <w:r>
-        <w:rPr>
-          <w:b w:val="0"/>
-        </w:rPr>
-        <w:t>.</w:t>
-      </w:r>
-    </w:p>
-    <w:p>
-      <w:pPr>
-        <w:pStyle w:val="Heading3"/>
-      </w:pPr>
-      <w:r>
-        <w:t>Guided: restate the worked result, then name the assumption or limitation that prevents a broader conclusion.</w:t>
-      </w:r>
-    </w:p>
-    <w:p>
       <w:r>
         <w:t>________________________________________________________________</w:t>
       </w:r>
@@ -1566,49 +2629,11 @@
       </w:r>
     </w:p>
     <w:p>
-      <w:r>
-        <w:t>________________________________________________________________</w:t>
-      </w:r>
-    </w:p>
-    <w:p>
-      <w:r>
-        <w:t>________________________________________________________________</w:t>
-      </w:r>
-    </w:p>
-    <w:p>
-      <w:pPr>
-        <w:pStyle w:val="Heading3"/>
-      </w:pPr>
-      <w:r>
-        <w:t>Explain your prediction to a partner before comparing results.</w:t>
-      </w:r>
-    </w:p>
-    <w:p>
-      <w:r>
-        <w:t>________________________________________________________________</w:t>
-      </w:r>
-    </w:p>
-    <w:p>
-      <w:r>
-        <w:t>________________________________________________________________</w:t>
-      </w:r>
-    </w:p>
-    <w:p>
-      <w:r>
-        <w:t>________________________________________________________________</w:t>
-      </w:r>
-    </w:p>
-    <w:p>
-      <w:r>
-        <w:t>________________________________________________________________</w:t>
-      </w:r>
-    </w:p>
-    <w:p>
-      <w:pPr>
-        <w:pStyle w:val="Heading3"/>
-      </w:pPr>
-      <w:r>
-        <w:t>Practise with less help: Trace the worked case</w:t>
+      <w:pPr>
+        <w:pStyle w:val="Heading2"/>
+      </w:pPr>
+      <w:r>
+        <w:t>Supported workbook trace</w:t>
       </w:r>
     </w:p>
     <w:p>
@@ -1738,94 +2763,49 @@
     </w:p>
     <w:p>
       <w:pPr>
+        <w:pStyle w:val="Heading2"/>
+      </w:pPr>
+      <w:r>
+        <w:t>Individual check</w:t>
+      </w:r>
+    </w:p>
+    <w:p>
+      <w:pPr>
+        <w:pStyle w:val="ListBullet"/>
+      </w:pPr>
+      <w:r>
+        <w:t>Use the worked case for Privacy and data governance. Proposed explanation: “The worked result establishes every future case”. Decide whether this explanation is supported. Point to the step or supplied fact that decides; explain your repair if needed.</w:t>
+      </w:r>
+    </w:p>
+    <w:p>
+      <w:pPr>
+        <w:pStyle w:val="ListBullet"/>
+      </w:pPr>
+      <w:r>
+        <w:t>Answer on your own before discussion. If you are unsure, say which step you need help with.</w:t>
+      </w:r>
+    </w:p>
+    <w:p>
+      <w:pPr>
+        <w:pStyle w:val="Heading2"/>
+      </w:pPr>
+      <w:r>
+        <w:t>Picture response</w:t>
+      </w:r>
+    </w:p>
+    <w:p>
+      <w:pPr>
+        <w:pStyle w:val="ListBullet"/>
+      </w:pPr>
+      <w:r>
+        <w:t>Point to the analysis table and the restricted identity key. Why are the codes pseudonymous rather than guaranteed anonymous, and what changes if the key is published?</w:t>
+      </w:r>
+    </w:p>
+    <w:p>
+      <w:pPr>
         <w:pStyle w:val="Heading3"/>
       </w:pPr>
       <w:r>
-        <w:t>Check your reasoning</w:t>
-      </w:r>
-    </w:p>
-    <w:p>
-      <w:pPr>
-        <w:spacing w:line="336" w:lineRule="auto" w:after="180"/>
-      </w:pPr>
-      <w:r>
-        <w:rPr>
-          <w:b w:val="0"/>
-        </w:rPr>
-        <w:t xml:space="preserve">Use the worked case for Privacy and </w:t>
-      </w:r>
-      <w:r>
-        <w:rPr>
-          <w:b/>
-        </w:rPr>
-        <w:t>data governance</w:t>
-      </w:r>
-      <w:r>
-        <w:rPr>
-          <w:b w:val="0"/>
-        </w:rPr>
-        <w:t>. Proposed explanation: “The worked result establishes every future case”. Decide whether this explanation is supported.</w:t>
-      </w:r>
-    </w:p>
-    <w:p>
-      <w:pPr>
-        <w:spacing w:line="336" w:lineRule="auto" w:after="180"/>
-      </w:pPr>
-      <w:r>
-        <w:rPr>
-          <w:b w:val="0"/>
-        </w:rPr>
-        <w:t>Point to the step or supplied fact that decides; explain your repair if needed.</w:t>
-      </w:r>
-    </w:p>
-    <w:p>
-      <w:pPr>
-        <w:spacing w:line="336" w:lineRule="auto" w:after="180"/>
-      </w:pPr>
-      <w:r>
-        <w:rPr>
-          <w:b w:val="0"/>
-        </w:rPr>
-        <w:t>Answer on your own before discussion. If you are unsure, say which step you need help with.</w:t>
-      </w:r>
-    </w:p>
-    <w:p>
-      <w:pPr>
-        <w:pStyle w:val="Heading3"/>
-      </w:pPr>
-      <w:r>
-        <w:t>Explain the picture</w:t>
-      </w:r>
-    </w:p>
-    <w:p>
-      <w:pPr>
-        <w:spacing w:line="336" w:lineRule="auto" w:after="180"/>
-        <w:shd w:fill="F5F1FB"/>
-      </w:pPr>
-      <w:r>
-        <w:rPr>
-          <w:b w:val="0"/>
-        </w:rPr>
-        <w:t xml:space="preserve">Point to the analysis table and the restricted identity key. Why are the codes </w:t>
-      </w:r>
-      <w:r>
-        <w:rPr>
-          <w:b/>
-        </w:rPr>
-        <w:t>pseudonym</w:t>
-      </w:r>
-      <w:r>
-        <w:rPr>
-          <w:b w:val="0"/>
-        </w:rPr>
-        <w:t>ous rather than guaranteed anonymous, and what changes if the key is published?</w:t>
-      </w:r>
-    </w:p>
-    <w:p>
-      <w:pPr>
-        <w:pStyle w:val="Heading3"/>
-      </w:pPr>
-      <w:r>
         <w:t>My explanation using a pictured step and the given facts</w:t>
       </w:r>
     </w:p>
@@ -1847,6 +2827,14 @@
     <w:p>
       <w:r>
         <w:t>________________________________________________________________</w:t>
+      </w:r>
+    </w:p>
+    <w:p>
+      <w:pPr>
+        <w:pStyle w:val="Heading2"/>
+      </w:pPr>
+      <w:r>
+        <w:t>Reserve selected subgroup case</w:t>
       </w:r>
     </w:p>
     <w:p>
@@ -1862,23 +2850,55 @@
     </w:p>
     <w:p>
       <w:pPr>
+        <w:pStyle w:val="Heading2"/>
+      </w:pPr>
+      <w:r>
+        <w:t>Earlier wording, alternatives and picture transcripts · reference / check after trying</w:t>
+      </w:r>
+    </w:p>
+    <w:p>
+      <w:pPr>
+        <w:pStyle w:val="Heading3"/>
+      </w:pPr>
+      <w:r>
+        <w:t>Practise with less help: Trace the worked case</w:t>
+      </w:r>
+    </w:p>
+    <w:p>
+      <w:pPr>
+        <w:pStyle w:val="Heading3"/>
+      </w:pPr>
+      <w:r>
+        <w:t>Check your reasoning</w:t>
+      </w:r>
+    </w:p>
+    <w:p>
+      <w:pPr>
+        <w:pStyle w:val="Heading3"/>
+      </w:pPr>
+      <w:r>
+        <w:t>Explain the picture</w:t>
+      </w:r>
+    </w:p>
+    <w:p>
+      <w:pPr>
         <w:pStyle w:val="Heading1"/>
       </w:pPr>
       <w:r>
-        <w:t>09. Run the investigation</w:t>
-      </w:r>
-    </w:p>
-    <w:p>
-      <w:r>
-        <w:t>Investigate Privacy and data governance. Record the prediction, actual observation or labelled paper trace, explanation and next test separately.</w:t>
-      </w:r>
-    </w:p>
-    <w:p>
-      <w:pPr>
-        <w:pStyle w:val="Heading3"/>
-      </w:pPr>
-      <w:r>
-        <w:t>Predict, investigate and preserve the evidence</w:t>
+        <w:t>09. Run a declared-plan audit with explicit limits</w:t>
+      </w:r>
+    </w:p>
+    <w:p>
+      <w:r>
+        <w:t>Check metadata without pretending a real protection system exists.</w:t>
+      </w:r>
+    </w:p>
+    <w:p>
+      <w:pPr>
+        <w:pStyle w:val="Heading2"/>
+      </w:pPr>
+      <w:r>
+        <w:t>Current fictional proposal</w:t>
       </w:r>
     </w:p>
     <w:p>
@@ -1890,6 +2910,117 @@
           <w:b w:val="0"/>
         </w:rPr>
         <w:t>Export has coded ID, exact birth date, classroom and rare condition. Team calls it anonymous because names are removed. Show the intermediate steps and give the conclusion with its scope.</w:t>
+      </w:r>
+    </w:p>
+    <w:p>
+      <w:pPr>
+        <w:pStyle w:val="Heading2"/>
+      </w:pPr>
+      <w:r>
+        <w:t>Complete executable metadata checks</w:t>
+      </w:r>
+    </w:p>
+    <w:p>
+      <w:r>
+        <w:rPr>
+          <w:rFonts w:ascii="Courier New" w:hAnsi="Courier New"/>
+          <w:sz w:val="18"/>
+        </w:rPr>
+        <w:t>"""Audit a declared fictional data-flow plan, not actual privacy or permission."""</w:t>
+        <w:br/>
+        <w:br/>
+        <w:t>def audit_plan(plan):</w:t>
+        <w:br/>
+        <w:t xml:space="preserve"> required={'analysis_fields','analyst_can_read_key','public_fields','purpose','retention'}</w:t>
+        <w:br/>
+        <w:t xml:space="preserve"> if not isinstance(plan,dict) or not required&lt;=plan.keys():raise ValueError('complete declared plan required')</w:t>
+        <w:br/>
+        <w:t xml:space="preserve"> if type(plan['analyst_can_read_key']) is not bool:raise ValueError('key access must be Boolean')</w:t>
+        <w:br/>
+        <w:t xml:space="preserve"> for key in ['analysis_fields','public_fields']:</w:t>
+        <w:br/>
+        <w:t xml:space="preserve">  if not isinstance(plan[key],list) or any(not isinstance(v,str) for v in plan[key]):raise ValueError('field lists required')</w:t>
+        <w:br/>
+        <w:t xml:space="preserve"> issues=[]</w:t>
+        <w:br/>
+        <w:t xml:space="preserve"> unnecessary=set(plan['analysis_fields'])-{'participant_code','task_score'}</w:t>
+        <w:br/>
+        <w:t xml:space="preserve"> if unnecessary:issues.append('analysis includes unnecessary fields under this toy purpose')</w:t>
+        <w:br/>
+        <w:t xml:space="preserve"> if plan['analyst_can_read_key']:issues.append('analyst access breaks the declared key separation')</w:t>
+        <w:br/>
+        <w:t xml:space="preserve"> if set(plan['public_fields']) &amp; {'name','identity_key','participant_code','exact_birth_date','classroom','rare_condition','task_score'}:</w:t>
+        <w:br/>
+        <w:t xml:space="preserve">  issues.append('public proposal contains row-level or linking fields outside the toy aggregate plan')</w:t>
+        <w:br/>
+        <w:t xml:space="preserve"> if not isinstance(plan['purpose'],str) or not plan['purpose'].strip():issues.append('purpose unspecified')</w:t>
+        <w:br/>
+        <w:t xml:space="preserve"> if not isinstance(plan['retention'],str) or not plan['retention'].strip():issues.append('retention unspecified')</w:t>
+        <w:br/>
+        <w:t xml:space="preserve"> return issues</w:t>
+        <w:br/>
+        <w:t>main={'analysis_fields':['participant_code','exact_birth_date','classroom','rare_condition'],</w:t>
+        <w:br/>
+        <w:t xml:space="preserve">      'analyst_can_read_key':False,'public_fields':['participant_code','exact_birth_date','classroom','rare_condition'],</w:t>
+        <w:br/>
+        <w:t xml:space="preserve">      'purpose':'fictional task-score analysis','retention':''}</w:t>
+        <w:br/>
+        <w:t># Explicit proposed repair; passing these metadata checks is not authorization.</w:t>
+        <w:br/>
+        <w:t>proposed={'analysis_fields':['participant_code','task_score'],'analyst_can_read_key':False,</w:t>
+        <w:br/>
+        <w:t xml:space="preserve">          'public_fields':[],'purpose':'fictional task-score analysis',</w:t>
+        <w:br/>
+        <w:t xml:space="preserve">          'retention':'demo policy: delete analysis and key at end of the named exercise; not an executed deletion'}</w:t>
+        <w:br/>
+        <w:t>main_issues=audit_plan(main);proposed_issues=audit_plan(proposed)</w:t>
+        <w:br/>
+        <w:t>published_key={**proposed,'public_fields':['identity_key','participant_code','task_score']}</w:t>
+        <w:br/>
+        <w:t>assert main_issues and not proposed_issues and audit_plan(published_key)</w:t>
+        <w:br/>
+        <w:t>def subgroup_rule(size,minimum=5):</w:t>
+        <w:br/>
+        <w:t xml:space="preserve"> if type(size) is not int or type(minimum) is not int or size&lt;0 or minimum&lt;1:raise ValueError('nonnegative count and positive minimum required')</w:t>
+        <w:br/>
+        <w:t xml:space="preserve"> return 'block_under_supplied_rule' if size&lt;minimum else 'size_rule_met_only'</w:t>
+        <w:br/>
+        <w:t>assert subgroup_rule(1)=='block_under_supplied_rule' and subgroup_rule(5)=='size_rule_met_only'</w:t>
+        <w:br/>
+        <w:t>print('Main proposal issues:',main_issues)</w:t>
+        <w:br/>
+        <w:t>print('Proposed repair metadata issues:',proposed_issues,'does not mean approved or anonymous')</w:t>
+        <w:br/>
+        <w:t>print('Published-key proposal issues:',audit_plan(published_key))</w:t>
+        <w:br/>
+        <w:t>print('Supplied minimum-five rule: one-person subgroup blocked; five meets only this count rule, not a privacy guarantee.')</w:t>
+        <w:br/>
+        <w:t>print('No personal records, identity lookup, export, access control or deletion is executed. The audit checks declared metadata, not actual reader permissions, consent or reidentification risk.')</w:t>
+        <w:br/>
+      </w:r>
+    </w:p>
+    <w:p>
+      <w:pPr>
+        <w:pStyle w:val="Heading2"/>
+      </w:pPr>
+      <w:r>
+        <w:t>Expected issues and scope</w:t>
+      </w:r>
+    </w:p>
+    <w:p>
+      <w:pPr>
+        <w:pStyle w:val="ListNumber"/>
+      </w:pPr>
+      <w:r>
+        <w:t>Predict which declared fields, readers and missing retention details the main proposal violates. The full code audits plan metadata, not actual people or permissions. A proposed repair keeps code and score analysis, separates the key role, includes no public row-level output and states an example retention action. No listed issues means only those checks passed. It does not establish authorization or anonymity. A separate size-rule check includes equality at five, without treating that boundary as a privacy guarantee. No export, identity lookup or deletion occurs.</w:t>
+      </w:r>
+    </w:p>
+    <w:p>
+      <w:pPr>
+        <w:pStyle w:val="Heading2"/>
+      </w:pPr>
+      <w:r>
+        <w:t>Evidence record and reflection</w:t>
       </w:r>
     </w:p>
     <w:tbl>
@@ -2041,14 +3172,6 @@
     </w:p>
     <w:p>
       <w:pPr>
-        <w:pStyle w:val="Heading3"/>
-      </w:pPr>
-      <w:r>
-        <w:t>Plan → try → check</w:t>
-      </w:r>
-    </w:p>
-    <w:p>
-      <w:pPr>
         <w:spacing w:line="336" w:lineRule="auto" w:after="180"/>
       </w:pPr>
       <w:r>
@@ -2060,23 +3183,47 @@
     </w:p>
     <w:p>
       <w:pPr>
+        <w:pStyle w:val="Heading2"/>
+      </w:pPr>
+      <w:r>
+        <w:t>Earlier wording, alternatives and picture transcripts · reference / check after trying</w:t>
+      </w:r>
+    </w:p>
+    <w:p>
+      <w:pPr>
+        <w:pStyle w:val="Heading3"/>
+      </w:pPr>
+      <w:r>
+        <w:t>Predict, investigate and preserve the evidence</w:t>
+      </w:r>
+    </w:p>
+    <w:p>
+      <w:pPr>
+        <w:pStyle w:val="Heading3"/>
+      </w:pPr>
+      <w:r>
+        <w:t>Plan → try → check</w:t>
+      </w:r>
+    </w:p>
+    <w:p>
+      <w:pPr>
         <w:pStyle w:val="Heading1"/>
       </w:pPr>
       <w:r>
-        <w:t>10. Build your understanding</w:t>
-      </w:r>
-    </w:p>
-    <w:p>
-      <w:r>
-        <w:t>Move from recall to tracing, diagnosis and transfer in Privacy and data governance. Explain why each step is justified.</w:t>
-      </w:r>
-    </w:p>
-    <w:p>
-      <w:pPr>
-        <w:pStyle w:val="Heading3"/>
-      </w:pPr>
-      <w:r>
-        <w:t>Explain → apply → challenge</w:t>
+        <w:t>14. Try alone: apply the minimum-five subgroup policy</w:t>
+      </w:r>
+    </w:p>
+    <w:p>
+      <w:r>
+        <w:t>Decide the supplied case without claiming the rule guarantees privacy.</w:t>
+      </w:r>
+    </w:p>
+    <w:p>
+      <w:pPr>
+        <w:pStyle w:val="Heading2"/>
+      </w:pPr>
+      <w:r>
+        <w:t>Independent subgroup case</w:t>
       </w:r>
     </w:p>
     <w:p>
@@ -2087,43 +3234,123 @@
         <w:rPr>
           <w:b w:val="0"/>
         </w:rPr>
-        <w:t xml:space="preserve">Explain the weekly </w:t>
-      </w:r>
-      <w:r>
-        <w:rPr>
-          <w:b/>
-        </w:rPr>
-        <w:t>mechanism</w:t>
-      </w:r>
+        <w:t>Aggregate contains one member in a subgroup; policy forbids subgroup reports smaller than 5. Decide.</w:t>
+      </w:r>
+    </w:p>
+    <w:p>
+      <w:pPr>
+        <w:pStyle w:val="Heading2"/>
+      </w:pPr>
+      <w:r>
+        <w:t>First attempt and support record</w:t>
+      </w:r>
+    </w:p>
+    <w:p>
+      <w:pPr>
+        <w:pStyle w:val="Heading3"/>
+      </w:pPr>
+      <w:r>
+        <w:t>My independent explanation, trace and limits</w:t>
+      </w:r>
+    </w:p>
+    <w:p>
+      <w:r>
+        <w:t>________________________________________________________________</w:t>
+      </w:r>
+    </w:p>
+    <w:p>
+      <w:r>
+        <w:t>________________________________________________________________</w:t>
+      </w:r>
+    </w:p>
+    <w:p>
+      <w:r>
+        <w:t>________________________________________________________________</w:t>
+      </w:r>
+    </w:p>
+    <w:p>
+      <w:r>
+        <w:t>________________________________________________________________</w:t>
+      </w:r>
+    </w:p>
+    <w:p>
+      <w:r>
+        <w:t>________________________________________________________________</w:t>
+      </w:r>
+    </w:p>
+    <w:p>
+      <w:r>
+        <w:t>________________________________________________________________</w:t>
+      </w:r>
+    </w:p>
+    <w:p>
+      <w:r>
+        <w:t>________________________________________________________________</w:t>
+      </w:r>
+    </w:p>
+    <w:p>
+      <w:pPr>
+        <w:spacing w:line="336" w:lineRule="auto" w:after="180"/>
+      </w:pPr>
       <w:r>
         <w:rPr>
           <w:b w:val="0"/>
         </w:rPr>
-        <w:t xml:space="preserve"> in your own words. Use the worked scenario to name its </w:t>
-      </w:r>
-      <w:r>
-        <w:rPr>
-          <w:b/>
-        </w:rPr>
-        <w:t>input</w:t>
-      </w:r>
+        <w:t>Attempt this case before feedback. Record any help. Earlier examples below are further practice; a case already practised with feedback cannot establish fresh transfer.</w:t>
+      </w:r>
+    </w:p>
+    <w:p>
+      <w:pPr>
+        <w:pStyle w:val="Heading2"/>
+      </w:pPr>
+      <w:r>
+        <w:t>Feedback after trying</w:t>
+      </w:r>
+    </w:p>
+    <w:p>
+      <w:pPr>
+        <w:spacing w:line="336" w:lineRule="auto" w:after="180"/>
+      </w:pPr>
       <w:r>
         <w:rPr>
           <w:b w:val="0"/>
         </w:rPr>
-        <w:t xml:space="preserve">, decision rule and </w:t>
-      </w:r>
-      <w:r>
-        <w:rPr>
-          <w:b/>
-        </w:rPr>
-        <w:t>output</w:t>
-      </w:r>
+        <w:t>Attempt the independent case before hints. Record whether you worked alone, used a hint or followed a model. After feedback, fix the first unsupported step and explain why it changed.</w:t>
+      </w:r>
+    </w:p>
+    <w:p>
+      <w:pPr>
+        <w:spacing w:line="336" w:lineRule="auto" w:after="180"/>
+      </w:pPr>
       <w:r>
         <w:rPr>
           <w:b w:val="0"/>
         </w:rPr>
-        <w:t>.</w:t>
+        <w:t>A later check uses a changed case, not a copied answer.</w:t>
+      </w:r>
+    </w:p>
+    <w:p>
+      <w:pPr>
+        <w:pStyle w:val="Heading2"/>
+      </w:pPr>
+      <w:r>
+        <w:t>Earlier wording, alternatives and picture transcripts · reference / check after trying</w:t>
+      </w:r>
+    </w:p>
+    <w:p>
+      <w:pPr>
+        <w:pStyle w:val="Heading3"/>
+      </w:pPr>
+      <w:r>
+        <w:t>Independent case: Apply a new case independently</w:t>
+      </w:r>
+    </w:p>
+    <w:p>
+      <w:pPr>
+        <w:pStyle w:val="Heading3"/>
+      </w:pPr>
+      <w:r>
+        <w:t>Attempt this without hints</w:t>
       </w:r>
     </w:p>
     <w:p>
@@ -2134,7 +3361,55 @@
         <w:rPr>
           <w:b w:val="0"/>
         </w:rPr>
-        <w:t>A report omits this qualification: A size threshold or coding scheme alone does not guarantee privacy. Explain how omitting it could change a reader's interpretation, and write an accurate replacement.</w:t>
+        <w:t>Aggregate contains one member in a subgroup; policy forbids subgroup reports smaller than 5. Decide.</w:t>
+      </w:r>
+    </w:p>
+    <w:p>
+      <w:pPr>
+        <w:pStyle w:val="Heading3"/>
+      </w:pPr>
+      <w:r>
+        <w:t>My independent procedure, result and limitation</w:t>
+      </w:r>
+    </w:p>
+    <w:p>
+      <w:r>
+        <w:t>________________________________________________________________</w:t>
+      </w:r>
+    </w:p>
+    <w:p>
+      <w:r>
+        <w:t>________________________________________________________________</w:t>
+      </w:r>
+    </w:p>
+    <w:p>
+      <w:r>
+        <w:t>________________________________________________________________</w:t>
+      </w:r>
+    </w:p>
+    <w:p>
+      <w:r>
+        <w:t>________________________________________________________________</w:t>
+      </w:r>
+    </w:p>
+    <w:p>
+      <w:r>
+        <w:t>________________________________________________________________</w:t>
+      </w:r>
+    </w:p>
+    <w:p>
+      <w:r>
+        <w:t>________________________________________________________________</w:t>
+      </w:r>
+    </w:p>
+    <w:p>
+      <w:r>
+        <w:t>________________________________________________________________</w:t>
+      </w:r>
+    </w:p>
+    <w:p>
+      <w:r>
+        <w:t>________________________________________________________________</w:t>
       </w:r>
     </w:p>
     <w:p>
@@ -2145,18 +3420,7 @@
         <w:rPr>
           <w:b w:val="0"/>
         </w:rPr>
-        <w:t>For the worked scenario, propose one additional case that could reveal a failure, describe its expected outcome before running it, and explain what would need to remain fixed for a fair comparison.</w:t>
-      </w:r>
-    </w:p>
-    <w:p>
-      <w:pPr>
-        <w:spacing w:line="336" w:lineRule="auto" w:after="180"/>
-      </w:pPr>
-      <w:r>
-        <w:rPr>
-          <w:b w:val="0"/>
-        </w:rPr>
-        <w:t>Do not reuse W4 as a new final test after receiving feedback.</w:t>
+        <w:t>Record support used: none, hint or teacher explanation. After feedback, a different case is needed to demonstrate independence.</w:t>
       </w:r>
     </w:p>
     <w:p>
@@ -2164,32 +3428,7 @@
         <w:pStyle w:val="Heading3"/>
       </w:pPr>
       <w:r>
-        <w:t>Explain which evidence supports your conclusion and which claim remains unproved.</w:t>
-      </w:r>
-    </w:p>
-    <w:p>
-      <w:r>
-        <w:t>________________________________________________________________</w:t>
-      </w:r>
-    </w:p>
-    <w:p>
-      <w:r>
-        <w:t>________________________________________________________________</w:t>
-      </w:r>
-    </w:p>
-    <w:p>
-      <w:r>
-        <w:t>________________________________________________________________</w:t>
-      </w:r>
-    </w:p>
-    <w:p>
-      <w:r>
-        <w:t>________________________________________________________________</w:t>
-      </w:r>
-    </w:p>
-    <w:p>
-      <w:r>
-        <w:t>________________________________________________________________</w:t>
+        <w:t>Use feedback to improve</w:t>
       </w:r>
     </w:p>
     <w:p>
@@ -2197,12 +3436,20 @@
         <w:pStyle w:val="Heading1"/>
       </w:pPr>
       <w:r>
-        <w:t>11. Connect your project</w:t>
-      </w:r>
-    </w:p>
-    <w:p>
-      <w:r>
-        <w:t>Apply this week’s idea to Reproducible AI Research Study. Keep an annotated decision and the evidence supporting it.</w:t>
+        <w:t>11. Save purpose, roles, field choices and retention evidence</w:t>
+      </w:r>
+    </w:p>
+    <w:p>
+      <w:r>
+        <w:t>Keep proposed controls separate from implemented controls.</w:t>
+      </w:r>
+    </w:p>
+    <w:p>
+      <w:pPr>
+        <w:pStyle w:val="Heading2"/>
+      </w:pPr>
+      <w:r>
+        <w:t>Project and artifact</w:t>
       </w:r>
     </w:p>
     <w:p>
@@ -2417,10 +3664,10 @@
     </w:tbl>
     <w:p>
       <w:pPr>
-        <w:pStyle w:val="Heading3"/>
-      </w:pPr>
-      <w:r>
-        <w:t>Evidence for your project</w:t>
+        <w:pStyle w:val="Heading2"/>
+      </w:pPr>
+      <w:r>
+        <w:t>Actual local metadata audit or paper trace</w:t>
       </w:r>
     </w:p>
     <w:p>
@@ -2436,15 +3683,88 @@
     </w:p>
     <w:p>
       <w:pPr>
+        <w:pStyle w:val="Heading2"/>
+      </w:pPr>
+      <w:r>
+        <w:t>Earlier wording, alternatives and picture transcripts · reference / check after trying</w:t>
+      </w:r>
+    </w:p>
+    <w:p>
+      <w:pPr>
+        <w:pStyle w:val="Heading3"/>
+      </w:pPr>
+      <w:r>
+        <w:t>Evidence for your project</w:t>
+      </w:r>
+    </w:p>
+    <w:p>
+      <w:pPr>
         <w:pStyle w:val="Heading1"/>
       </w:pPr>
       <w:r>
-        <w:t>12. Show what you know</w:t>
-      </w:r>
-    </w:p>
-    <w:p>
-      <w:r>
-        <w:t>Use a genuinely new case for independent evidence. Previously discussed examples remain practice; use the separately named independent case before feedback.</w:t>
+        <w:t>16. Explain why a coded record can remain identifiable</w:t>
+      </w:r>
+    </w:p>
+    <w:p>
+      <w:r>
+        <w:t>State the purpose, readers, key access and remaining risks.</w:t>
+      </w:r>
+    </w:p>
+    <w:p>
+      <w:pPr>
+        <w:pStyle w:val="Heading2"/>
+      </w:pPr>
+      <w:r>
+        <w:t>Retrieve and explain</w:t>
+      </w:r>
+    </w:p>
+    <w:p>
+      <w:pPr>
+        <w:pStyle w:val="ListBullet"/>
+      </w:pPr>
+      <w:r>
+        <w:t>Close your notes. Explain this goal in your own words: Explain the mechanism and terminology of privacy and data governance</w:t>
+      </w:r>
+    </w:p>
+    <w:p>
+      <w:pPr>
+        <w:pStyle w:val="Heading3"/>
+      </w:pPr>
+      <w:r>
+        <w:t>My deciding step, evidence and one remaining question</w:t>
+      </w:r>
+    </w:p>
+    <w:p>
+      <w:r>
+        <w:t>________________________________________________________________</w:t>
+      </w:r>
+    </w:p>
+    <w:p>
+      <w:r>
+        <w:t>________________________________________________________________</w:t>
+      </w:r>
+    </w:p>
+    <w:p>
+      <w:r>
+        <w:t>________________________________________________________________</w:t>
+      </w:r>
+    </w:p>
+    <w:p>
+      <w:r>
+        <w:t>________________________________________________________________</w:t>
+      </w:r>
+    </w:p>
+    <w:p>
+      <w:r>
+        <w:t>________________________________________________________________</w:t>
+      </w:r>
+    </w:p>
+    <w:p>
+      <w:pPr>
+        <w:pStyle w:val="Heading2"/>
+      </w:pPr>
+      <w:r>
+        <w:t>Plan a changed-case return</w:t>
       </w:r>
     </w:p>
     <w:p>
@@ -2455,62 +3775,31 @@
         <w:rPr>
           <w:b w:val="0"/>
         </w:rPr>
-        <w:t>Complete the supported workbook tasks before attempting W4 independently. Record any hints or help used. After feedback, use the teacher's fresh retry rather than copying the earlier answer.</w:t>
-      </w:r>
-    </w:p>
-    <w:p>
-      <w:pPr>
-        <w:spacing w:line="336" w:lineRule="auto" w:after="180"/>
-      </w:pPr>
+        <w:t xml:space="preserve">If you are unsure, return to the worked picture and explain one arrow. If you are ready, change an </w:t>
+      </w:r>
+      <w:r>
+        <w:rPr>
+          <w:b/>
+        </w:rPr>
+        <w:t>input</w:t>
+      </w:r>
       <w:r>
         <w:rPr>
           <w:b w:val="0"/>
         </w:rPr>
-        <w:t>For a project, select a relevant new case, predict the outcome from the declared rule and preserve the result alongside any revision.</w:t>
-      </w:r>
-    </w:p>
-    <w:p>
-      <w:pPr>
-        <w:pStyle w:val="Heading3"/>
-      </w:pPr>
-      <w:r>
-        <w:t>Exit: propose one revealing change to the worked scenario. State the expected outcome and the evidence that would make you revise your explanation.</w:t>
-      </w:r>
-    </w:p>
-    <w:p>
-      <w:r>
-        <w:t>________________________________________________________________</w:t>
-      </w:r>
-    </w:p>
-    <w:p>
-      <w:r>
-        <w:t>________________________________________________________________</w:t>
-      </w:r>
-    </w:p>
-    <w:p>
-      <w:r>
-        <w:t>________________________________________________________________</w:t>
-      </w:r>
-    </w:p>
-    <w:p>
-      <w:r>
-        <w:t>________________________________________________________________</w:t>
-      </w:r>
-    </w:p>
-    <w:p>
-      <w:r>
-        <w:t>________________________________________________________________</w:t>
-      </w:r>
-    </w:p>
-    <w:p>
-      <w:pPr>
-        <w:spacing w:line="336" w:lineRule="auto" w:after="180"/>
-      </w:pPr>
+        <w:t xml:space="preserve"> or assumption and justify your </w:t>
+      </w:r>
+      <w:r>
+        <w:rPr>
+          <w:b/>
+        </w:rPr>
+        <w:t>prediction</w:t>
+      </w:r>
       <w:r>
         <w:rPr>
           <w:b w:val="0"/>
         </w:rPr>
-        <w:t>For the worked scenario, propose one additional case that could reveal a failure, describe its expected outcome before running it, and explain what would need to remain fixed for a fair comparison.</w:t>
+        <w:t>.</w:t>
       </w:r>
     </w:p>
     <w:p>
@@ -2521,14 +3810,336 @@
         <w:rPr>
           <w:b w:val="0"/>
         </w:rPr>
-        <w:t>Do not reuse W4 as a new final test after receiving feedback.</w:t>
-      </w:r>
-    </w:p>
+        <w:t xml:space="preserve">Save your workbook </w:t>
+      </w:r>
+      <w:r>
+        <w:rPr>
+          <w:b/>
+        </w:rPr>
+        <w:t>evidence</w:t>
+      </w:r>
+      <w:r>
+        <w:rPr>
+          <w:b w:val="0"/>
+        </w:rPr>
+        <w:t>. At the next review, try a different case before opening your old answer.</w:t>
+      </w:r>
+    </w:p>
+    <w:p>
+      <w:pPr>
+        <w:pStyle w:val="Heading1"/>
+      </w:pPr>
+      <w:r>
+        <w:t>Reference bank and extra practice</w:t>
+      </w:r>
+    </w:p>
+    <w:p>
+      <w:pPr>
+        <w:pStyle w:val="Heading1"/>
+      </w:pPr>
+      <w:r>
+        <w:t>05. Reference · Use research vocabulary precisely</w:t>
+      </w:r>
+    </w:p>
+    <w:p>
+      <w:r>
+        <w:t>Connect each term to the question, comparison, measurement or evidence.</w:t>
+      </w:r>
+    </w:p>
+    <w:p>
+      <w:pPr>
+        <w:pStyle w:val="Heading2"/>
+      </w:pPr>
+      <w:r>
+        <w:t>Vocabulary and your explanation</w:t>
+      </w:r>
+    </w:p>
+    <w:tbl>
+      <w:tblPr>
+        <w:tblStyle w:val="LightShading-Accent1"/>
+        <w:tblW w:type="auto" w:w="0"/>
+        <w:tblLook w:firstColumn="1" w:firstRow="1" w:lastColumn="0" w:lastRow="0" w:noHBand="0" w:noVBand="1" w:val="04A0"/>
+      </w:tblPr>
+      <w:tblGrid>
+        <w:gridCol w:w="5112"/>
+        <w:gridCol w:w="5112"/>
+      </w:tblGrid>
+      <w:tr>
+        <w:trPr>
+          <w:tblHeader/>
+        </w:trPr>
+        <w:tc>
+          <w:tcPr>
+            <w:tcW w:type="dxa" w:w="5112"/>
+          </w:tcPr>
+          <w:p>
+            <w:r>
+              <w:t>Word</w:t>
+            </w:r>
+          </w:p>
+        </w:tc>
+        <w:tc>
+          <w:tcPr>
+            <w:tcW w:type="dxa" w:w="5112"/>
+          </w:tcPr>
+          <w:p>
+            <w:r>
+              <w:t>Meaning</w:t>
+            </w:r>
+          </w:p>
+        </w:tc>
+      </w:tr>
+      <w:tr>
+        <w:tc>
+          <w:tcPr>
+            <w:tcW w:type="dxa" w:w="5112"/>
+          </w:tcPr>
+          <w:p>
+            <w:r>
+              <w:t>Data governance</w:t>
+            </w:r>
+          </w:p>
+        </w:tc>
+        <w:tc>
+          <w:tcPr>
+            <w:tcW w:type="dxa" w:w="5112"/>
+          </w:tcPr>
+          <w:p>
+            <w:r>
+              <w:t>Rules for purpose, access, quality and lifetime</w:t>
+            </w:r>
+          </w:p>
+        </w:tc>
+      </w:tr>
+      <w:tr>
+        <w:tc>
+          <w:tcPr>
+            <w:tcW w:type="dxa" w:w="5112"/>
+          </w:tcPr>
+          <w:p>
+            <w:r>
+              <w:t>Pseudonym</w:t>
+            </w:r>
+          </w:p>
+        </w:tc>
+        <w:tc>
+          <w:tcPr>
+            <w:tcW w:type="dxa" w:w="5112"/>
+          </w:tcPr>
+          <w:p>
+            <w:r>
+              <w:t>A code replacing direct identification</w:t>
+            </w:r>
+          </w:p>
+        </w:tc>
+      </w:tr>
+      <w:tr>
+        <w:tc>
+          <w:tcPr>
+            <w:tcW w:type="dxa" w:w="5112"/>
+          </w:tcPr>
+          <w:p>
+            <w:r>
+              <w:t>Disclosure risk</w:t>
+            </w:r>
+          </w:p>
+        </w:tc>
+        <w:tc>
+          <w:tcPr>
+            <w:tcW w:type="dxa" w:w="5112"/>
+          </w:tcPr>
+          <w:p>
+            <w:r>
+              <w:t>The possibility of learning identifying or sensitive facts</w:t>
+            </w:r>
+          </w:p>
+        </w:tc>
+      </w:tr>
+    </w:tbl>
     <w:p>
       <w:pPr>
         <w:pStyle w:val="Heading3"/>
       </w:pPr>
       <w:r>
+        <w:t>Use two terms to explain a step in this week’s example.</w:t>
+      </w:r>
+    </w:p>
+    <w:p>
+      <w:r>
+        <w:t>________________________________________________________________</w:t>
+      </w:r>
+    </w:p>
+    <w:p>
+      <w:r>
+        <w:t>________________________________________________________________</w:t>
+      </w:r>
+    </w:p>
+    <w:p>
+      <w:r>
+        <w:t>________________________________________________________________</w:t>
+      </w:r>
+    </w:p>
+    <w:p>
+      <w:pPr>
+        <w:pStyle w:val="Heading1"/>
+      </w:pPr>
+      <w:r>
+        <w:t>10. Extra challenge · Explain a stronger case</w:t>
+      </w:r>
+    </w:p>
+    <w:p>
+      <w:r>
+        <w:t>Choose the next challenge after the main route.</w:t>
+      </w:r>
+    </w:p>
+    <w:p>
+      <w:pPr>
+        <w:pStyle w:val="Heading2"/>
+      </w:pPr>
+      <w:r>
+        <w:t>Explain,repair and extend</w:t>
+      </w:r>
+    </w:p>
+    <w:p>
+      <w:pPr>
+        <w:pStyle w:val="Heading3"/>
+      </w:pPr>
+      <w:r>
+        <w:t>Explain → apply → challenge</w:t>
+      </w:r>
+    </w:p>
+    <w:p>
+      <w:pPr>
+        <w:pStyle w:val="ListBullet"/>
+      </w:pPr>
+      <w:r>
+        <w:t>Explain the weekly mechanism in your own words. Use the worked scenario to name its input, decision rule and output.</w:t>
+      </w:r>
+    </w:p>
+    <w:p>
+      <w:pPr>
+        <w:pStyle w:val="ListBullet"/>
+      </w:pPr>
+      <w:r>
+        <w:t>A report omits this qualification: A size threshold or coding scheme alone does not guarantee privacy. Explain how omitting it could change a reader's interpretation, and write an accurate replacement.</w:t>
+      </w:r>
+    </w:p>
+    <w:p>
+      <w:pPr>
+        <w:pStyle w:val="ListBullet"/>
+      </w:pPr>
+      <w:r>
+        <w:t>For the worked scenario, propose one additional case that could reveal a failure, describe its expected outcome before running it, and explain what would need to remain fixed for a fair comparison. Do not reuse W4 as a new final test after receiving feedback.</w:t>
+      </w:r>
+    </w:p>
+    <w:p>
+      <w:pPr>
+        <w:pStyle w:val="Heading3"/>
+      </w:pPr>
+      <w:r>
+        <w:t>Explain which evidence supports your conclusion and which claim remains unproved.</w:t>
+      </w:r>
+    </w:p>
+    <w:p>
+      <w:r>
+        <w:t>________________________________________________________________</w:t>
+      </w:r>
+    </w:p>
+    <w:p>
+      <w:r>
+        <w:t>________________________________________________________________</w:t>
+      </w:r>
+    </w:p>
+    <w:p>
+      <w:r>
+        <w:t>________________________________________________________________</w:t>
+      </w:r>
+    </w:p>
+    <w:p>
+      <w:r>
+        <w:t>________________________________________________________________</w:t>
+      </w:r>
+    </w:p>
+    <w:p>
+      <w:r>
+        <w:t>________________________________________________________________</w:t>
+      </w:r>
+    </w:p>
+    <w:p>
+      <w:pPr>
+        <w:pStyle w:val="Heading1"/>
+      </w:pPr>
+      <w:r>
+        <w:t>12. Reference · Check the research reasoning and its limits</w:t>
+      </w:r>
+    </w:p>
+    <w:p>
+      <w:r>
+        <w:t>Use after practice; reserve the selected independent case for its first attempt.</w:t>
+      </w:r>
+    </w:p>
+    <w:p>
+      <w:pPr>
+        <w:pStyle w:val="Heading2"/>
+      </w:pPr>
+      <w:r>
+        <w:t>Current explanation and response</w:t>
+      </w:r>
+    </w:p>
+    <w:p>
+      <w:pPr>
+        <w:pStyle w:val="ListBullet"/>
+      </w:pPr>
+      <w:r>
+        <w:t>Complete the supported workbook tasks before attempting W4 independently. Record any hints or help used. After feedback, use the teacher's fresh retry rather than copying the earlier answer. For a project, select a relevant new case, predict the outcome from the declared rule and preserve the result alongside any revision.</w:t>
+      </w:r>
+    </w:p>
+    <w:p>
+      <w:pPr>
+        <w:pStyle w:val="Heading3"/>
+      </w:pPr>
+      <w:r>
+        <w:t>Exit: propose one revealing change to the worked scenario. State the expected outcome and the evidence that would make you revise your explanation.</w:t>
+      </w:r>
+    </w:p>
+    <w:p>
+      <w:r>
+        <w:t>________________________________________________________________</w:t>
+      </w:r>
+    </w:p>
+    <w:p>
+      <w:r>
+        <w:t>________________________________________________________________</w:t>
+      </w:r>
+    </w:p>
+    <w:p>
+      <w:r>
+        <w:t>________________________________________________________________</w:t>
+      </w:r>
+    </w:p>
+    <w:p>
+      <w:r>
+        <w:t>________________________________________________________________</w:t>
+      </w:r>
+    </w:p>
+    <w:p>
+      <w:r>
+        <w:t>________________________________________________________________</w:t>
+      </w:r>
+    </w:p>
+    <w:p>
+      <w:pPr>
+        <w:pStyle w:val="ListBullet"/>
+      </w:pPr>
+      <w:r>
+        <w:t>For the worked scenario, propose one additional case that could reveal a failure, describe its expected outcome before running it, and explain what would need to remain fixed for a fair comparison. Do not reuse W4 as a new final test after receiving feedback.</w:t>
+      </w:r>
+    </w:p>
+    <w:p>
+      <w:pPr>
+        <w:pStyle w:val="Heading3"/>
+      </w:pPr>
+      <w:r>
         <w:t>My limited claim and a useful next check</w:t>
       </w:r>
     </w:p>
@@ -2557,12 +4168,20 @@
         <w:pStyle w:val="Heading1"/>
       </w:pPr>
       <w:r>
-        <w:t>13. Study a complete case</w:t>
-      </w:r>
-    </w:p>
-    <w:p>
-      <w:r>
-        <w:t>Revisit the complete Privacy and data governance case for supported practice. Repeated examples do not become fresh assessments.</w:t>
+        <w:t>13. Extra practice · Revisit the complete trace</w:t>
+      </w:r>
+    </w:p>
+    <w:p>
+      <w:r>
+        <w:t>Predict before reading the supplied steps.</w:t>
+      </w:r>
+    </w:p>
+    <w:p>
+      <w:pPr>
+        <w:pStyle w:val="Heading2"/>
+      </w:pPr>
+      <w:r>
+        <w:t>Complete trace and evidence</w:t>
       </w:r>
     </w:p>
     <w:p>
@@ -2731,206 +4350,20 @@
         <w:pStyle w:val="Heading1"/>
       </w:pPr>
       <w:r>
-        <w:t>14. Try a new case independently</w:t>
-      </w:r>
-    </w:p>
-    <w:p>
-      <w:r>
-        <w:t>Attempt the reserved new case before feedback. Record support; the earlier examples below remain additional practice.</w:t>
-      </w:r>
-    </w:p>
-    <w:p>
-      <w:pPr>
-        <w:pStyle w:val="Heading3"/>
-      </w:pPr>
-      <w:r>
-        <w:t>Independent case: Apply a new case independently</w:t>
-      </w:r>
-    </w:p>
-    <w:p>
-      <w:pPr>
-        <w:spacing w:line="336" w:lineRule="auto" w:after="180"/>
-      </w:pPr>
-      <w:r>
-        <w:rPr>
-          <w:b w:val="0"/>
-        </w:rPr>
-        <w:t>Aggregate contains one member in a subgroup; policy forbids subgroup reports smaller than5. Decide.</w:t>
-      </w:r>
-    </w:p>
-    <w:p>
-      <w:pPr>
-        <w:pStyle w:val="Heading3"/>
-      </w:pPr>
-      <w:r>
-        <w:t>My independent explanation, trace and limits</w:t>
-      </w:r>
-    </w:p>
-    <w:p>
-      <w:r>
-        <w:t>________________________________________________________________</w:t>
-      </w:r>
-    </w:p>
-    <w:p>
-      <w:r>
-        <w:t>________________________________________________________________</w:t>
-      </w:r>
-    </w:p>
-    <w:p>
-      <w:r>
-        <w:t>________________________________________________________________</w:t>
-      </w:r>
-    </w:p>
-    <w:p>
-      <w:r>
-        <w:t>________________________________________________________________</w:t>
-      </w:r>
-    </w:p>
-    <w:p>
-      <w:r>
-        <w:t>________________________________________________________________</w:t>
-      </w:r>
-    </w:p>
-    <w:p>
-      <w:r>
-        <w:t>________________________________________________________________</w:t>
-      </w:r>
-    </w:p>
-    <w:p>
-      <w:r>
-        <w:t>________________________________________________________________</w:t>
-      </w:r>
-    </w:p>
-    <w:p>
-      <w:pPr>
-        <w:spacing w:line="336" w:lineRule="auto" w:after="180"/>
-      </w:pPr>
-      <w:r>
-        <w:rPr>
-          <w:b w:val="0"/>
-        </w:rPr>
-        <w:t>Attempt this case before feedback. Record any help. Earlier examples below are further practice; a case already practised with feedback cannot establish fresh transfer.</w:t>
-      </w:r>
-    </w:p>
-    <w:p>
-      <w:pPr>
-        <w:pStyle w:val="Heading3"/>
-      </w:pPr>
-      <w:r>
-        <w:t>Attempt this without hints</w:t>
-      </w:r>
-    </w:p>
-    <w:p>
-      <w:pPr>
-        <w:spacing w:line="336" w:lineRule="auto" w:after="180"/>
-      </w:pPr>
-      <w:r>
-        <w:rPr>
-          <w:b w:val="0"/>
-        </w:rPr>
-        <w:t>Aggregate contains one member in a subgroup; policy forbids subgroup reports smaller than5. Decide.</w:t>
-      </w:r>
-    </w:p>
-    <w:p>
-      <w:pPr>
-        <w:pStyle w:val="Heading3"/>
-      </w:pPr>
-      <w:r>
-        <w:t>My independent procedure, result and limitation</w:t>
-      </w:r>
-    </w:p>
-    <w:p>
-      <w:r>
-        <w:t>________________________________________________________________</w:t>
-      </w:r>
-    </w:p>
-    <w:p>
-      <w:r>
-        <w:t>________________________________________________________________</w:t>
-      </w:r>
-    </w:p>
-    <w:p>
-      <w:r>
-        <w:t>________________________________________________________________</w:t>
-      </w:r>
-    </w:p>
-    <w:p>
-      <w:r>
-        <w:t>________________________________________________________________</w:t>
-      </w:r>
-    </w:p>
-    <w:p>
-      <w:r>
-        <w:t>________________________________________________________________</w:t>
-      </w:r>
-    </w:p>
-    <w:p>
-      <w:r>
-        <w:t>________________________________________________________________</w:t>
-      </w:r>
-    </w:p>
-    <w:p>
-      <w:r>
-        <w:t>________________________________________________________________</w:t>
-      </w:r>
-    </w:p>
-    <w:p>
-      <w:r>
-        <w:t>________________________________________________________________</w:t>
-      </w:r>
-    </w:p>
-    <w:p>
-      <w:pPr>
-        <w:spacing w:line="336" w:lineRule="auto" w:after="180"/>
-      </w:pPr>
-      <w:r>
-        <w:rPr>
-          <w:b w:val="0"/>
-        </w:rPr>
-        <w:t>Record support used: none, hint or teacher explanation. After feedback, a different case is needed to demonstrate independence.</w:t>
-      </w:r>
-    </w:p>
-    <w:p>
-      <w:pPr>
-        <w:pStyle w:val="Heading3"/>
-      </w:pPr>
-      <w:r>
-        <w:t>Use feedback to improve</w:t>
-      </w:r>
-    </w:p>
-    <w:p>
-      <w:pPr>
-        <w:spacing w:line="336" w:lineRule="auto" w:after="180"/>
-      </w:pPr>
-      <w:r>
-        <w:rPr>
-          <w:b w:val="0"/>
-        </w:rPr>
-        <w:t>Attempt the independent case before hints. Record whether you worked alone, used a hint or followed a model. After feedback, fix the first unsupported step and explain why it changed.</w:t>
-      </w:r>
-    </w:p>
-    <w:p>
-      <w:pPr>
-        <w:spacing w:line="336" w:lineRule="auto" w:after="180"/>
-      </w:pPr>
-      <w:r>
-        <w:rPr>
-          <w:b w:val="0"/>
-        </w:rPr>
-        <w:t>A later check uses a changed case, not a copied answer.</w:t>
-      </w:r>
-    </w:p>
-    <w:p>
-      <w:pPr>
-        <w:pStyle w:val="Heading1"/>
-      </w:pPr>
-      <w:r>
-        <w:t>15. Your lesson route</w:t>
-      </w:r>
-    </w:p>
-    <w:p>
-      <w:r>
-        <w:t>Use this map to navigate Privacy and data governance, connect the goals to tasks and keep one evidence record for each attempt.</w:t>
+        <w:t>15. Reference · The earlier route checklist</w:t>
+      </w:r>
+    </w:p>
+    <w:p>
+      <w:r>
+        <w:t>Use one main route rather than repeating the lesson.</w:t>
+      </w:r>
+    </w:p>
+    <w:p>
+      <w:pPr>
+        <w:pStyle w:val="Heading2"/>
+      </w:pPr>
+      <w:r>
+        <w:t>Targets,route and first prediction</w:t>
       </w:r>
     </w:p>
     <w:p>
@@ -3109,12 +4542,117 @@
         <w:pStyle w:val="Heading1"/>
       </w:pPr>
       <w:r>
-        <w:t>16. Finish and return</w:t>
-      </w:r>
-    </w:p>
-    <w:p>
-      <w:r>
-        <w:t>Explain Privacy and data governance without notes, identify a remaining question and plan a later check with a changed case.</w:t>
+        <w:t>17. Extra practice · Predict,check and repair</w:t>
+      </w:r>
+    </w:p>
+    <w:p>
+      <w:r>
+        <w:t>Keep supported feedback separate from the independent case.</w:t>
+      </w:r>
+    </w:p>
+    <w:p>
+      <w:pPr>
+        <w:pStyle w:val="Heading2"/>
+      </w:pPr>
+      <w:r>
+        <w:t>First supported question and optional hint</w:t>
+      </w:r>
+    </w:p>
+    <w:p>
+      <w:pPr>
+        <w:pStyle w:val="ListBullet"/>
+      </w:pPr>
+      <w:r>
+        <w:t>Govern data by purpose and access. A fictional project needs task scores and random participant codes, but not names.</w:t>
+      </w:r>
+    </w:p>
+    <w:p>
+      <w:pPr>
+        <w:pStyle w:val="Heading3"/>
+      </w:pPr>
+      <w:r>
+        <w:t>Practice 1: explain the deciding evidence</w:t>
+      </w:r>
+    </w:p>
+    <w:p>
+      <w:pPr>
+        <w:pStyle w:val="ListBullet"/>
+      </w:pPr>
+      <w:r>
+        <w:t>Which labelled step matches this detail? Apply the approved deletion schedule to both stores and listed copies.</w:t>
+      </w:r>
+    </w:p>
+    <w:p>
+      <w:pPr>
+        <w:pStyle w:val="ListBullet"/>
+      </w:pPr>
+      <w:r>
+        <w:t>1. Define retention</w:t>
+      </w:r>
+    </w:p>
+    <w:p>
+      <w:pPr>
+        <w:pStyle w:val="ListBullet"/>
+      </w:pPr>
+      <w:r>
+        <w:t>2. Separate tables</w:t>
+      </w:r>
+    </w:p>
+    <w:p>
+      <w:pPr>
+        <w:pStyle w:val="ListBullet"/>
+      </w:pPr>
+      <w:r>
+        <w:t>3. Limit access</w:t>
+      </w:r>
+    </w:p>
+    <w:p>
+      <w:pPr>
+        <w:pStyle w:val="Heading3"/>
+      </w:pPr>
+      <w:r>
+        <w:t>My selected conclusion, deciding fact and explanation</w:t>
+      </w:r>
+    </w:p>
+    <w:p>
+      <w:r>
+        <w:t>________________________________________________________________</w:t>
+      </w:r>
+    </w:p>
+    <w:p>
+      <w:r>
+        <w:t>________________________________________________________________</w:t>
+      </w:r>
+    </w:p>
+    <w:p>
+      <w:r>
+        <w:t>________________________________________________________________</w:t>
+      </w:r>
+    </w:p>
+    <w:p>
+      <w:r>
+        <w:t>________________________________________________________________</w:t>
+      </w:r>
+    </w:p>
+    <w:p>
+      <w:r>
+        <w:t>________________________________________________________________</w:t>
+      </w:r>
+    </w:p>
+    <w:p>
+      <w:pPr>
+        <w:pStyle w:val="ListBullet"/>
+      </w:pPr>
+      <w:r>
+        <w:t>Hint if needed: Read the steps in the pictorial case. Match the supplied detail to the stage that performs or records it.</w:t>
+      </w:r>
+    </w:p>
+    <w:p>
+      <w:pPr>
+        <w:pStyle w:val="Heading2"/>
+      </w:pPr>
+      <w:r>
+        <w:t>Check after the first attempt · reference / check after trying</w:t>
       </w:r>
     </w:p>
     <w:p>
@@ -3125,7 +4663,151 @@
         <w:rPr>
           <w:b w:val="0"/>
         </w:rPr>
-        <w:t xml:space="preserve">Close your notes. Explain this goal in your own words: Explain the </w:t>
+        <w:t>After your attempt, compare with the supported explanation: Define retention Apply the approved deletion schedule to both stores and listed copies.</w:t>
+      </w:r>
+    </w:p>
+    <w:p>
+      <w:pPr>
+        <w:spacing w:line="336" w:lineRule="auto" w:after="180"/>
+      </w:pPr>
+      <w:r>
+        <w:rPr>
+          <w:b/>
+        </w:rPr>
+        <w:t>Pseudonym</w:t>
+      </w:r>
+      <w:r>
+        <w:rPr>
+          <w:b w:val="0"/>
+        </w:rPr>
+        <w:t>ous codes reduce routine exposure but are not the same as irreversible anonymity. Governance specifies purpose, readers, locations and retention.</w:t>
+      </w:r>
+    </w:p>
+    <w:p>
+      <w:pPr>
+        <w:pStyle w:val="Heading2"/>
+      </w:pPr>
+      <w:r>
+        <w:t>Changed-case question and optional hint</w:t>
+      </w:r>
+    </w:p>
+    <w:p>
+      <w:pPr>
+        <w:pStyle w:val="Heading3"/>
+      </w:pPr>
+      <w:r>
+        <w:t>Practice 2: explain the deciding evidence</w:t>
+      </w:r>
+    </w:p>
+    <w:p>
+      <w:pPr>
+        <w:pStyle w:val="ListBullet"/>
+      </w:pPr>
+      <w:r>
+        <w:t>Changed-case practice: Publish the identity key with the analysis table. Which conclusion is supported by the supplied facts?</w:t>
+      </w:r>
+    </w:p>
+    <w:p>
+      <w:pPr>
+        <w:pStyle w:val="ListBullet"/>
+      </w:pPr>
+      <w:r>
+        <w:t>1. The records become directly linkable to names and breach this access design.</w:t>
+      </w:r>
+    </w:p>
+    <w:p>
+      <w:pPr>
+        <w:pStyle w:val="ListBullet"/>
+      </w:pPr>
+      <w:r>
+        <w:t>2. We can decide the result without examining the changed input or the procedure.</w:t>
+      </w:r>
+    </w:p>
+    <w:p>
+      <w:pPr>
+        <w:pStyle w:val="ListBullet"/>
+      </w:pPr>
+      <w:r>
+        <w:t>3. This one example guarantees correct results for every future input.</w:t>
+      </w:r>
+    </w:p>
+    <w:p>
+      <w:pPr>
+        <w:pStyle w:val="Heading3"/>
+      </w:pPr>
+      <w:r>
+        <w:t>My selected conclusion, deciding fact and explanation</w:t>
+      </w:r>
+    </w:p>
+    <w:p>
+      <w:r>
+        <w:t>________________________________________________________________</w:t>
+      </w:r>
+    </w:p>
+    <w:p>
+      <w:r>
+        <w:t>________________________________________________________________</w:t>
+      </w:r>
+    </w:p>
+    <w:p>
+      <w:r>
+        <w:t>________________________________________________________________</w:t>
+      </w:r>
+    </w:p>
+    <w:p>
+      <w:r>
+        <w:t>________________________________________________________________</w:t>
+      </w:r>
+    </w:p>
+    <w:p>
+      <w:r>
+        <w:t>________________________________________________________________</w:t>
+      </w:r>
+    </w:p>
+    <w:p>
+      <w:pPr>
+        <w:pStyle w:val="ListBullet"/>
+      </w:pPr>
+      <w:r>
+        <w:t>Hint if needed: Use the changed condition and the deciding step in the pictorial trace. The answer must say what follows from those facts.</w:t>
+      </w:r>
+    </w:p>
+    <w:p>
+      <w:pPr>
+        <w:pStyle w:val="Heading2"/>
+      </w:pPr>
+      <w:r>
+        <w:t>Check after the changed attempt · reference / check after trying</w:t>
+      </w:r>
+    </w:p>
+    <w:p>
+      <w:pPr>
+        <w:spacing w:line="336" w:lineRule="auto" w:after="180"/>
+      </w:pPr>
+      <w:r>
+        <w:rPr>
+          <w:b w:val="0"/>
+        </w:rPr>
+        <w:t>After your attempt, compare with the supported explanation: The records become directly linkable to names and breach this access design. Separation only helps while the linkage key remains restricted.</w:t>
+      </w:r>
+    </w:p>
+    <w:p>
+      <w:pPr>
+        <w:pStyle w:val="Heading2"/>
+      </w:pPr>
+      <w:r>
+        <w:t>Repair and retain the record</w:t>
+      </w:r>
+    </w:p>
+    <w:p>
+      <w:pPr>
+        <w:spacing w:line="336" w:lineRule="auto" w:after="180"/>
+      </w:pPr>
+      <w:r>
+        <w:rPr>
+          <w:b w:val="0"/>
+        </w:rPr>
+        <w:t xml:space="preserve">Review Research ethics and consent (ai-7/19). Goal: Explain the </w:t>
       </w:r>
       <w:r>
         <w:rPr>
@@ -3137,81 +4819,86 @@
         <w:rPr>
           <w:b w:val="0"/>
         </w:rPr>
-        <w:t xml:space="preserve"> and terminology of privacy and </w:t>
+        <w:t xml:space="preserve"> and terminology of research ethics and consent. Short practice: Identify which uses the drawing consent permits and excludes.</w:t>
+      </w:r>
+    </w:p>
+    <w:p>
+      <w:pPr>
+        <w:spacing w:line="336" w:lineRule="auto" w:after="180"/>
+      </w:pPr>
+      <w:r>
+        <w:rPr>
+          <w:b w:val="0"/>
+        </w:rPr>
+        <w:t>Can the unrelated project reuse the drawings under this agreement, and what new authorisation would be needed?. Return to this week and explain what you changed.</w:t>
+      </w:r>
+    </w:p>
+    <w:p>
+      <w:pPr>
+        <w:spacing w:line="336" w:lineRule="auto" w:after="180"/>
+      </w:pPr>
+      <w:r>
+        <w:rPr>
+          <w:b w:val="0"/>
+        </w:rPr>
+        <w:t xml:space="preserve">Review Sensitivity analysis (ai-7/17). Goal: Explain the </w:t>
       </w:r>
       <w:r>
         <w:rPr>
           <w:b/>
         </w:rPr>
-        <w:t>data governance</w:t>
-      </w:r>
-    </w:p>
-    <w:p>
-      <w:pPr>
-        <w:pStyle w:val="Heading3"/>
-      </w:pPr>
-      <w:r>
-        <w:t>My deciding step, evidence and one remaining question</w:t>
-      </w:r>
-    </w:p>
-    <w:p>
-      <w:r>
-        <w:t>________________________________________________________________</w:t>
-      </w:r>
-    </w:p>
-    <w:p>
-      <w:r>
-        <w:t>________________________________________________________________</w:t>
-      </w:r>
-    </w:p>
-    <w:p>
-      <w:r>
-        <w:t>________________________________________________________________</w:t>
-      </w:r>
-    </w:p>
-    <w:p>
-      <w:r>
-        <w:t>________________________________________________________________</w:t>
-      </w:r>
-    </w:p>
-    <w:p>
-      <w:r>
-        <w:t>________________________________________________________________</w:t>
-      </w:r>
-    </w:p>
-    <w:p>
-      <w:pPr>
-        <w:spacing w:line="336" w:lineRule="auto" w:after="180"/>
-      </w:pPr>
+        <w:t>mechanism</w:t>
+      </w:r>
       <w:r>
         <w:rPr>
           <w:b w:val="0"/>
         </w:rPr>
-        <w:t xml:space="preserve">If you are unsure, return to the worked picture and explain one arrow. If you are ready, change an </w:t>
+        <w:t xml:space="preserve"> and terminology of sensitivity analysis. Short practice: Classify 0.4, 0.6 and 0.8 at cutoffs 0.5, 0.7 and exactly 0.6.</w:t>
+      </w:r>
+    </w:p>
+    <w:p>
+      <w:pPr>
+        <w:spacing w:line="336" w:lineRule="auto" w:after="180"/>
+      </w:pPr>
+      <w:r>
+        <w:rPr>
+          <w:b w:val="0"/>
+        </w:rPr>
+        <w:t>Which equality rule decides the boundary, and can these unlabelled scores identify the best cutoff?. Return to this week and explain what you changed.</w:t>
+      </w:r>
+    </w:p>
+    <w:p>
+      <w:pPr>
+        <w:spacing w:line="336" w:lineRule="auto" w:after="180"/>
+      </w:pPr>
+      <w:r>
+        <w:rPr>
+          <w:b w:val="0"/>
+        </w:rPr>
+        <w:t xml:space="preserve">Review Statistical tests and assumptions (ai-7/14). Goal: Explain the </w:t>
       </w:r>
       <w:r>
         <w:rPr>
           <w:b/>
         </w:rPr>
-        <w:t>input</w:t>
+        <w:t>mechanism</w:t>
       </w:r>
       <w:r>
         <w:rPr>
           <w:b w:val="0"/>
         </w:rPr>
-        <w:t xml:space="preserve"> or assumption and justify your </w:t>
-      </w:r>
-      <w:r>
-        <w:rPr>
-          <w:b/>
-        </w:rPr>
-        <w:t>prediction</w:t>
-      </w:r>
+        <w:t xml:space="preserve"> and terminology of statistical tests and assumptions. Short practice: Calculate each paired difference and the observed sum.</w:t>
+      </w:r>
+    </w:p>
+    <w:p>
+      <w:pPr>
+        <w:spacing w:line="336" w:lineRule="auto" w:after="180"/>
+      </w:pPr>
       <w:r>
         <w:rPr>
           <w:b w:val="0"/>
         </w:rPr>
-        <w:t>.</w:t>
+        <w:t>Count null arrangements with absolute sum at least four, compute p, and explain the decision at threshold 0.05.. Return to this week and explain what you changed.</w:t>
       </w:r>
     </w:p>
     <w:p>
@@ -3222,7 +4909,7 @@
         <w:rPr>
           <w:b w:val="0"/>
         </w:rPr>
-        <w:t xml:space="preserve">Save your workbook </w:t>
+        <w:t xml:space="preserve">Use Download completed work in the hosted lesson to export your answers, reflections, practice feedback and code-run </w:t>
       </w:r>
       <w:r>
         <w:rPr>
@@ -3234,20 +4921,26 @@
         <w:rPr>
           <w:b w:val="0"/>
         </w:rPr>
-        <w:t>. At the next review, try a different case before opening your old answer.</w:t>
-      </w:r>
-    </w:p>
-    <w:p>
-      <w:pPr>
-        <w:pStyle w:val="Heading1"/>
-      </w:pPr>
-      <w:r>
-        <w:t>17. Supported practice, repair and portfolio</w:t>
-      </w:r>
-    </w:p>
-    <w:p>
-      <w:r>
-        <w:t>Attempt supported questions before using hints or feedback. Review a missing building block, then keep the completed work.</w:t>
+        <w:t>. Open the HTML copy to read or print it.</w:t>
+      </w:r>
+    </w:p>
+    <w:p>
+      <w:pPr>
+        <w:spacing w:line="336" w:lineRule="auto" w:after="180"/>
+      </w:pPr>
+      <w:r>
+        <w:rPr>
+          <w:b w:val="0"/>
+        </w:rPr>
+        <w:t>Drafts stay in this browser when storage is available; clear drafts on a shared device.</w:t>
+      </w:r>
+    </w:p>
+    <w:p>
+      <w:pPr>
+        <w:pStyle w:val="Heading2"/>
+      </w:pPr>
+      <w:r>
+        <w:t>Earlier wording, alternatives and picture transcripts · reference / check after trying</w:t>
       </w:r>
     </w:p>
     <w:p>
@@ -3263,68 +4956,10 @@
     </w:p>
     <w:p>
       <w:pPr>
-        <w:spacing w:line="336" w:lineRule="auto" w:after="180"/>
-      </w:pPr>
-      <w:r>
-        <w:rPr>
-          <w:b w:val="0"/>
-        </w:rPr>
-        <w:t>Govern data by purpose and access. A fictional project needs task scores and random participant codes, but not names.</w:t>
-      </w:r>
-    </w:p>
-    <w:p>
-      <w:pPr>
         <w:pStyle w:val="Heading3"/>
       </w:pPr>
       <w:r>
-        <w:t>Practice 1: explain the deciding evidence</w:t>
-      </w:r>
-    </w:p>
-    <w:p>
-      <w:pPr>
-        <w:spacing w:line="336" w:lineRule="auto" w:after="180"/>
-      </w:pPr>
-      <w:r>
-        <w:rPr>
-          <w:b w:val="0"/>
-        </w:rPr>
-        <w:t>Which labelled step matches this detail? Apply the approved deletion schedule to both stores and listed copies.</w:t>
-      </w:r>
-    </w:p>
-    <w:p>
-      <w:pPr>
-        <w:spacing w:line="336" w:lineRule="auto" w:after="180"/>
-        <w:shd w:fill="F4F9FC"/>
-      </w:pPr>
-      <w:r>
-        <w:rPr>
-          <w:b w:val="0"/>
-        </w:rPr>
-        <w:t>1. Define retention</w:t>
-      </w:r>
-    </w:p>
-    <w:p>
-      <w:pPr>
-        <w:spacing w:line="336" w:lineRule="auto" w:after="180"/>
-        <w:shd w:fill="F4F9FC"/>
-      </w:pPr>
-      <w:r>
-        <w:rPr>
-          <w:b w:val="0"/>
-        </w:rPr>
-        <w:t>2. Separate tables</w:t>
-      </w:r>
-    </w:p>
-    <w:p>
-      <w:pPr>
-        <w:spacing w:line="336" w:lineRule="auto" w:after="180"/>
-        <w:shd w:fill="F4F9FC"/>
-      </w:pPr>
-      <w:r>
-        <w:rPr>
-          <w:b w:val="0"/>
-        </w:rPr>
-        <w:t>3. Limit access</w:t>
+        <w:t>Repair a missing building block</w:t>
       </w:r>
     </w:p>
     <w:p>
@@ -3332,421 +4967,25 @@
         <w:pStyle w:val="Heading3"/>
       </w:pPr>
       <w:r>
-        <w:t>My selected conclusion, deciding fact and explanation</w:t>
-      </w:r>
-    </w:p>
-    <w:p>
-      <w:r>
-        <w:t>________________________________________________________________</w:t>
-      </w:r>
-    </w:p>
-    <w:p>
-      <w:r>
-        <w:t>________________________________________________________________</w:t>
-      </w:r>
-    </w:p>
-    <w:p>
-      <w:r>
-        <w:t>________________________________________________________________</w:t>
-      </w:r>
-    </w:p>
-    <w:p>
-      <w:r>
-        <w:t>________________________________________________________________</w:t>
-      </w:r>
-    </w:p>
-    <w:p>
-      <w:r>
-        <w:t>________________________________________________________________</w:t>
-      </w:r>
-    </w:p>
-    <w:p>
-      <w:pPr>
-        <w:pStyle w:val="Heading3"/>
-      </w:pPr>
-      <w:r>
-        <w:t>Hint · try first</w:t>
-      </w:r>
-    </w:p>
-    <w:p>
-      <w:pPr>
-        <w:spacing w:line="336" w:lineRule="auto" w:after="180"/>
-        <w:shd w:fill="F1F6F8"/>
-      </w:pPr>
-      <w:r>
-        <w:rPr>
-          <w:b w:val="0"/>
-        </w:rPr>
-        <w:t>Hint if needed: Read the steps in the pictorial case. Match the supplied detail to the stage that performs or records it.</w:t>
-      </w:r>
-    </w:p>
-    <w:p>
-      <w:pPr>
-        <w:pStyle w:val="Heading3"/>
-      </w:pPr>
-      <w:r>
-        <w:t>Feedback · compare after trying</w:t>
-      </w:r>
-    </w:p>
-    <w:p>
-      <w:pPr>
-        <w:spacing w:line="336" w:lineRule="auto" w:after="180"/>
-        <w:shd w:fill="F1F6FC"/>
-      </w:pPr>
-      <w:r>
-        <w:rPr>
-          <w:b w:val="0"/>
-        </w:rPr>
-        <w:t>After your attempt, compare with the supported explanation: Define retention Apply the approved deletion schedule to both stores and listed copies.</w:t>
-      </w:r>
-    </w:p>
-    <w:p>
-      <w:pPr>
-        <w:spacing w:line="336" w:lineRule="auto" w:after="180"/>
-        <w:shd w:fill="F1F6FC"/>
-      </w:pPr>
-      <w:r>
-        <w:rPr>
-          <w:b/>
-        </w:rPr>
-        <w:t>Pseudonym</w:t>
-      </w:r>
-      <w:r>
-        <w:rPr>
-          <w:b w:val="0"/>
-        </w:rPr>
-        <w:t>ous codes reduce routine exposure but are not the same as irreversible anonymity. Governance specifies purpose, readers, locations and retention.</w:t>
-      </w:r>
-    </w:p>
-    <w:p>
-      <w:pPr>
-        <w:pStyle w:val="Heading3"/>
-      </w:pPr>
-      <w:r>
-        <w:t>Practice 2: explain the deciding evidence</w:t>
-      </w:r>
-    </w:p>
-    <w:p>
-      <w:pPr>
-        <w:pStyle w:val="Heading3"/>
-      </w:pPr>
-      <w:r>
-        <w:t>Changed case · predict first</w:t>
-      </w:r>
-    </w:p>
-    <w:p>
-      <w:pPr>
-        <w:spacing w:line="336" w:lineRule="auto" w:after="180"/>
-        <w:shd w:fill="F5F1FB"/>
-      </w:pPr>
-      <w:r>
-        <w:rPr>
-          <w:b w:val="0"/>
-        </w:rPr>
-        <w:t>Changed-case practice: Publish the identity key with the analysis table. Which conclusion is supported by the supplied facts?</w:t>
-      </w:r>
-    </w:p>
-    <w:p>
-      <w:pPr>
-        <w:spacing w:line="336" w:lineRule="auto" w:after="180"/>
-        <w:shd w:fill="F4F9FC"/>
-      </w:pPr>
-      <w:r>
-        <w:rPr>
-          <w:b w:val="0"/>
-        </w:rPr>
-        <w:t>1. The records become directly linkable to names and breach this access design.</w:t>
-      </w:r>
-    </w:p>
-    <w:p>
-      <w:pPr>
-        <w:spacing w:line="336" w:lineRule="auto" w:after="180"/>
-        <w:shd w:fill="F4F9FC"/>
-      </w:pPr>
-      <w:r>
-        <w:rPr>
-          <w:b w:val="0"/>
-        </w:rPr>
-        <w:t xml:space="preserve">2. We can decide the result without examining the changed </w:t>
-      </w:r>
-      <w:r>
-        <w:rPr>
-          <w:b/>
-        </w:rPr>
-        <w:t>input</w:t>
-      </w:r>
-      <w:r>
-        <w:rPr>
-          <w:b w:val="0"/>
-        </w:rPr>
-        <w:t xml:space="preserve"> or the procedure.</w:t>
-      </w:r>
-    </w:p>
-    <w:p>
-      <w:pPr>
-        <w:spacing w:line="336" w:lineRule="auto" w:after="180"/>
-        <w:shd w:fill="F4F9FC"/>
-      </w:pPr>
-      <w:r>
-        <w:rPr>
-          <w:b w:val="0"/>
-        </w:rPr>
-        <w:t xml:space="preserve">3. This one example guarantees correct results for every future </w:t>
-      </w:r>
-      <w:r>
-        <w:rPr>
-          <w:b/>
-        </w:rPr>
-        <w:t>input</w:t>
-      </w:r>
-      <w:r>
-        <w:rPr>
-          <w:b w:val="0"/>
-        </w:rPr>
-        <w:t>.</w:t>
-      </w:r>
-    </w:p>
-    <w:p>
-      <w:pPr>
-        <w:pStyle w:val="Heading3"/>
-      </w:pPr>
-      <w:r>
-        <w:t>My selected conclusion, deciding fact and explanation</w:t>
-      </w:r>
-    </w:p>
-    <w:p>
-      <w:r>
-        <w:t>________________________________________________________________</w:t>
-      </w:r>
-    </w:p>
-    <w:p>
-      <w:r>
-        <w:t>________________________________________________________________</w:t>
-      </w:r>
-    </w:p>
-    <w:p>
-      <w:r>
-        <w:t>________________________________________________________________</w:t>
-      </w:r>
-    </w:p>
-    <w:p>
-      <w:r>
-        <w:t>________________________________________________________________</w:t>
-      </w:r>
-    </w:p>
-    <w:p>
-      <w:r>
-        <w:t>________________________________________________________________</w:t>
-      </w:r>
-    </w:p>
-    <w:p>
-      <w:pPr>
-        <w:pStyle w:val="Heading3"/>
-      </w:pPr>
-      <w:r>
-        <w:t>Hint · try first</w:t>
-      </w:r>
-    </w:p>
-    <w:p>
-      <w:pPr>
-        <w:spacing w:line="336" w:lineRule="auto" w:after="180"/>
-        <w:shd w:fill="F1F6F8"/>
-      </w:pPr>
-      <w:r>
-        <w:rPr>
-          <w:b w:val="0"/>
-        </w:rPr>
-        <w:t>Hint if needed: Use the changed condition and the deciding step in the pictorial trace. The answer must say what follows from those facts.</w:t>
-      </w:r>
-    </w:p>
-    <w:p>
-      <w:pPr>
-        <w:pStyle w:val="Heading3"/>
-      </w:pPr>
-      <w:r>
-        <w:t>Feedback · compare after trying</w:t>
-      </w:r>
-    </w:p>
-    <w:p>
-      <w:pPr>
-        <w:spacing w:line="336" w:lineRule="auto" w:after="180"/>
-        <w:shd w:fill="F1F6FC"/>
-      </w:pPr>
-      <w:r>
-        <w:rPr>
-          <w:b w:val="0"/>
-        </w:rPr>
-        <w:t>After your attempt, compare with the supported explanation: The records become directly linkable to names and breach this access design. Separation only helps while the linkage key remains restricted.</w:t>
-      </w:r>
-    </w:p>
-    <w:p>
-      <w:pPr>
-        <w:pStyle w:val="Heading3"/>
-      </w:pPr>
-      <w:r>
-        <w:t>Repair a missing building block</w:t>
-      </w:r>
-    </w:p>
-    <w:p>
-      <w:pPr>
-        <w:spacing w:line="336" w:lineRule="auto" w:after="180"/>
-      </w:pPr>
-      <w:r>
-        <w:rPr>
-          <w:b w:val="0"/>
-        </w:rPr>
-        <w:t xml:space="preserve">Review Research ethics and consent (ai-7/19). Goal: Explain the </w:t>
-      </w:r>
-      <w:r>
-        <w:rPr>
-          <w:b/>
-        </w:rPr>
-        <w:t>mechanism</w:t>
-      </w:r>
-      <w:r>
-        <w:rPr>
-          <w:b w:val="0"/>
-        </w:rPr>
-        <w:t xml:space="preserve"> and terminology of research ethics and consent. Short practice: Identify which uses the drawing consent permits and excludes.</w:t>
-      </w:r>
-    </w:p>
-    <w:p>
-      <w:pPr>
-        <w:spacing w:line="336" w:lineRule="auto" w:after="180"/>
-      </w:pPr>
-      <w:r>
-        <w:rPr>
-          <w:b w:val="0"/>
-        </w:rPr>
-        <w:t>Can the unrelated project reuse the drawings under this agreement, and what new authorisation would be needed?. Return to this week and explain what you changed.</w:t>
-      </w:r>
-    </w:p>
-    <w:p>
-      <w:pPr>
-        <w:spacing w:line="336" w:lineRule="auto" w:after="180"/>
-      </w:pPr>
-      <w:r>
-        <w:rPr>
-          <w:b w:val="0"/>
-        </w:rPr>
-        <w:t xml:space="preserve">Review Sensitivity analysis (ai-7/17). Goal: Explain the </w:t>
-      </w:r>
-      <w:r>
-        <w:rPr>
-          <w:b/>
-        </w:rPr>
-        <w:t>mechanism</w:t>
-      </w:r>
-      <w:r>
-        <w:rPr>
-          <w:b w:val="0"/>
-        </w:rPr>
-        <w:t xml:space="preserve"> and terminology of sensitivity analysis. Short practice: Classify 0.4, 0.6 and 0.8 at cutoffs 0.5, 0.7 and exactly 0.6.</w:t>
-      </w:r>
-    </w:p>
-    <w:p>
-      <w:pPr>
-        <w:spacing w:line="336" w:lineRule="auto" w:after="180"/>
-      </w:pPr>
-      <w:r>
-        <w:rPr>
-          <w:b w:val="0"/>
-        </w:rPr>
-        <w:t>Which equality rule decides the boundary, and can these unlabelled scores identify the best cutoff?. Return to this week and explain what you changed.</w:t>
-      </w:r>
-    </w:p>
-    <w:p>
-      <w:pPr>
-        <w:spacing w:line="336" w:lineRule="auto" w:after="180"/>
-      </w:pPr>
-      <w:r>
-        <w:rPr>
-          <w:b w:val="0"/>
-        </w:rPr>
-        <w:t xml:space="preserve">Review Statistical tests and assumptions (ai-7/14). Goal: Explain the </w:t>
-      </w:r>
-      <w:r>
-        <w:rPr>
-          <w:b/>
-        </w:rPr>
-        <w:t>mechanism</w:t>
-      </w:r>
-      <w:r>
-        <w:rPr>
-          <w:b w:val="0"/>
-        </w:rPr>
-        <w:t xml:space="preserve"> and terminology of statistical tests and assumptions. Short practice: Calculate each paired difference and the observed sum.</w:t>
-      </w:r>
-    </w:p>
-    <w:p>
-      <w:pPr>
-        <w:spacing w:line="336" w:lineRule="auto" w:after="180"/>
-      </w:pPr>
-      <w:r>
-        <w:rPr>
-          <w:b w:val="0"/>
-        </w:rPr>
-        <w:t>Count null arrangements with absolute sum at least four, compute p, and explain the decision at threshold 0.05.. Return to this week and explain what you changed.</w:t>
-      </w:r>
-    </w:p>
-    <w:p>
-      <w:pPr>
-        <w:pStyle w:val="Heading3"/>
-      </w:pPr>
-      <w:r>
         <w:t>Keep your completed work</w:t>
       </w:r>
     </w:p>
     <w:p>
       <w:pPr>
-        <w:spacing w:line="336" w:lineRule="auto" w:after="180"/>
-      </w:pPr>
-      <w:r>
-        <w:rPr>
-          <w:b w:val="0"/>
-        </w:rPr>
-        <w:t xml:space="preserve">Use Download completed work in the hosted lesson to export your answers, reflections, practice feedback and code-run </w:t>
-      </w:r>
-      <w:r>
-        <w:rPr>
-          <w:b/>
-        </w:rPr>
-        <w:t>evidence</w:t>
-      </w:r>
-      <w:r>
-        <w:rPr>
-          <w:b w:val="0"/>
-        </w:rPr>
-        <w:t>. Open the HTML copy to read or print it.</w:t>
-      </w:r>
-    </w:p>
-    <w:p>
-      <w:pPr>
-        <w:spacing w:line="336" w:lineRule="auto" w:after="180"/>
-      </w:pPr>
-      <w:r>
-        <w:rPr>
-          <w:b w:val="0"/>
-        </w:rPr>
-        <w:t>Drafts stay in this browser when storage is available; clear drafts on a shared device.</w:t>
-      </w:r>
-    </w:p>
-    <w:p>
-      <w:pPr>
         <w:pStyle w:val="Heading1"/>
       </w:pPr>
       <w:r>
-        <w:t>18. Visual concept journey</w:t>
-      </w:r>
-    </w:p>
-    <w:p>
-      <w:r>
-        <w:t>Explain each Privacy and data governance graphic using its labels, deciding evidence and relevant limitation.</w:t>
-      </w:r>
-    </w:p>
-    <w:p>
-      <w:pPr>
-        <w:pStyle w:val="Heading3"/>
+        <w:t>18. Reference · Six-picture concept journey</w:t>
+      </w:r>
+    </w:p>
+    <w:p>
+      <w:r>
+        <w:t>Choose the picture that supports the current explanation.</w:t>
+      </w:r>
+    </w:p>
+    <w:p>
+      <w:pPr>
+        <w:pStyle w:val="Heading2"/>
       </w:pPr>
       <w:r>
         <w:t>01. Privacy and data governance: the case</w:t>
@@ -3757,7 +4996,7 @@
         <w:drawing>
           <wp:inline xmlns:a="http://schemas.openxmlformats.org/drawingml/2006/main" xmlns:pic="http://schemas.openxmlformats.org/drawingml/2006/picture">
             <wp:extent cx="5486400" cy="2834640"/>
-            <wp:docPr id="2" name="Picture 2" descr="Govern data by purpose and access. A fictional project needs task scores and random participant codes, but not names. Supplied facts: The analysis table holds codes and scores. A separate restricted key links codes to names only for authorised withdrawal handling."/>
+            <wp:docPr id="5" name="Picture 5" descr="Govern data by purpose and access. A fictional project needs task scores and random participant codes, but not names. Supplied facts: The analysis table holds codes and scores. A separate restricted key links codes to names only for authorised withdrawal handling."/>
             <wp:cNvGraphicFramePr>
               <a:graphicFrameLocks noChangeAspect="1"/>
             </wp:cNvGraphicFramePr>
@@ -3769,7 +5008,7 @@
                     <pic:cNvPicPr/>
                   </pic:nvPicPr>
                   <pic:blipFill>
-                    <a:blip r:embed="rId10"/>
+                    <a:blip r:embed="rId13"/>
                     <a:stretch>
                       <a:fillRect/>
                     </a:stretch>
@@ -3813,7 +5052,6 @@
     <w:p>
       <w:pPr>
         <w:spacing w:line="336" w:lineRule="auto" w:after="180"/>
-        <w:shd w:fill="F5F1FB"/>
       </w:pPr>
       <w:r>
         <w:rPr>
@@ -3824,7 +5062,7 @@
     </w:p>
     <w:p>
       <w:pPr>
-        <w:pStyle w:val="Heading3"/>
+        <w:pStyle w:val="Heading2"/>
       </w:pPr>
       <w:r>
         <w:t>02. Follow the deciding steps</w:t>
@@ -3835,7 +5073,7 @@
         <w:drawing>
           <wp:inline xmlns:a="http://schemas.openxmlformats.org/drawingml/2006/main" xmlns:pic="http://schemas.openxmlformats.org/drawingml/2006/picture">
             <wp:extent cx="5486400" cy="3182112"/>
-            <wp:docPr id="3" name="Picture 3" descr="Separate tables: Keep analysis records apart from the identity key. → Limit access: Analysts receive scores and codes, not the name linkage. → Define retention: Apply the approved deletion schedule to both stores and listed copies."/>
+            <wp:docPr id="6" name="Picture 6" descr="Separate tables: Keep analysis records apart from the identity key. → Limit access: Analysts receive scores and codes, not the name linkage. → Define retention: Apply the approved deletion schedule to both stores and listed copies."/>
             <wp:cNvGraphicFramePr>
               <a:graphicFrameLocks noChangeAspect="1"/>
             </wp:cNvGraphicFramePr>
@@ -3847,7 +5085,7 @@
                     <pic:cNvPicPr/>
                   </pic:nvPicPr>
                   <pic:blipFill>
-                    <a:blip r:embed="rId11"/>
+                    <a:blip r:embed="rId10"/>
                     <a:stretch>
                       <a:fillRect/>
                     </a:stretch>
@@ -3880,7 +5118,6 @@
     <w:p>
       <w:pPr>
         <w:spacing w:line="336" w:lineRule="auto" w:after="180"/>
-        <w:shd w:fill="F5F1FB"/>
       </w:pPr>
       <w:r>
         <w:rPr>
@@ -3903,7 +5140,7 @@
     </w:p>
     <w:p>
       <w:pPr>
-        <w:pStyle w:val="Heading3"/>
+        <w:pStyle w:val="Heading2"/>
       </w:pPr>
       <w:r>
         <w:t>03. Keep analysis records separate from the identity key</w:t>
@@ -3914,7 +5151,7 @@
         <w:drawing>
           <wp:inline xmlns:a="http://schemas.openxmlformats.org/drawingml/2006/main" xmlns:pic="http://schemas.openxmlformats.org/drawingml/2006/picture">
             <wp:extent cx="5486400" cy="3520440"/>
-            <wp:docPr id="4" name="Picture 4" descr="Analysts receive random participant codes and scores. A separate restricted key links codes to names only for authorised withdrawal handling. Keeping the key restricted reduces exposure; it does not guarantee anonymity."/>
+            <wp:docPr id="7" name="Picture 7" descr="Analysts receive random participant codes and scores. A separate restricted key links codes to names only for authorised withdrawal handling. Keeping the key restricted reduces exposure; it does not guarantee anonymity."/>
             <wp:cNvGraphicFramePr>
               <a:graphicFrameLocks noChangeAspect="1"/>
             </wp:cNvGraphicFramePr>
@@ -3926,7 +5163,7 @@
                     <pic:cNvPicPr/>
                   </pic:nvPicPr>
                   <pic:blipFill>
-                    <a:blip r:embed="rId12"/>
+                    <a:blip r:embed="rId14"/>
                     <a:stretch>
                       <a:fillRect/>
                     </a:stretch>
@@ -3959,7 +5196,6 @@
     <w:p>
       <w:pPr>
         <w:spacing w:line="336" w:lineRule="auto" w:after="180"/>
-        <w:shd w:fill="F5F1FB"/>
       </w:pPr>
       <w:r>
         <w:rPr>
@@ -3970,7 +5206,7 @@
     </w:p>
     <w:p>
       <w:pPr>
-        <w:pStyle w:val="Heading3"/>
+        <w:pStyle w:val="Heading2"/>
       </w:pPr>
       <w:r>
         <w:t>04. Change one thing. Trace what follows.</w:t>
@@ -3981,7 +5217,7 @@
         <w:drawing>
           <wp:inline xmlns:a="http://schemas.openxmlformats.org/drawingml/2006/main" xmlns:pic="http://schemas.openxmlformats.org/drawingml/2006/picture">
             <wp:extent cx="5486400" cy="3026664"/>
-            <wp:docPr id="5" name="Picture 5" descr="Original case: Apply the approved deletion schedule to both stores and listed copies. Changed condition: Publish the identity key with the analysis table. Expected result: The records become directly linkable to names and breach this access design. Reason: Separation only helps while the linkage key remains restricted."/>
+            <wp:docPr id="8" name="Picture 8" descr="Original case: Apply the approved deletion schedule to both stores and listed copies. Changed condition: Publish the identity key with the analysis table. Expected result: The records become directly linkable to names and breach this access design. Reason: Separation only helps while the linkage key remains restricted."/>
             <wp:cNvGraphicFramePr>
               <a:graphicFrameLocks noChangeAspect="1"/>
             </wp:cNvGraphicFramePr>
@@ -3993,7 +5229,7 @@
                     <pic:cNvPicPr/>
                   </pic:nvPicPr>
                   <pic:blipFill>
-                    <a:blip r:embed="rId13"/>
+                    <a:blip r:embed="rId11"/>
                     <a:stretch>
                       <a:fillRect/>
                     </a:stretch>
@@ -4037,7 +5273,6 @@
     <w:p>
       <w:pPr>
         <w:spacing w:line="336" w:lineRule="auto" w:after="180"/>
-        <w:shd w:fill="F5F1FB"/>
       </w:pPr>
       <w:r>
         <w:rPr>
@@ -4048,7 +5283,7 @@
     </w:p>
     <w:p>
       <w:pPr>
-        <w:pStyle w:val="Heading3"/>
+        <w:pStyle w:val="Heading2"/>
       </w:pPr>
       <w:r>
         <w:t>05. Connect the explanation to its limit</w:t>
@@ -4059,7 +5294,7 @@
         <w:drawing>
           <wp:inline xmlns:a="http://schemas.openxmlformats.org/drawingml/2006/main" xmlns:pic="http://schemas.openxmlformats.org/drawingml/2006/picture">
             <wp:extent cx="5486400" cy="2834640"/>
-            <wp:docPr id="6" name="Picture 6" descr="Pseudonymous codes reduce routine exposure but are not the same as irreversible anonymity. Governance specifies purpose, readers, locations and retention. Limit: Small groups or unusual records may still be identifiable without names; evaluate re-identification risk."/>
+            <wp:docPr id="9" name="Picture 9" descr="Pseudonymous codes reduce routine exposure but are not the same as irreversible anonymity. Governance specifies purpose, readers, locations and retention. Limit: Small groups or unusual records may still be identifiable without names; evaluate re-identification risk."/>
             <wp:cNvGraphicFramePr>
               <a:graphicFrameLocks noChangeAspect="1"/>
             </wp:cNvGraphicFramePr>
@@ -4071,7 +5306,7 @@
                     <pic:cNvPicPr/>
                   </pic:nvPicPr>
                   <pic:blipFill>
-                    <a:blip r:embed="rId14"/>
+                    <a:blip r:embed="rId15"/>
                     <a:stretch>
                       <a:fillRect/>
                     </a:stretch>
@@ -4121,7 +5356,6 @@
     <w:p>
       <w:pPr>
         <w:spacing w:line="336" w:lineRule="auto" w:after="180"/>
-        <w:shd w:fill="F5F1FB"/>
       </w:pPr>
       <w:r>
         <w:rPr>
@@ -4132,7 +5366,7 @@
     </w:p>
     <w:p>
       <w:pPr>
-        <w:pStyle w:val="Heading3"/>
+        <w:pStyle w:val="Heading2"/>
       </w:pPr>
       <w:r>
         <w:t>06. Make the idea visible in your project</w:t>
@@ -4143,7 +5377,7 @@
         <w:drawing>
           <wp:inline xmlns:a="http://schemas.openxmlformats.org/drawingml/2006/main" xmlns:pic="http://schemas.openxmlformats.org/drawingml/2006/picture">
             <wp:extent cx="5486400" cy="3681984"/>
-            <wp:docPr id="7" name="Picture 7" descr="For the Reproducible AI Research Study, retain an annotated worked trace and the changed-case reasoning. Connect the claim to its records, units and assumptions so another investigator can challenge or reproduce it. Draw your input, deciding step, result and limit. Supported question: Point to the analysis table and the restricted identity key. Why are the codes pseudonymous rather than guaranteed anonymous, and what changes if the key is published?"/>
+            <wp:docPr id="10" name="Picture 10" descr="For the Reproducible AI Research Study, retain an annotated worked trace and the changed-case reasoning. Connect the claim to its records, units and assumptions so another investigator can challenge or reproduce it. Draw your input, deciding step, result and limit. Supported question: Point to the analysis table and the restricted identity key. Why are the codes pseudonymous rather than guaranteed anonymous, and what changes if the key is published?"/>
             <wp:cNvGraphicFramePr>
               <a:graphicFrameLocks noChangeAspect="1"/>
             </wp:cNvGraphicFramePr>
@@ -4155,7 +5389,7 @@
                     <pic:cNvPicPr/>
                   </pic:nvPicPr>
                   <pic:blipFill>
-                    <a:blip r:embed="rId15"/>
+                    <a:blip r:embed="rId16"/>
                     <a:stretch>
                       <a:fillRect/>
                     </a:stretch>
@@ -4234,7 +5468,6 @@
     <w:p>
       <w:pPr>
         <w:spacing w:line="336" w:lineRule="auto" w:after="180"/>
-        <w:shd w:fill="F5F1FB"/>
       </w:pPr>
       <w:r>
         <w:rPr>
@@ -4253,6 +5486,62 @@
           <w:b w:val="0"/>
         </w:rPr>
         <w:t>.</w:t>
+      </w:r>
+    </w:p>
+    <w:p>
+      <w:pPr>
+        <w:pStyle w:val="Heading2"/>
+      </w:pPr>
+      <w:r>
+        <w:t>Earlier wording, alternatives and picture transcripts · reference / check after trying</w:t>
+      </w:r>
+    </w:p>
+    <w:p>
+      <w:pPr>
+        <w:pStyle w:val="Heading3"/>
+      </w:pPr>
+      <w:r>
+        <w:t>01. Privacy and data governance: the case</w:t>
+      </w:r>
+    </w:p>
+    <w:p>
+      <w:pPr>
+        <w:pStyle w:val="Heading3"/>
+      </w:pPr>
+      <w:r>
+        <w:t>02. Follow the deciding steps</w:t>
+      </w:r>
+    </w:p>
+    <w:p>
+      <w:pPr>
+        <w:pStyle w:val="Heading3"/>
+      </w:pPr>
+      <w:r>
+        <w:t>03. Keep analysis records separate from the identity key</w:t>
+      </w:r>
+    </w:p>
+    <w:p>
+      <w:pPr>
+        <w:pStyle w:val="Heading3"/>
+      </w:pPr>
+      <w:r>
+        <w:t>04. Change one thing. Trace what follows.</w:t>
+      </w:r>
+    </w:p>
+    <w:p>
+      <w:pPr>
+        <w:pStyle w:val="Heading3"/>
+      </w:pPr>
+      <w:r>
+        <w:t>05. Connect the explanation to its limit</w:t>
+      </w:r>
+    </w:p>
+    <w:p>
+      <w:pPr>
+        <w:pStyle w:val="Heading3"/>
+      </w:pPr>
+      <w:r>
+        <w:t>06. Make the idea visible in your project</w:t>
       </w:r>
     </w:p>
     <w:sectPr>
